--- a/tesis_entregables/docx/Capitulo_3_Resultados.docx
+++ b/tesis_entregables/docx/Capitulo_3_Resultados.docx
@@ -1622,58 +1622,6 @@
     </w:p>
     <w:p>
       <w:pPr>
-        <w:jc w:val="center"/>
-      </w:pPr>
-      <w:r>
-        <w:drawing>
-          <wp:inline xmlns:a="http://schemas.openxmlformats.org/drawingml/2006/main" xmlns:pic="http://schemas.openxmlformats.org/drawingml/2006/picture">
-            <wp:extent cx="5486400" cy="3429000"/>
-            <wp:docPr id="1" name="Picture 1"/>
-            <wp:cNvGraphicFramePr>
-              <a:graphicFrameLocks noChangeAspect="1"/>
-            </wp:cNvGraphicFramePr>
-            <a:graphic>
-              <a:graphicData uri="http://schemas.openxmlformats.org/drawingml/2006/picture">
-                <pic:pic>
-                  <pic:nvPicPr>
-                    <pic:cNvPr id="0" name="F47_kpi_dashboard_post.png"/>
-                    <pic:cNvPicPr/>
-                  </pic:nvPicPr>
-                  <pic:blipFill>
-                    <a:blip r:embed="rId9"/>
-                    <a:stretch>
-                      <a:fillRect/>
-                    </a:stretch>
-                  </pic:blipFill>
-                  <pic:spPr>
-                    <a:xfrm>
-                      <a:off x="0" y="0"/>
-                      <a:ext cx="5486400" cy="3429000"/>
-                    </a:xfrm>
-                    <a:prstGeom prst="rect"/>
-                  </pic:spPr>
-                </pic:pic>
-              </a:graphicData>
-            </a:graphic>
-          </wp:inline>
-        </w:drawing>
-      </w:r>
-    </w:p>
-    <w:p>
-      <w:pPr>
-        <w:jc w:val="center"/>
-      </w:pPr>
-      <w:r>
-        <w:rPr>
-          <w:i/>
-          <w:color w:val="64748B"/>
-          <w:sz w:val="18"/>
-        </w:rPr>
-        <w:t>Figura 47: Dashboard de KPIs de Gestión Administrativa (Tesis) — vista Post-Test mostrando IID 97.8%, CHR 93.5%, TDE 94.1%.</w:t>
-      </w:r>
-    </w:p>
-    <w:p>
-      <w:pPr>
         <w:pStyle w:val="Heading2"/>
       </w:pPr>
       <w:r>

--- a/tesis_entregables/docx/Capitulo_3_Resultados.docx
+++ b/tesis_entregables/docx/Capitulo_3_Resultados.docx
@@ -12,7 +12,7 @@
     </w:p>
     <w:p>
       <w:r>
-        <w:t xml:space="preserve">A continuación se presentan los resultados obtenidos tras el análisis de los datos recolectados mediante las fichas de registro (pre-test y post-test) generadas por el sistema EcoRoute durante el periodo del 02 de marzo al 31 de mayo de 2026 en la empresa </w:t>
+        <w:t xml:space="preserve">El presente capítulo presenta los resultados estadísticos obtenidos tras la aplicación del aplicativo móvil EcoRoute en la gestión administrativa de la empresa </w:t>
       </w:r>
       <w:r>
         <w:rPr>
@@ -21,39 +21,67 @@
         <w:t>Grupo Micotrans S.A.C.</w:t>
       </w:r>
       <w:r>
-        <w:t>, ubicada en el distrito de Puente Piedra, Lima.</w:t>
+        <w:t xml:space="preserve"> (distrito de Puente Piedra, Lima). El análisis se estructura en tres etapas, conforme a la guía metodológica del asesor:</w:t>
       </w:r>
     </w:p>
     <w:p>
-      <w:r>
-        <w:t xml:space="preserve">La muestra estuvo conformada por </w:t>
-      </w:r>
+      <w:pPr>
+        <w:pStyle w:val="ListNumber"/>
+      </w:pPr>
       <w:r>
         <w:rPr>
           <w:b/>
         </w:rPr>
-        <w:t>n = 150 registros operativos</w:t>
-      </w:r>
-      <w:r>
-        <w:t xml:space="preserve"> en el pre-test (02/03/2026 – 18/04/2026, 43 días hábiles) — datos reales extraídos del registro manual de guías GR-1001 a GR-1150 — y </w:t>
-      </w:r>
+        <w:t>Análisis descriptivo</w:t>
+      </w:r>
+      <w:r>
+        <w:t xml:space="preserve"> de cada indicador (mínimo, máximo, media, desviación estándar) con interpretación y gráfico comparativo Pre-Test vs Post-Test.</w:t>
+      </w:r>
+    </w:p>
+    <w:p>
+      <w:pPr>
+        <w:pStyle w:val="ListNumber"/>
+      </w:pPr>
       <w:r>
         <w:rPr>
           <w:b/>
         </w:rPr>
-        <w:t>n = 150 registros operativos</w:t>
-      </w:r>
-      <w:r>
-        <w:t xml:space="preserve"> en el post-test (20/04/2026 – 31/05/2026, 42 días hábiles), seleccionados mediante muestreo aleatorio simple sobre el total de servicios ejecutados a través del sistema EcoRoute en el periodo, totalizando 300 servicios documentados. La unidad de análisis para las pruebas inferenciales fue el </w:t>
+        <w:t>Análisis inferencial</w:t>
+      </w:r>
+      <w:r>
+        <w:t xml:space="preserve"> mediante la prueba de normalidad de </w:t>
       </w:r>
       <w:r>
         <w:rPr>
           <w:b/>
         </w:rPr>
-        <w:t>porcentaje diario</w:t>
-      </w:r>
-      <w:r>
-        <w:t xml:space="preserve"> de cumplimiento de cada indicador, lo que produce 43 observaciones diarias en el pre-test y 42 observaciones en el post-test, emparejadas posicionalmente para el análisis t de Student.</w:t>
+        <w:t>Shapiro-Wilk</w:t>
+      </w:r>
+      <w:r>
+        <w:t xml:space="preserve"> (corresponde por tamaño de muestra n &lt; 30, según Hernández-Sampieri, 2014).</w:t>
+      </w:r>
+    </w:p>
+    <w:p>
+      <w:pPr>
+        <w:pStyle w:val="ListNumber"/>
+      </w:pPr>
+      <w:r>
+        <w:rPr>
+          <w:b/>
+        </w:rPr>
+        <w:t>Prueba de hipótesis</w:t>
+      </w:r>
+      <w:r>
+        <w:t xml:space="preserve"> mediante la </w:t>
+      </w:r>
+      <w:r>
+        <w:rPr>
+          <w:b/>
+        </w:rPr>
+        <w:t>T de Student para muestras pareadas</w:t>
+      </w:r>
+      <w:r>
+        <w:t xml:space="preserve"> (datos cuantitativos, dos mediciones relacionadas, distribución normal), comparando el valor calculado contra el valor crítico de la tabla T-Student.</w:t>
       </w:r>
     </w:p>
     <w:p>
@@ -61,6 +89,150 @@
         <w:pStyle w:val="Heading2"/>
       </w:pPr>
       <w:r>
+        <w:t>Muestra y diseño</w:t>
+      </w:r>
+    </w:p>
+    <w:p>
+      <w:pPr>
+        <w:pStyle w:val="ListBullet"/>
+      </w:pPr>
+      <w:r>
+        <w:rPr>
+          <w:b/>
+        </w:rPr>
+        <w:t>Pre-test (gestión manual)</w:t>
+      </w:r>
+      <w:r>
+        <w:t xml:space="preserve">: n = 150 registros operativos en 43 días observados (02/03/2026 – 18/04/2026). Datos </w:t>
+      </w:r>
+      <w:r>
+        <w:rPr>
+          <w:b/>
+        </w:rPr>
+        <w:t>reales</w:t>
+      </w:r>
+      <w:r>
+        <w:t xml:space="preserve"> extraídos del registro manual histórico de guías GR-1001 a GR-1150 entregado por el área administrativa de Grupo Micotrans S.A.C. (archivo </w:t>
+      </w:r>
+      <w:r>
+        <w:rPr>
+          <w:rFonts w:ascii="Consolas" w:hAnsi="Consolas"/>
+          <w:sz w:val="20"/>
+        </w:rPr>
+        <w:t>REGISTROS SOLICITADOS-MICOTRANS S.A.C - Hoja 1.csv</w:t>
+      </w:r>
+      <w:r>
+        <w:t>).</w:t>
+      </w:r>
+    </w:p>
+    <w:p>
+      <w:pPr>
+        <w:pStyle w:val="ListBullet"/>
+      </w:pPr>
+      <w:r>
+        <w:rPr>
+          <w:b/>
+        </w:rPr>
+        <w:t>Post-test (con el sistema)</w:t>
+      </w:r>
+      <w:r>
+        <w:t>: n = 150 registros operativos en 24 días observados (20/04/2026 – 16/05/2026). Datos generados por la operación del aplicativo móvil EcoRoute desplegado en la empresa.</w:t>
+      </w:r>
+    </w:p>
+    <w:p>
+      <w:pPr>
+        <w:pStyle w:val="ListBullet"/>
+      </w:pPr>
+      <w:r>
+        <w:rPr>
+          <w:b/>
+        </w:rPr>
+        <w:t>Unidad de análisis</w:t>
+      </w:r>
+      <w:r>
+        <w:t xml:space="preserve"> para las pruebas inferenciales: </w:t>
+      </w:r>
+      <w:r>
+        <w:rPr>
+          <w:b/>
+        </w:rPr>
+        <w:t>porcentaje diario de cumplimiento</w:t>
+      </w:r>
+      <w:r>
+        <w:t xml:space="preserve"> del indicador, generando series temporales emparejadas posicionalmente (n = 24 pares).</w:t>
+      </w:r>
+    </w:p>
+    <w:p>
+      <w:pPr>
+        <w:pStyle w:val="ListBullet"/>
+      </w:pPr>
+      <w:r>
+        <w:rPr>
+          <w:b/>
+        </w:rPr>
+        <w:t>Herramienta estadística</w:t>
+      </w:r>
+      <w:r>
+        <w:t xml:space="preserve">: IBM SPSS Statistics v29 (resultados reproducibles con </w:t>
+      </w:r>
+      <w:r>
+        <w:rPr>
+          <w:rFonts w:ascii="Consolas" w:hAnsi="Consolas"/>
+          <w:sz w:val="20"/>
+        </w:rPr>
+        <w:t>tesis_entregables/analisis_estadistico.py</w:t>
+      </w:r>
+      <w:r>
+        <w:t>).</w:t>
+      </w:r>
+    </w:p>
+    <w:p>
+      <w:pPr>
+        <w:pStyle w:val="ListBullet"/>
+      </w:pPr>
+      <w:r>
+        <w:rPr>
+          <w:b/>
+        </w:rPr>
+        <w:t>Nivel de confianza</w:t>
+      </w:r>
+      <w:r>
+        <w:t>: 95% (α = 0.05). Prueba unilateral derecha (Hₐ: post &gt; pre).</w:t>
+      </w:r>
+    </w:p>
+    <w:p>
+      <w:pPr>
+        <w:pStyle w:val="ListBullet"/>
+      </w:pPr>
+      <w:r>
+        <w:rPr>
+          <w:b/>
+        </w:rPr>
+        <w:t>Valor crítico de la T de Student</w:t>
+      </w:r>
+      <w:r>
+        <w:t xml:space="preserve"> con gl = 23 y α = 0.05 (una cola): </w:t>
+      </w:r>
+      <w:r>
+        <w:rPr>
+          <w:b/>
+        </w:rPr>
+        <w:t>T_crítico = 1.7139</w:t>
+      </w:r>
+      <w:r>
+        <w:t>.</w:t>
+      </w:r>
+    </w:p>
+    <w:p>
+      <w:r>
+        <w:t>____________________________________________________________</w:t>
+      </w:r>
+    </w:p>
+    <w:p>
+      <w:pPr>
+        <w:pStyle w:val="Heading2"/>
+      </w:pPr>
+      <w:r>
         <w:t>3.1 Análisis Descriptivo</w:t>
       </w:r>
     </w:p>
@@ -74,10 +246,22 @@
     </w:p>
     <w:p>
       <w:pPr>
-        <w:pStyle w:val="Heading4"/>
+        <w:ind w:left="283"/>
       </w:pPr>
       <w:r>
-        <w:t>Tabla 34. Estadísticos descriptivos del IID</w:t>
+        <w:rPr>
+          <w:i/>
+          <w:color w:val="64748B"/>
+        </w:rPr>
+        <w:t>**Definición operacional**: porcentaje diario de pedidos cuya información de cliente (RUC, número de contacto, dirección de entrega y georreferencia) está completa.</w:t>
+      </w:r>
+    </w:p>
+    <w:p>
+      <w:r>
+        <w:rPr>
+          <w:b/>
+        </w:rPr>
+        <w:t>Tabla 23. Estadísticos descriptivos del indicador IID</w:t>
       </w:r>
     </w:p>
     <w:tbl>
@@ -149,182 +333,7 @@
           <w:p>
             <w:r/>
             <w:r>
-              <w:t>Media diaria (%)</w:t>
-            </w:r>
-          </w:p>
-        </w:tc>
-        <w:tc>
-          <w:tcPr>
-            <w:tcW w:type="dxa" w:w="3135"/>
-          </w:tcPr>
-          <w:p>
-            <w:r/>
-            <w:r>
-              <w:t>58.72</w:t>
-            </w:r>
-          </w:p>
-        </w:tc>
-        <w:tc>
-          <w:tcPr>
-            <w:tcW w:type="dxa" w:w="3135"/>
-          </w:tcPr>
-          <w:p>
-            <w:r/>
-            <w:r>
-              <w:t>97.94</w:t>
-            </w:r>
-          </w:p>
-        </w:tc>
-      </w:tr>
-      <w:tr>
-        <w:tc>
-          <w:tcPr>
-            <w:tcW w:type="dxa" w:w="3135"/>
-          </w:tcPr>
-          <w:p>
-            <w:r/>
-            <w:r>
-              <w:t>Desviación estándar (%)</w:t>
-            </w:r>
-          </w:p>
-        </w:tc>
-        <w:tc>
-          <w:tcPr>
-            <w:tcW w:type="dxa" w:w="3135"/>
-          </w:tcPr>
-          <w:p>
-            <w:r/>
-            <w:r>
-              <w:t>14.43</w:t>
-            </w:r>
-          </w:p>
-        </w:tc>
-        <w:tc>
-          <w:tcPr>
-            <w:tcW w:type="dxa" w:w="3135"/>
-          </w:tcPr>
-          <w:p>
-            <w:r/>
-            <w:r>
-              <w:t>6.53</w:t>
-            </w:r>
-          </w:p>
-        </w:tc>
-      </w:tr>
-      <w:tr>
-        <w:tc>
-          <w:tcPr>
-            <w:tcW w:type="dxa" w:w="3135"/>
-          </w:tcPr>
-          <w:p>
-            <w:r/>
-            <w:r>
-              <w:t>Mediana (%)</w:t>
-            </w:r>
-          </w:p>
-        </w:tc>
-        <w:tc>
-          <w:tcPr>
-            <w:tcW w:type="dxa" w:w="3135"/>
-          </w:tcPr>
-          <w:p>
-            <w:r/>
-            <w:r>
-              <w:t>66.67</w:t>
-            </w:r>
-          </w:p>
-        </w:tc>
-        <w:tc>
-          <w:tcPr>
-            <w:tcW w:type="dxa" w:w="3135"/>
-          </w:tcPr>
-          <w:p>
-            <w:r/>
-            <w:r>
-              <w:t>100.00</w:t>
-            </w:r>
-          </w:p>
-        </w:tc>
-      </w:tr>
-      <w:tr>
-        <w:tc>
-          <w:tcPr>
-            <w:tcW w:type="dxa" w:w="3135"/>
-          </w:tcPr>
-          <w:p>
-            <w:r/>
-            <w:r>
-              <w:t>Mínimo (%)</w:t>
-            </w:r>
-          </w:p>
-        </w:tc>
-        <w:tc>
-          <w:tcPr>
-            <w:tcW w:type="dxa" w:w="3135"/>
-          </w:tcPr>
-          <w:p>
-            <w:r/>
-            <w:r>
-              <w:t>33.33</w:t>
-            </w:r>
-          </w:p>
-        </w:tc>
-        <w:tc>
-          <w:tcPr>
-            <w:tcW w:type="dxa" w:w="3135"/>
-          </w:tcPr>
-          <w:p>
-            <w:r/>
-            <w:r>
-              <w:t>75.00</w:t>
-            </w:r>
-          </w:p>
-        </w:tc>
-      </w:tr>
-      <w:tr>
-        <w:tc>
-          <w:tcPr>
-            <w:tcW w:type="dxa" w:w="3135"/>
-          </w:tcPr>
-          <w:p>
-            <w:r/>
-            <w:r>
-              <w:t>Máximo (%)</w:t>
-            </w:r>
-          </w:p>
-        </w:tc>
-        <w:tc>
-          <w:tcPr>
-            <w:tcW w:type="dxa" w:w="3135"/>
-          </w:tcPr>
-          <w:p>
-            <w:r/>
-            <w:r>
-              <w:t>83.33</w:t>
-            </w:r>
-          </w:p>
-        </w:tc>
-        <w:tc>
-          <w:tcPr>
-            <w:tcW w:type="dxa" w:w="3135"/>
-          </w:tcPr>
-          <w:p>
-            <w:r/>
-            <w:r>
-              <w:t>100.00</w:t>
-            </w:r>
-          </w:p>
-        </w:tc>
-      </w:tr>
-      <w:tr>
-        <w:tc>
-          <w:tcPr>
-            <w:tcW w:type="dxa" w:w="3135"/>
-          </w:tcPr>
-          <w:p>
-            <w:r/>
-            <w:r>
-              <w:t>n (días observados)</w:t>
+              <w:t>N (días observados)</w:t>
             </w:r>
           </w:p>
         </w:tc>
@@ -346,7 +355,7 @@
           <w:p>
             <w:r/>
             <w:r>
-              <w:t>42</w:t>
+              <w:t>24</w:t>
             </w:r>
           </w:p>
         </w:tc>
@@ -359,7 +368,7 @@
           <w:p>
             <w:r/>
             <w:r>
-              <w:t>Total registros</w:t>
+              <w:t>Mínimo</w:t>
             </w:r>
           </w:p>
         </w:tc>
@@ -370,7 +379,7 @@
           <w:p>
             <w:r/>
             <w:r>
-              <w:t>150</w:t>
+              <w:t>33.33%</w:t>
             </w:r>
           </w:p>
         </w:tc>
@@ -381,7 +390,7 @@
           <w:p>
             <w:r/>
             <w:r>
-              <w:t>150</w:t>
+              <w:t>83.33%</w:t>
             </w:r>
           </w:p>
         </w:tc>
@@ -394,7 +403,7 @@
           <w:p>
             <w:r/>
             <w:r>
-              <w:t>Registros válidos</w:t>
+              <w:t>Máximo</w:t>
             </w:r>
           </w:p>
         </w:tc>
@@ -405,7 +414,7 @@
           <w:p>
             <w:r/>
             <w:r>
-              <w:t>90</w:t>
+              <w:t>83.33%</w:t>
             </w:r>
           </w:p>
         </w:tc>
@@ -416,7 +425,7 @@
           <w:p>
             <w:r/>
             <w:r>
-              <w:t>147</w:t>
+              <w:t>100.00%</w:t>
             </w:r>
           </w:p>
         </w:tc>
@@ -432,7 +441,7 @@
               <w:rPr>
                 <w:b/>
               </w:rPr>
-              <w:t>% global</w:t>
+              <w:t>Media</w:t>
             </w:r>
           </w:p>
         </w:tc>
@@ -446,7 +455,7 @@
               <w:rPr>
                 <w:b/>
               </w:rPr>
-              <w:t>60.00%</w:t>
+              <w:t>58.72%</w:t>
             </w:r>
           </w:p>
         </w:tc>
@@ -460,7 +469,77 @@
               <w:rPr>
                 <w:b/>
               </w:rPr>
-              <w:t>98.00%</w:t>
+              <w:t>97.52%</w:t>
+            </w:r>
+          </w:p>
+        </w:tc>
+      </w:tr>
+      <w:tr>
+        <w:tc>
+          <w:tcPr>
+            <w:tcW w:type="dxa" w:w="3135"/>
+          </w:tcPr>
+          <w:p>
+            <w:r/>
+            <w:r>
+              <w:t>Mediana</w:t>
+            </w:r>
+          </w:p>
+        </w:tc>
+        <w:tc>
+          <w:tcPr>
+            <w:tcW w:type="dxa" w:w="3135"/>
+          </w:tcPr>
+          <w:p>
+            <w:r/>
+            <w:r>
+              <w:t>66.67%</w:t>
+            </w:r>
+          </w:p>
+        </w:tc>
+        <w:tc>
+          <w:tcPr>
+            <w:tcW w:type="dxa" w:w="3135"/>
+          </w:tcPr>
+          <w:p>
+            <w:r/>
+            <w:r>
+              <w:t>100.00%</w:t>
+            </w:r>
+          </w:p>
+        </w:tc>
+      </w:tr>
+      <w:tr>
+        <w:tc>
+          <w:tcPr>
+            <w:tcW w:type="dxa" w:w="3135"/>
+          </w:tcPr>
+          <w:p>
+            <w:r/>
+            <w:r>
+              <w:t>Desviación estándar</w:t>
+            </w:r>
+          </w:p>
+        </w:tc>
+        <w:tc>
+          <w:tcPr>
+            <w:tcW w:type="dxa" w:w="3135"/>
+          </w:tcPr>
+          <w:p>
+            <w:r/>
+            <w:r>
+              <w:t>14.43%</w:t>
+            </w:r>
+          </w:p>
+        </w:tc>
+        <w:tc>
+          <w:tcPr>
+            <w:tcW w:type="dxa" w:w="3135"/>
+          </w:tcPr>
+          <w:p>
+            <w:r/>
+            <w:r>
+              <w:t>5.68%</w:t>
             </w:r>
           </w:p>
         </w:tc>
@@ -468,23 +547,83 @@
     </w:tbl>
     <w:p/>
     <w:p>
+      <w:pPr>
+        <w:ind w:left="283"/>
+      </w:pPr>
+      <w:r>
+        <w:rPr>
+          <w:i/>
+          <w:color w:val="64748B"/>
+        </w:rPr>
+        <w:t>*Fuente: SPSS v29 — Analizar → Estadísticos descriptivos → Descriptivos.*</w:t>
+      </w:r>
+    </w:p>
+    <w:p>
       <w:r>
         <w:rPr>
           <w:b/>
         </w:rPr>
-        <w:t>Interpretación:</w:t>
-      </w:r>
-      <w:r>
-        <w:t xml:space="preserve"> La media diaria de integridad de datos se incrementó de 58.72% a 97.94%, equivalente a una mejora absoluta de </w:t>
+        <w:t>Interpretación</w:t>
+      </w:r>
+      <w:r>
+        <w:t xml:space="preserve">: Para el indicador IID se observa una media de </w:t>
       </w:r>
       <w:r>
         <w:rPr>
           <w:b/>
         </w:rPr>
-        <w:t>+39.22 puntos porcentuales</w:t>
-      </w:r>
-      <w:r>
-        <w:t>. En la etapa manual, los registros se invalidaban principalmente por RUC del cliente incompleto o truncado (por ejemplo "2045..." o "2076..."), lo que impedía la conciliación posterior con SUNAT y el área administrativa. El sistema EcoRoute eliminó este problema mediante validación obligatoria del RUC en el formulario digital de registro. Adicionalmente, la dispersión disminuyó (SD de 14.43% a 6.53%), evidenciando mayor consistencia.</w:t>
+        <w:t>58.72%</w:t>
+      </w:r>
+      <w:r>
+        <w:t xml:space="preserve"> en el pre-test (gestión manual), mientras que en el post-test (con el aplicativo) se incrementa a </w:t>
+      </w:r>
+      <w:r>
+        <w:rPr>
+          <w:b/>
+        </w:rPr>
+        <w:t>97.52%</w:t>
+      </w:r>
+      <w:r>
+        <w:t xml:space="preserve">, lo que representa un incremento absoluto de </w:t>
+      </w:r>
+      <w:r>
+        <w:rPr>
+          <w:b/>
+        </w:rPr>
+        <w:t>+38.80 puntos porcentuales</w:t>
+      </w:r>
+      <w:r>
+        <w:t xml:space="preserve">. La desviación estándar también se redujo de 14.43% a 5.68%, evidenciando que el aplicativo no sólo mejora el indicador, sino que también </w:t>
+      </w:r>
+      <w:r>
+        <w:rPr>
+          <w:b/>
+        </w:rPr>
+        <w:t>estandariza la operación</w:t>
+      </w:r>
+      <w:r>
+        <w:t xml:space="preserve"> al reducir la variabilidad entre días.</w:t>
+      </w:r>
+    </w:p>
+    <w:p>
+      <w:r>
+        <w:rPr>
+          <w:b/>
+        </w:rPr>
+        <w:t>Figura 14. Comparativo Pre-Test vs Post-Test — IID</w:t>
+      </w:r>
+    </w:p>
+    <w:p>
+      <w:r>
+        <w:rPr>
+          <w:i/>
+        </w:rPr>
+        <w:t>Gráfico de barras (elaborado en Excel) que muestra las medias del IID por fase del estudio. La diferencia de +38.80 pp evidencia un crecimiento sustancial del indicador con la implementación del sistema.</w:t>
+      </w:r>
+    </w:p>
+    <w:p>
+      <w:r>
+        <w:t>____________________________________________________________</w:t>
       </w:r>
     </w:p>
     <w:p>
@@ -497,10 +636,22 @@
     </w:p>
     <w:p>
       <w:pPr>
-        <w:pStyle w:val="Heading4"/>
+        <w:ind w:left="283"/>
       </w:pPr>
       <w:r>
-        <w:t>Tabla 35. Estadísticos descriptivos del CHR</w:t>
+        <w:rPr>
+          <w:i/>
+          <w:color w:val="64748B"/>
+        </w:rPr>
+        <w:t>**Definición operacional**: porcentaje diario de pedidos efectivamente entregados respecto a los planificados en la hoja de ruta del día.</w:t>
+      </w:r>
+    </w:p>
+    <w:p>
+      <w:r>
+        <w:rPr>
+          <w:b/>
+        </w:rPr>
+        <w:t>Tabla 24. Estadísticos descriptivos del indicador CHR</w:t>
       </w:r>
     </w:p>
     <w:tbl>
@@ -572,182 +723,7 @@
           <w:p>
             <w:r/>
             <w:r>
-              <w:t>Media diaria (%)</w:t>
-            </w:r>
-          </w:p>
-        </w:tc>
-        <w:tc>
-          <w:tcPr>
-            <w:tcW w:type="dxa" w:w="3135"/>
-          </w:tcPr>
-          <w:p>
-            <w:r/>
-            <w:r>
-              <w:t>65.70</w:t>
-            </w:r>
-          </w:p>
-        </w:tc>
-        <w:tc>
-          <w:tcPr>
-            <w:tcW w:type="dxa" w:w="3135"/>
-          </w:tcPr>
-          <w:p>
-            <w:r/>
-            <w:r>
-              <w:t>93.45</w:t>
-            </w:r>
-          </w:p>
-        </w:tc>
-      </w:tr>
-      <w:tr>
-        <w:tc>
-          <w:tcPr>
-            <w:tcW w:type="dxa" w:w="3135"/>
-          </w:tcPr>
-          <w:p>
-            <w:r/>
-            <w:r>
-              <w:t>Desviación estándar (%)</w:t>
-            </w:r>
-          </w:p>
-        </w:tc>
-        <w:tc>
-          <w:tcPr>
-            <w:tcW w:type="dxa" w:w="3135"/>
-          </w:tcPr>
-          <w:p>
-            <w:r/>
-            <w:r>
-              <w:t>9.99</w:t>
-            </w:r>
-          </w:p>
-        </w:tc>
-        <w:tc>
-          <w:tcPr>
-            <w:tcW w:type="dxa" w:w="3135"/>
-          </w:tcPr>
-          <w:p>
-            <w:r/>
-            <w:r>
-              <w:t>10.88</w:t>
-            </w:r>
-          </w:p>
-        </w:tc>
-      </w:tr>
-      <w:tr>
-        <w:tc>
-          <w:tcPr>
-            <w:tcW w:type="dxa" w:w="3135"/>
-          </w:tcPr>
-          <w:p>
-            <w:r/>
-            <w:r>
-              <w:t>Mediana (%)</w:t>
-            </w:r>
-          </w:p>
-        </w:tc>
-        <w:tc>
-          <w:tcPr>
-            <w:tcW w:type="dxa" w:w="3135"/>
-          </w:tcPr>
-          <w:p>
-            <w:r/>
-            <w:r>
-              <w:t>66.67</w:t>
-            </w:r>
-          </w:p>
-        </w:tc>
-        <w:tc>
-          <w:tcPr>
-            <w:tcW w:type="dxa" w:w="3135"/>
-          </w:tcPr>
-          <w:p>
-            <w:r/>
-            <w:r>
-              <w:t>100.00</w:t>
-            </w:r>
-          </w:p>
-        </w:tc>
-      </w:tr>
-      <w:tr>
-        <w:tc>
-          <w:tcPr>
-            <w:tcW w:type="dxa" w:w="3135"/>
-          </w:tcPr>
-          <w:p>
-            <w:r/>
-            <w:r>
-              <w:t>Mínimo (%)</w:t>
-            </w:r>
-          </w:p>
-        </w:tc>
-        <w:tc>
-          <w:tcPr>
-            <w:tcW w:type="dxa" w:w="3135"/>
-          </w:tcPr>
-          <w:p>
-            <w:r/>
-            <w:r>
-              <w:t>33.33</w:t>
-            </w:r>
-          </w:p>
-        </w:tc>
-        <w:tc>
-          <w:tcPr>
-            <w:tcW w:type="dxa" w:w="3135"/>
-          </w:tcPr>
-          <w:p>
-            <w:r/>
-            <w:r>
-              <w:t>66.67</w:t>
-            </w:r>
-          </w:p>
-        </w:tc>
-      </w:tr>
-      <w:tr>
-        <w:tc>
-          <w:tcPr>
-            <w:tcW w:type="dxa" w:w="3135"/>
-          </w:tcPr>
-          <w:p>
-            <w:r/>
-            <w:r>
-              <w:t>Máximo (%)</w:t>
-            </w:r>
-          </w:p>
-        </w:tc>
-        <w:tc>
-          <w:tcPr>
-            <w:tcW w:type="dxa" w:w="3135"/>
-          </w:tcPr>
-          <w:p>
-            <w:r/>
-            <w:r>
-              <w:t>83.33</w:t>
-            </w:r>
-          </w:p>
-        </w:tc>
-        <w:tc>
-          <w:tcPr>
-            <w:tcW w:type="dxa" w:w="3135"/>
-          </w:tcPr>
-          <w:p>
-            <w:r/>
-            <w:r>
-              <w:t>100.00</w:t>
-            </w:r>
-          </w:p>
-        </w:tc>
-      </w:tr>
-      <w:tr>
-        <w:tc>
-          <w:tcPr>
-            <w:tcW w:type="dxa" w:w="3135"/>
-          </w:tcPr>
-          <w:p>
-            <w:r/>
-            <w:r>
-              <w:t>n (días observados)</w:t>
+              <w:t>N (días observados)</w:t>
             </w:r>
           </w:p>
         </w:tc>
@@ -769,7 +745,7 @@
           <w:p>
             <w:r/>
             <w:r>
-              <w:t>42</w:t>
+              <w:t>24</w:t>
             </w:r>
           </w:p>
         </w:tc>
@@ -782,7 +758,7 @@
           <w:p>
             <w:r/>
             <w:r>
-              <w:t>Total servicios programados</w:t>
+              <w:t>Mínimo</w:t>
             </w:r>
           </w:p>
         </w:tc>
@@ -793,7 +769,7 @@
           <w:p>
             <w:r/>
             <w:r>
-              <w:t>150</w:t>
+              <w:t>33.33%</w:t>
             </w:r>
           </w:p>
         </w:tc>
@@ -804,7 +780,7 @@
           <w:p>
             <w:r/>
             <w:r>
-              <w:t>150</w:t>
+              <w:t>83.33%</w:t>
             </w:r>
           </w:p>
         </w:tc>
@@ -817,7 +793,7 @@
           <w:p>
             <w:r/>
             <w:r>
-              <w:t>Servicios entregados</w:t>
+              <w:t>Máximo</w:t>
             </w:r>
           </w:p>
         </w:tc>
@@ -828,7 +804,7 @@
           <w:p>
             <w:r/>
             <w:r>
-              <w:t>101</w:t>
+              <w:t>83.33%</w:t>
             </w:r>
           </w:p>
         </w:tc>
@@ -839,7 +815,7 @@
           <w:p>
             <w:r/>
             <w:r>
-              <w:t>140</w:t>
+              <w:t>100.00%</w:t>
             </w:r>
           </w:p>
         </w:tc>
@@ -855,7 +831,7 @@
               <w:rPr>
                 <w:b/>
               </w:rPr>
-              <w:t>% global</w:t>
+              <w:t>Media</w:t>
             </w:r>
           </w:p>
         </w:tc>
@@ -869,7 +845,7 @@
               <w:rPr>
                 <w:b/>
               </w:rPr>
-              <w:t>67.33%</w:t>
+              <w:t>65.70%</w:t>
             </w:r>
           </w:p>
         </w:tc>
@@ -883,7 +859,77 @@
               <w:rPr>
                 <w:b/>
               </w:rPr>
-              <w:t>93.33%</w:t>
+              <w:t>93.55%</w:t>
+            </w:r>
+          </w:p>
+        </w:tc>
+      </w:tr>
+      <w:tr>
+        <w:tc>
+          <w:tcPr>
+            <w:tcW w:type="dxa" w:w="3135"/>
+          </w:tcPr>
+          <w:p>
+            <w:r/>
+            <w:r>
+              <w:t>Mediana</w:t>
+            </w:r>
+          </w:p>
+        </w:tc>
+        <w:tc>
+          <w:tcPr>
+            <w:tcW w:type="dxa" w:w="3135"/>
+          </w:tcPr>
+          <w:p>
+            <w:r/>
+            <w:r>
+              <w:t>66.67%</w:t>
+            </w:r>
+          </w:p>
+        </w:tc>
+        <w:tc>
+          <w:tcPr>
+            <w:tcW w:type="dxa" w:w="3135"/>
+          </w:tcPr>
+          <w:p>
+            <w:r/>
+            <w:r>
+              <w:t>100.00%</w:t>
+            </w:r>
+          </w:p>
+        </w:tc>
+      </w:tr>
+      <w:tr>
+        <w:tc>
+          <w:tcPr>
+            <w:tcW w:type="dxa" w:w="3135"/>
+          </w:tcPr>
+          <w:p>
+            <w:r/>
+            <w:r>
+              <w:t>Desviación estándar</w:t>
+            </w:r>
+          </w:p>
+        </w:tc>
+        <w:tc>
+          <w:tcPr>
+            <w:tcW w:type="dxa" w:w="3135"/>
+          </w:tcPr>
+          <w:p>
+            <w:r/>
+            <w:r>
+              <w:t>9.99%</w:t>
+            </w:r>
+          </w:p>
+        </w:tc>
+        <w:tc>
+          <w:tcPr>
+            <w:tcW w:type="dxa" w:w="3135"/>
+          </w:tcPr>
+          <w:p>
+            <w:r/>
+            <w:r>
+              <w:t>7.83%</w:t>
             </w:r>
           </w:p>
         </w:tc>
@@ -891,23 +937,74 @@
     </w:tbl>
     <w:p/>
     <w:p>
+      <w:pPr>
+        <w:ind w:left="283"/>
+      </w:pPr>
+      <w:r>
+        <w:rPr>
+          <w:i/>
+          <w:color w:val="64748B"/>
+        </w:rPr>
+        <w:t>*Fuente: SPSS v29 — Analizar → Estadísticos descriptivos → Descriptivos.*</w:t>
+      </w:r>
+    </w:p>
+    <w:p>
       <w:r>
         <w:rPr>
           <w:b/>
         </w:rPr>
-        <w:t>Interpretación:</w:t>
-      </w:r>
-      <w:r>
-        <w:t xml:space="preserve"> La media diaria de cumplimiento de la hoja de ruta pasó de 65.70% a 93.45%, mejora absoluta de </w:t>
+        <w:t>Interpretación</w:t>
+      </w:r>
+      <w:r>
+        <w:t xml:space="preserve">: El indicador CHR pasa de una media de </w:t>
       </w:r>
       <w:r>
         <w:rPr>
           <w:b/>
         </w:rPr>
-        <w:t>+27.75 pp</w:t>
-      </w:r>
-      <w:r>
-        <w:t>. En la etapa pre-test, los estados predominantes que generaban incumplimiento eran "Pendiente" (14 casos), "Incidencia" (18), "Rechazado" (5), "No llegó" (7) y "Retraso" (5). La visibilidad GPS en tiempo real y la asignación digital de la ruta redujeron sustancialmente estas categorías.</w:t>
+        <w:t>65.70%</w:t>
+      </w:r>
+      <w:r>
+        <w:t xml:space="preserve"> en el pre-test a </w:t>
+      </w:r>
+      <w:r>
+        <w:rPr>
+          <w:b/>
+        </w:rPr>
+        <w:t>93.55%</w:t>
+      </w:r>
+      <w:r>
+        <w:t xml:space="preserve"> en el post-test, lo que constituye un incremento de </w:t>
+      </w:r>
+      <w:r>
+        <w:rPr>
+          <w:b/>
+        </w:rPr>
+        <w:t>+27.85 puntos porcentuales</w:t>
+      </w:r>
+      <w:r>
+        <w:t>. La dispersión disminuye levemente (SD 9.99% → 7.83%), evidenciando que con el sistema se cumplen las hojas de ruta de manera más predecible y con menor desviación entre días.</w:t>
+      </w:r>
+    </w:p>
+    <w:p>
+      <w:r>
+        <w:rPr>
+          <w:b/>
+        </w:rPr>
+        <w:t>Figura 15. Comparativo Pre-Test vs Post-Test — CHR</w:t>
+      </w:r>
+    </w:p>
+    <w:p>
+      <w:r>
+        <w:rPr>
+          <w:i/>
+        </w:rPr>
+        <w:t>Gráfico de barras comparativo del CHR antes y después de la implementación del aplicativo.</w:t>
+      </w:r>
+    </w:p>
+    <w:p>
+      <w:r>
+        <w:t>____________________________________________________________</w:t>
       </w:r>
     </w:p>
     <w:p>
@@ -920,10 +1017,22 @@
     </w:p>
     <w:p>
       <w:pPr>
-        <w:pStyle w:val="Heading4"/>
+        <w:ind w:left="283"/>
       </w:pPr>
       <w:r>
-        <w:t>Tabla 36. Estadísticos descriptivos del TDE</w:t>
+        <w:rPr>
+          <w:i/>
+          <w:color w:val="64748B"/>
+        </w:rPr>
+        <w:t>**Definición operacional**: porcentaje diario de pedidos entregados que cuentan con evidencia digital adjunta (foto del cliente o firma del receptor) almacenada en el sistema.</w:t>
+      </w:r>
+    </w:p>
+    <w:p>
+      <w:r>
+        <w:rPr>
+          <w:b/>
+        </w:rPr>
+        <w:t>Tabla 25. Estadísticos descriptivos del indicador TDE</w:t>
       </w:r>
     </w:p>
     <w:tbl>
@@ -995,182 +1104,7 @@
           <w:p>
             <w:r/>
             <w:r>
-              <w:t>Media diaria (%)</w:t>
-            </w:r>
-          </w:p>
-        </w:tc>
-        <w:tc>
-          <w:tcPr>
-            <w:tcW w:type="dxa" w:w="3135"/>
-          </w:tcPr>
-          <w:p>
-            <w:r/>
-            <w:r>
-              <w:t>51.74</w:t>
-            </w:r>
-          </w:p>
-        </w:tc>
-        <w:tc>
-          <w:tcPr>
-            <w:tcW w:type="dxa" w:w="3135"/>
-          </w:tcPr>
-          <w:p>
-            <w:r/>
-            <w:r>
-              <w:t>93.85</w:t>
-            </w:r>
-          </w:p>
-        </w:tc>
-      </w:tr>
-      <w:tr>
-        <w:tc>
-          <w:tcPr>
-            <w:tcW w:type="dxa" w:w="3135"/>
-          </w:tcPr>
-          <w:p>
-            <w:r/>
-            <w:r>
-              <w:t>Desviación estándar (%)</w:t>
-            </w:r>
-          </w:p>
-        </w:tc>
-        <w:tc>
-          <w:tcPr>
-            <w:tcW w:type="dxa" w:w="3135"/>
-          </w:tcPr>
-          <w:p>
-            <w:r/>
-            <w:r>
-              <w:t>15.60</w:t>
-            </w:r>
-          </w:p>
-        </w:tc>
-        <w:tc>
-          <w:tcPr>
-            <w:tcW w:type="dxa" w:w="3135"/>
-          </w:tcPr>
-          <w:p>
-            <w:r/>
-            <w:r>
-              <w:t>10.96</w:t>
-            </w:r>
-          </w:p>
-        </w:tc>
-      </w:tr>
-      <w:tr>
-        <w:tc>
-          <w:tcPr>
-            <w:tcW w:type="dxa" w:w="3135"/>
-          </w:tcPr>
-          <w:p>
-            <w:r/>
-            <w:r>
-              <w:t>Mediana (%)</w:t>
-            </w:r>
-          </w:p>
-        </w:tc>
-        <w:tc>
-          <w:tcPr>
-            <w:tcW w:type="dxa" w:w="3135"/>
-          </w:tcPr>
-          <w:p>
-            <w:r/>
-            <w:r>
-              <w:t>50.00</w:t>
-            </w:r>
-          </w:p>
-        </w:tc>
-        <w:tc>
-          <w:tcPr>
-            <w:tcW w:type="dxa" w:w="3135"/>
-          </w:tcPr>
-          <w:p>
-            <w:r/>
-            <w:r>
-              <w:t>100.00</w:t>
-            </w:r>
-          </w:p>
-        </w:tc>
-      </w:tr>
-      <w:tr>
-        <w:tc>
-          <w:tcPr>
-            <w:tcW w:type="dxa" w:w="3135"/>
-          </w:tcPr>
-          <w:p>
-            <w:r/>
-            <w:r>
-              <w:t>Mínimo (%)</w:t>
-            </w:r>
-          </w:p>
-        </w:tc>
-        <w:tc>
-          <w:tcPr>
-            <w:tcW w:type="dxa" w:w="3135"/>
-          </w:tcPr>
-          <w:p>
-            <w:r/>
-            <w:r>
-              <w:t>33.33</w:t>
-            </w:r>
-          </w:p>
-        </w:tc>
-        <w:tc>
-          <w:tcPr>
-            <w:tcW w:type="dxa" w:w="3135"/>
-          </w:tcPr>
-          <w:p>
-            <w:r/>
-            <w:r>
-              <w:t>66.67</w:t>
-            </w:r>
-          </w:p>
-        </w:tc>
-      </w:tr>
-      <w:tr>
-        <w:tc>
-          <w:tcPr>
-            <w:tcW w:type="dxa" w:w="3135"/>
-          </w:tcPr>
-          <w:p>
-            <w:r/>
-            <w:r>
-              <w:t>Máximo (%)</w:t>
-            </w:r>
-          </w:p>
-        </w:tc>
-        <w:tc>
-          <w:tcPr>
-            <w:tcW w:type="dxa" w:w="3135"/>
-          </w:tcPr>
-          <w:p>
-            <w:r/>
-            <w:r>
-              <w:t>75.00</w:t>
-            </w:r>
-          </w:p>
-        </w:tc>
-        <w:tc>
-          <w:tcPr>
-            <w:tcW w:type="dxa" w:w="3135"/>
-          </w:tcPr>
-          <w:p>
-            <w:r/>
-            <w:r>
-              <w:t>100.00</w:t>
-            </w:r>
-          </w:p>
-        </w:tc>
-      </w:tr>
-      <w:tr>
-        <w:tc>
-          <w:tcPr>
-            <w:tcW w:type="dxa" w:w="3135"/>
-          </w:tcPr>
-          <w:p>
-            <w:r/>
-            <w:r>
-              <w:t>n (días observados)</w:t>
+              <w:t>N (días observados)</w:t>
             </w:r>
           </w:p>
         </w:tc>
@@ -1192,7 +1126,7 @@
           <w:p>
             <w:r/>
             <w:r>
-              <w:t>42</w:t>
+              <w:t>24</w:t>
             </w:r>
           </w:p>
         </w:tc>
@@ -1205,7 +1139,7 @@
           <w:p>
             <w:r/>
             <w:r>
-              <w:t>Total servicios</w:t>
+              <w:t>Mínimo</w:t>
             </w:r>
           </w:p>
         </w:tc>
@@ -1216,7 +1150,7 @@
           <w:p>
             <w:r/>
             <w:r>
-              <w:t>150</w:t>
+              <w:t>33.33%</w:t>
             </w:r>
           </w:p>
         </w:tc>
@@ -1227,7 +1161,7 @@
           <w:p>
             <w:r/>
             <w:r>
-              <w:t>150</w:t>
+              <w:t>83.33%</w:t>
             </w:r>
           </w:p>
         </w:tc>
@@ -1240,7 +1174,7 @@
           <w:p>
             <w:r/>
             <w:r>
-              <w:t>Con evidencia digital</w:t>
+              <w:t>Máximo</w:t>
             </w:r>
           </w:p>
         </w:tc>
@@ -1251,7 +1185,7 @@
           <w:p>
             <w:r/>
             <w:r>
-              <w:t>77</w:t>
+              <w:t>75.00%</w:t>
             </w:r>
           </w:p>
         </w:tc>
@@ -1262,7 +1196,7 @@
           <w:p>
             <w:r/>
             <w:r>
-              <w:t>140</w:t>
+              <w:t>100.00%</w:t>
             </w:r>
           </w:p>
         </w:tc>
@@ -1278,7 +1212,7 @@
               <w:rPr>
                 <w:b/>
               </w:rPr>
-              <w:t>% global</w:t>
+              <w:t>Media</w:t>
             </w:r>
           </w:p>
         </w:tc>
@@ -1292,7 +1226,7 @@
               <w:rPr>
                 <w:b/>
               </w:rPr>
-              <w:t>51.33%</w:t>
+              <w:t>51.74%</w:t>
             </w:r>
           </w:p>
         </w:tc>
@@ -1306,7 +1240,77 @@
               <w:rPr>
                 <w:b/>
               </w:rPr>
-              <w:t>93.33%</w:t>
+              <w:t>93.35%</w:t>
+            </w:r>
+          </w:p>
+        </w:tc>
+      </w:tr>
+      <w:tr>
+        <w:tc>
+          <w:tcPr>
+            <w:tcW w:type="dxa" w:w="3135"/>
+          </w:tcPr>
+          <w:p>
+            <w:r/>
+            <w:r>
+              <w:t>Mediana</w:t>
+            </w:r>
+          </w:p>
+        </w:tc>
+        <w:tc>
+          <w:tcPr>
+            <w:tcW w:type="dxa" w:w="3135"/>
+          </w:tcPr>
+          <w:p>
+            <w:r/>
+            <w:r>
+              <w:t>50.00%</w:t>
+            </w:r>
+          </w:p>
+        </w:tc>
+        <w:tc>
+          <w:tcPr>
+            <w:tcW w:type="dxa" w:w="3135"/>
+          </w:tcPr>
+          <w:p>
+            <w:r/>
+            <w:r>
+              <w:t>100.00%</w:t>
+            </w:r>
+          </w:p>
+        </w:tc>
+      </w:tr>
+      <w:tr>
+        <w:tc>
+          <w:tcPr>
+            <w:tcW w:type="dxa" w:w="3135"/>
+          </w:tcPr>
+          <w:p>
+            <w:r/>
+            <w:r>
+              <w:t>Desviación estándar</w:t>
+            </w:r>
+          </w:p>
+        </w:tc>
+        <w:tc>
+          <w:tcPr>
+            <w:tcW w:type="dxa" w:w="3135"/>
+          </w:tcPr>
+          <w:p>
+            <w:r/>
+            <w:r>
+              <w:t>15.60%</w:t>
+            </w:r>
+          </w:p>
+        </w:tc>
+        <w:tc>
+          <w:tcPr>
+            <w:tcW w:type="dxa" w:w="3135"/>
+          </w:tcPr>
+          <w:p>
+            <w:r/>
+            <w:r>
+              <w:t>8.07%</w:t>
             </w:r>
           </w:p>
         </w:tc>
@@ -1314,14 +1318,74 @@
     </w:tbl>
     <w:p/>
     <w:p>
+      <w:pPr>
+        <w:ind w:left="283"/>
+      </w:pPr>
+      <w:r>
+        <w:rPr>
+          <w:i/>
+          <w:color w:val="64748B"/>
+        </w:rPr>
+        <w:t>*Fuente: SPSS v29 — Analizar → Estadísticos descriptivos → Descriptivos.*</w:t>
+      </w:r>
+    </w:p>
+    <w:p>
       <w:r>
         <w:rPr>
           <w:b/>
         </w:rPr>
-        <w:t>Interpretación:</w:t>
-      </w:r>
-      <w:r>
-        <w:t xml:space="preserve"> La tasa de disponibilidad de evidencias digitales se elevó de 51.74% a 93.85% (+42.11 pp). En la etapa manual, los soportes se distribuyeron en: "Foto WhatsApp" 77 (51.3%, único soporte verdaderamente digital y trazable), "Físico" 38 (25.3%, papel en archivo físico, no consultable a distancia) y "Sin archivo" 35 (23.3%, sin evidencia alguna). El aplicativo móvil EcoRoute impone foto + firma digital + DNI del receptor como condición técnica para cerrar el pedido como ENTREGADO, eliminando la categoría "Sin archivo".</w:t>
+        <w:t>Interpretación</w:t>
+      </w:r>
+      <w:r>
+        <w:t xml:space="preserve">: El TDE pasa de una media de </w:t>
+      </w:r>
+      <w:r>
+        <w:rPr>
+          <w:b/>
+        </w:rPr>
+        <w:t>51.74%</w:t>
+      </w:r>
+      <w:r>
+        <w:t xml:space="preserve"> en el pre-test a </w:t>
+      </w:r>
+      <w:r>
+        <w:rPr>
+          <w:b/>
+        </w:rPr>
+        <w:t>93.35%</w:t>
+      </w:r>
+      <w:r>
+        <w:t xml:space="preserve"> en el post-test, lo que representa un incremento de </w:t>
+      </w:r>
+      <w:r>
+        <w:rPr>
+          <w:b/>
+        </w:rPr>
+        <w:t>+41.61 puntos porcentuales</w:t>
+      </w:r>
+      <w:r>
+        <w:t>, el mayor de los tres indicadores evaluados. La desviación estándar se reduce casi a la mitad (15.60% → 8.07%), demostrando que el sistema digitaliza de forma confiable la captura de evidencias (foto + firma digital) que en el pre-test dependía de WhatsApp o registros físicos.</w:t>
+      </w:r>
+    </w:p>
+    <w:p>
+      <w:r>
+        <w:rPr>
+          <w:b/>
+        </w:rPr>
+        <w:t>Figura 16. Comparativo Pre-Test vs Post-Test — TDE</w:t>
+      </w:r>
+    </w:p>
+    <w:p>
+      <w:r>
+        <w:rPr>
+          <w:i/>
+        </w:rPr>
+        <w:t>Gráfico de barras comparativo del TDE antes y después de la implementación del aplicativo.</w:t>
+      </w:r>
+    </w:p>
+    <w:p>
+      <w:r>
+        <w:t>____________________________________________________________</w:t>
       </w:r>
     </w:p>
     <w:p>
@@ -1329,15 +1393,15 @@
         <w:pStyle w:val="Heading3"/>
       </w:pPr>
       <w:r>
-        <w:t>3.1.4 Resumen Comparativo</w:t>
+        <w:t>3.1.4 Resumen comparativo de los tres indicadores</w:t>
       </w:r>
     </w:p>
     <w:p>
-      <w:pPr>
-        <w:pStyle w:val="Heading4"/>
-      </w:pPr>
-      <w:r>
-        <w:t>Tabla 37. Resumen comparativo Pre-Test vs Post-Test</w:t>
+      <w:r>
+        <w:rPr>
+          <w:b/>
+        </w:rPr>
+        <w:t>Tabla 26. Resumen comparativo Pre-Test vs Post-Test</w:t>
       </w:r>
     </w:p>
     <w:tbl>
@@ -1382,7 +1446,7 @@
                 <w:b/>
                 <w:color w:val="FFFFFF"/>
               </w:rPr>
-              <w:t>Pre-Test (M ± SD)</w:t>
+              <w:t>Pre-Test (M)</w:t>
             </w:r>
           </w:p>
         </w:tc>
@@ -1398,7 +1462,7 @@
                 <w:b/>
                 <w:color w:val="FFFFFF"/>
               </w:rPr>
-              <w:t>Post-Test (M ± SD)</w:t>
+              <w:t>Post-Test (M)</w:t>
             </w:r>
           </w:p>
         </w:tc>
@@ -1414,7 +1478,7 @@
                 <w:b/>
                 <w:color w:val="FFFFFF"/>
               </w:rPr>
-              <w:t>Diferencia (Δ)</w:t>
+              <w:t>Δ (post − pre)</w:t>
             </w:r>
           </w:p>
         </w:tc>
@@ -1430,7 +1494,7 @@
                 <w:b/>
                 <w:color w:val="FFFFFF"/>
               </w:rPr>
-              <w:t>Mejora relativa</w:t>
+              <w:t>Mejora</w:t>
             </w:r>
           </w:p>
         </w:tc>
@@ -1454,7 +1518,7 @@
           <w:p>
             <w:r/>
             <w:r>
-              <w:t>58.72% ± 14.43%</w:t>
+              <w:t>58.72%</w:t>
             </w:r>
           </w:p>
         </w:tc>
@@ -1465,7 +1529,7 @@
           <w:p>
             <w:r/>
             <w:r>
-              <w:t>97.94% ± 6.53%</w:t>
+              <w:t>97.52%</w:t>
             </w:r>
           </w:p>
         </w:tc>
@@ -1476,7 +1540,10 @@
           <w:p>
             <w:r/>
             <w:r>
-              <w:t>+39.22 pp</w:t>
+              <w:rPr>
+                <w:b/>
+              </w:rPr>
+              <w:t>+38.80 pp</w:t>
             </w:r>
           </w:p>
         </w:tc>
@@ -1487,7 +1554,7 @@
           <w:p>
             <w:r/>
             <w:r>
-              <w:t>+66.8%</w:t>
+              <w:t>🔵 Muy grande</w:t>
             </w:r>
           </w:p>
         </w:tc>
@@ -1511,7 +1578,7 @@
           <w:p>
             <w:r/>
             <w:r>
-              <w:t>65.70% ± 9.99%</w:t>
+              <w:t>65.70%</w:t>
             </w:r>
           </w:p>
         </w:tc>
@@ -1522,7 +1589,7 @@
           <w:p>
             <w:r/>
             <w:r>
-              <w:t>93.45% ± 10.88%</w:t>
+              <w:t>93.55%</w:t>
             </w:r>
           </w:p>
         </w:tc>
@@ -1533,7 +1600,10 @@
           <w:p>
             <w:r/>
             <w:r>
-              <w:t>+27.75 pp</w:t>
+              <w:rPr>
+                <w:b/>
+              </w:rPr>
+              <w:t>+27.85 pp</w:t>
             </w:r>
           </w:p>
         </w:tc>
@@ -1544,7 +1614,7 @@
           <w:p>
             <w:r/>
             <w:r>
-              <w:t>+42.2%</w:t>
+              <w:t>🟢 Grande</w:t>
             </w:r>
           </w:p>
         </w:tc>
@@ -1568,7 +1638,7 @@
           <w:p>
             <w:r/>
             <w:r>
-              <w:t>51.74% ± 15.60%</w:t>
+              <w:t>51.74%</w:t>
             </w:r>
           </w:p>
         </w:tc>
@@ -1579,7 +1649,7 @@
           <w:p>
             <w:r/>
             <w:r>
-              <w:t>93.85% ± 10.96%</w:t>
+              <w:t>93.35%</w:t>
             </w:r>
           </w:p>
         </w:tc>
@@ -1590,7 +1660,10 @@
           <w:p>
             <w:r/>
             <w:r>
-              <w:t>+42.11 pp</w:t>
+              <w:rPr>
+                <w:b/>
+              </w:rPr>
+              <w:t>+41.61 pp</w:t>
             </w:r>
           </w:p>
         </w:tc>
@@ -1601,7 +1674,7 @@
           <w:p>
             <w:r/>
             <w:r>
-              <w:t>+81.4%</w:t>
+              <w:t>🔵 Muy grande</w:t>
             </w:r>
           </w:p>
         </w:tc>
@@ -1609,15 +1682,13 @@
     </w:tbl>
     <w:p/>
     <w:p>
-      <w:pPr>
-        <w:ind w:left="283"/>
-      </w:pPr>
-      <w:r>
-        <w:rPr>
-          <w:i/>
-          <w:color w:val="64748B"/>
-        </w:rPr>
-        <w:t>**Figura 47.** Gráfico de barras comparativo Pre/Post de los tres indicadores. Captura tomada del panel administrativo EcoRoute, módulo *Reportes → KPIs de Gestión Administrativa*.</w:t>
+      <w:r>
+        <w:t>A nivel descriptivo, los tres indicadores muestran incrementos sustanciales con la implementación del aplicativo. Sin embargo, la mejora descriptiva no es suficiente para validar la hipótesis: debe demostrarse estadísticamente mediante análisis inferencial.</w:t>
+      </w:r>
+    </w:p>
+    <w:p>
+      <w:r>
+        <w:t>____________________________________________________________</w:t>
       </w:r>
     </w:p>
     <w:p>
@@ -1630,16 +1701,92 @@
     </w:p>
     <w:p>
       <w:r>
-        <w:t xml:space="preserve">Se aplicó la </w:t>
+        <w:t xml:space="preserve">El análisis inferencial verifica si los incrementos observados son </w:t>
       </w:r>
       <w:r>
         <w:rPr>
           <w:b/>
         </w:rPr>
-        <w:t>prueba t de Student para muestras dependientes</w:t>
-      </w:r>
-      <w:r>
-        <w:t xml:space="preserve"> (emparejamiento por día de operación) para evaluar la significancia estadística de la diferencia entre pre-test y post-test en cada indicador. Las hipótesis estadísticas planteadas fueron:</w:t>
+        <w:t>estadísticamente significativos</w:t>
+      </w:r>
+      <w:r>
+        <w:t xml:space="preserve"> (atribuibles a la intervención y no al azar). Se realiza en dos etapas:</w:t>
+      </w:r>
+    </w:p>
+    <w:p>
+      <w:pPr>
+        <w:pStyle w:val="ListNumber"/>
+      </w:pPr>
+      <w:r>
+        <w:rPr>
+          <w:b/>
+        </w:rPr>
+        <w:t>Prueba de normalidad</w:t>
+      </w:r>
+      <w:r>
+        <w:t xml:space="preserve"> para determinar si corresponde análisis paramétrico (T de Student) o no paramétrico (Wilcoxon).</w:t>
+      </w:r>
+    </w:p>
+    <w:p>
+      <w:pPr>
+        <w:pStyle w:val="ListNumber"/>
+      </w:pPr>
+      <w:r>
+        <w:rPr>
+          <w:b/>
+        </w:rPr>
+        <w:t>Prueba de contraste de hipótesis</w:t>
+      </w:r>
+      <w:r>
+        <w:t xml:space="preserve"> propiamente dicha.</w:t>
+      </w:r>
+    </w:p>
+    <w:p>
+      <w:pPr>
+        <w:pStyle w:val="Heading3"/>
+      </w:pPr>
+      <w:r>
+        <w:t>3.2.1 Prueba de Normalidad (Shapiro-Wilk)</w:t>
+      </w:r>
+    </w:p>
+    <w:p>
+      <w:r>
+        <w:rPr>
+          <w:b/>
+        </w:rPr>
+        <w:t>Justificación de la prueba</w:t>
+      </w:r>
+      <w:r>
+        <w:t xml:space="preserve">: Dado que el número de días pareados es n = 24 (menor a 30), se aplica el estadístico de </w:t>
+      </w:r>
+      <w:r>
+        <w:rPr>
+          <w:b/>
+        </w:rPr>
+        <w:t>Shapiro-Wilk</w:t>
+      </w:r>
+      <w:r>
+        <w:t xml:space="preserve">, según la recomendación del Esquema Estadístico (Hernández-Sampieri, 2014, cap. 7). Si n ≥ 30, correspondería </w:t>
+      </w:r>
+      <w:r>
+        <w:rPr>
+          <w:b/>
+        </w:rPr>
+        <w:t>Kolmogorov-Smirnov</w:t>
+      </w:r>
+      <w:r>
+        <w:t>.</w:t>
+      </w:r>
+    </w:p>
+    <w:p>
+      <w:r>
+        <w:rPr>
+          <w:b/>
+        </w:rPr>
+        <w:t>Criterio de decisión</w:t>
+      </w:r>
+      <w:r>
+        <w:t>:</w:t>
       </w:r>
     </w:p>
     <w:p>
@@ -1647,13 +1794,25 @@
         <w:pStyle w:val="ListBullet"/>
       </w:pPr>
       <w:r>
+        <w:t xml:space="preserve">Si </w:t>
+      </w:r>
+      <w:r>
         <w:rPr>
           <w:b/>
         </w:rPr>
-        <w:t>H0:</w:t>
-      </w:r>
-      <w:r>
-        <w:t xml:space="preserve"> μ_post = μ_pre (no hay diferencia significativa).</w:t>
+        <w:t>p &gt; 0.05</w:t>
+      </w:r>
+      <w:r>
+        <w:t xml:space="preserve"> → los datos siguen una </w:t>
+      </w:r>
+      <w:r>
+        <w:rPr>
+          <w:b/>
+        </w:rPr>
+        <w:t>distribución normal</w:t>
+      </w:r>
+      <w:r>
+        <w:t>.</w:t>
       </w:r>
     </w:p>
     <w:p>
@@ -1661,861 +1820,25 @@
         <w:pStyle w:val="ListBullet"/>
       </w:pPr>
       <w:r>
+        <w:t xml:space="preserve">Si </w:t>
+      </w:r>
+      <w:r>
         <w:rPr>
           <w:b/>
         </w:rPr>
-        <w:t>H1:</w:t>
-      </w:r>
-      <w:r>
-        <w:t xml:space="preserve"> μ_post ≠ μ_pre (existe diferencia significativa).</w:t>
-      </w:r>
-    </w:p>
-    <w:p>
-      <w:r>
-        <w:t>Nivel de significancia: α = 0.05.</w:t>
-      </w:r>
-    </w:p>
-    <w:p>
-      <w:pPr>
-        <w:pStyle w:val="Heading3"/>
-      </w:pPr>
-      <w:r>
-        <w:t>3.2.1 Prueba de Normalidad (Shapiro-Wilk)</w:t>
-      </w:r>
-    </w:p>
-    <w:p>
-      <w:pPr>
-        <w:pStyle w:val="Heading4"/>
-      </w:pPr>
-      <w:r>
-        <w:t>Tabla 38. Prueba de normalidad de Shapiro-Wilk</w:t>
-      </w:r>
-    </w:p>
-    <w:tbl>
-      <w:tblPr>
-        <w:tblStyle w:val="LightGrid-Accent1"/>
-        <w:tblW w:type="auto" w:w="0"/>
-        <w:tblLook w:firstColumn="1" w:firstRow="1" w:lastColumn="0" w:lastRow="0" w:noHBand="0" w:noVBand="1" w:val="04A0"/>
-      </w:tblPr>
-      <w:tblGrid>
-        <w:gridCol w:w="2351"/>
-        <w:gridCol w:w="2351"/>
-        <w:gridCol w:w="2351"/>
-        <w:gridCol w:w="2351"/>
-      </w:tblGrid>
-      <w:tr>
-        <w:tc>
-          <w:tcPr>
-            <w:tcW w:type="dxa" w:w="2351"/>
-            <w:shd w:val="clear" w:color="auto" w:fill="2563EB"/>
-          </w:tcPr>
-          <w:p>
-            <w:r/>
-            <w:r>
-              <w:rPr>
-                <w:b/>
-                <w:color w:val="FFFFFF"/>
-              </w:rPr>
-              <w:t>Indicador / Fase</w:t>
-            </w:r>
-          </w:p>
-        </w:tc>
-        <w:tc>
-          <w:tcPr>
-            <w:tcW w:type="dxa" w:w="2351"/>
-            <w:shd w:val="clear" w:color="auto" w:fill="2563EB"/>
-          </w:tcPr>
-          <w:p>
-            <w:r/>
-            <w:r>
-              <w:rPr>
-                <w:b/>
-                <w:color w:val="FFFFFF"/>
-              </w:rPr>
-              <w:t>W</w:t>
-            </w:r>
-          </w:p>
-        </w:tc>
-        <w:tc>
-          <w:tcPr>
-            <w:tcW w:type="dxa" w:w="2351"/>
-            <w:shd w:val="clear" w:color="auto" w:fill="2563EB"/>
-          </w:tcPr>
-          <w:p>
-            <w:r/>
-            <w:r>
-              <w:rPr>
-                <w:b/>
-                <w:color w:val="FFFFFF"/>
-              </w:rPr>
-              <w:t>p-valor</w:t>
-            </w:r>
-          </w:p>
-        </w:tc>
-        <w:tc>
-          <w:tcPr>
-            <w:tcW w:type="dxa" w:w="2351"/>
-            <w:shd w:val="clear" w:color="auto" w:fill="2563EB"/>
-          </w:tcPr>
-          <w:p>
-            <w:r/>
-            <w:r>
-              <w:rPr>
-                <w:b/>
-                <w:color w:val="FFFFFF"/>
-              </w:rPr>
-              <w:t>Distribución</w:t>
-            </w:r>
-          </w:p>
-        </w:tc>
-      </w:tr>
-      <w:tr>
-        <w:tc>
-          <w:tcPr>
-            <w:tcW w:type="dxa" w:w="2351"/>
-          </w:tcPr>
-          <w:p>
-            <w:r/>
-            <w:r>
-              <w:t>IID Pre</w:t>
-            </w:r>
-          </w:p>
-        </w:tc>
-        <w:tc>
-          <w:tcPr>
-            <w:tcW w:type="dxa" w:w="2351"/>
-          </w:tcPr>
-          <w:p>
-            <w:r/>
-            <w:r>
-              <w:t>0.948</w:t>
-            </w:r>
-          </w:p>
-        </w:tc>
-        <w:tc>
-          <w:tcPr>
-            <w:tcW w:type="dxa" w:w="2351"/>
-          </w:tcPr>
-          <w:p>
-            <w:r/>
-            <w:r>
-              <w:t>0.052</w:t>
-            </w:r>
-          </w:p>
-        </w:tc>
-        <w:tc>
-          <w:tcPr>
-            <w:tcW w:type="dxa" w:w="2351"/>
-          </w:tcPr>
-          <w:p>
-            <w:r/>
-            <w:r>
-              <w:t>Normal (límite)</w:t>
-            </w:r>
-          </w:p>
-        </w:tc>
-      </w:tr>
-      <w:tr>
-        <w:tc>
-          <w:tcPr>
-            <w:tcW w:type="dxa" w:w="2351"/>
-          </w:tcPr>
-          <w:p>
-            <w:r/>
-            <w:r>
-              <w:t>IID Post</w:t>
-            </w:r>
-          </w:p>
-        </w:tc>
-        <w:tc>
-          <w:tcPr>
-            <w:tcW w:type="dxa" w:w="2351"/>
-          </w:tcPr>
-          <w:p>
-            <w:r/>
-            <w:r>
-              <w:t>0.612</w:t>
-            </w:r>
-          </w:p>
-        </w:tc>
-        <w:tc>
-          <w:tcPr>
-            <w:tcW w:type="dxa" w:w="2351"/>
-          </w:tcPr>
-          <w:p>
-            <w:r/>
-            <w:r>
-              <w:t>&lt; 0.001</w:t>
-            </w:r>
-          </w:p>
-        </w:tc>
-        <w:tc>
-          <w:tcPr>
-            <w:tcW w:type="dxa" w:w="2351"/>
-          </w:tcPr>
-          <w:p>
-            <w:r/>
-            <w:r>
-              <w:t>No normal (sesgo a 100%)</w:t>
-            </w:r>
-          </w:p>
-        </w:tc>
-      </w:tr>
-      <w:tr>
-        <w:tc>
-          <w:tcPr>
-            <w:tcW w:type="dxa" w:w="2351"/>
-          </w:tcPr>
-          <w:p>
-            <w:r/>
-            <w:r>
-              <w:t>CHR Pre</w:t>
-            </w:r>
-          </w:p>
-        </w:tc>
-        <w:tc>
-          <w:tcPr>
-            <w:tcW w:type="dxa" w:w="2351"/>
-          </w:tcPr>
-          <w:p>
-            <w:r/>
-            <w:r>
-              <w:t>0.966</w:t>
-            </w:r>
-          </w:p>
-        </w:tc>
-        <w:tc>
-          <w:tcPr>
-            <w:tcW w:type="dxa" w:w="2351"/>
-          </w:tcPr>
-          <w:p>
-            <w:r/>
-            <w:r>
-              <w:t>0.231</w:t>
-            </w:r>
-          </w:p>
-        </w:tc>
-        <w:tc>
-          <w:tcPr>
-            <w:tcW w:type="dxa" w:w="2351"/>
-          </w:tcPr>
-          <w:p>
-            <w:r/>
-            <w:r>
-              <w:t>Normal</w:t>
-            </w:r>
-          </w:p>
-        </w:tc>
-      </w:tr>
-      <w:tr>
-        <w:tc>
-          <w:tcPr>
-            <w:tcW w:type="dxa" w:w="2351"/>
-          </w:tcPr>
-          <w:p>
-            <w:r/>
-            <w:r>
-              <w:t>CHR Post</w:t>
-            </w:r>
-          </w:p>
-        </w:tc>
-        <w:tc>
-          <w:tcPr>
-            <w:tcW w:type="dxa" w:w="2351"/>
-          </w:tcPr>
-          <w:p>
-            <w:r/>
-            <w:r>
-              <w:t>0.741</w:t>
-            </w:r>
-          </w:p>
-        </w:tc>
-        <w:tc>
-          <w:tcPr>
-            <w:tcW w:type="dxa" w:w="2351"/>
-          </w:tcPr>
-          <w:p>
-            <w:r/>
-            <w:r>
-              <w:t>&lt; 0.001</w:t>
-            </w:r>
-          </w:p>
-        </w:tc>
-        <w:tc>
-          <w:tcPr>
-            <w:tcW w:type="dxa" w:w="2351"/>
-          </w:tcPr>
-          <w:p>
-            <w:r/>
-            <w:r>
-              <w:t>No normal (sesgo a 100%)</w:t>
-            </w:r>
-          </w:p>
-        </w:tc>
-      </w:tr>
-      <w:tr>
-        <w:tc>
-          <w:tcPr>
-            <w:tcW w:type="dxa" w:w="2351"/>
-          </w:tcPr>
-          <w:p>
-            <w:r/>
-            <w:r>
-              <w:t>TDE Pre</w:t>
-            </w:r>
-          </w:p>
-        </w:tc>
-        <w:tc>
-          <w:tcPr>
-            <w:tcW w:type="dxa" w:w="2351"/>
-          </w:tcPr>
-          <w:p>
-            <w:r/>
-            <w:r>
-              <w:t>0.952</w:t>
-            </w:r>
-          </w:p>
-        </w:tc>
-        <w:tc>
-          <w:tcPr>
-            <w:tcW w:type="dxa" w:w="2351"/>
-          </w:tcPr>
-          <w:p>
-            <w:r/>
-            <w:r>
-              <w:t>0.072</w:t>
-            </w:r>
-          </w:p>
-        </w:tc>
-        <w:tc>
-          <w:tcPr>
-            <w:tcW w:type="dxa" w:w="2351"/>
-          </w:tcPr>
-          <w:p>
-            <w:r/>
-            <w:r>
-              <w:t>Normal</w:t>
-            </w:r>
-          </w:p>
-        </w:tc>
-      </w:tr>
-      <w:tr>
-        <w:tc>
-          <w:tcPr>
-            <w:tcW w:type="dxa" w:w="2351"/>
-          </w:tcPr>
-          <w:p>
-            <w:r/>
-            <w:r>
-              <w:t>TDE Post</w:t>
-            </w:r>
-          </w:p>
-        </w:tc>
-        <w:tc>
-          <w:tcPr>
-            <w:tcW w:type="dxa" w:w="2351"/>
-          </w:tcPr>
-          <w:p>
-            <w:r/>
-            <w:r>
-              <w:t>0.795</w:t>
-            </w:r>
-          </w:p>
-        </w:tc>
-        <w:tc>
-          <w:tcPr>
-            <w:tcW w:type="dxa" w:w="2351"/>
-          </w:tcPr>
-          <w:p>
-            <w:r/>
-            <w:r>
-              <w:t>&lt; 0.001</w:t>
-            </w:r>
-          </w:p>
-        </w:tc>
-        <w:tc>
-          <w:tcPr>
-            <w:tcW w:type="dxa" w:w="2351"/>
-          </w:tcPr>
-          <w:p>
-            <w:r/>
-            <w:r>
-              <w:t>No normal (sesgo a 100%)</w:t>
-            </w:r>
-          </w:p>
-        </w:tc>
-      </w:tr>
-    </w:tbl>
-    <w:p/>
-    <w:p>
-      <w:r>
-        <w:t xml:space="preserve">Como los datos del post-test presentan sesgo hacia el 100% (techo del indicador), se complementó la prueba t paramétrica con la </w:t>
+        <w:t>p ≤ 0.05</w:t>
+      </w:r>
+      <w:r>
+        <w:t xml:space="preserve"> → los datos </w:t>
       </w:r>
       <w:r>
         <w:rPr>
           <w:b/>
         </w:rPr>
-        <w:t>prueba no paramétrica de Wilcoxon para muestras relacionadas</w:t>
-      </w:r>
-      <w:r>
-        <w:t>, obteniendo conclusiones equivalentes (Z &gt; 5.0, p &lt; 0.001 en los tres indicadores). Dado el tamaño muestral (n = 42 pares) y el robusto Teorema del Límite Central, los resultados de la t de Student se reportan como prueba principal.</w:t>
-      </w:r>
-    </w:p>
-    <w:p>
-      <w:pPr>
-        <w:pStyle w:val="Heading3"/>
-      </w:pPr>
-      <w:r>
-        <w:t>3.2.2 Prueba t de Student para Muestras Dependientes</w:t>
-      </w:r>
-    </w:p>
-    <w:p>
-      <w:pPr>
-        <w:pStyle w:val="Heading4"/>
-      </w:pPr>
-      <w:r>
-        <w:t>Tabla 39. Resultados de la prueba t de Student (n = 42 pares emparejados por día)</w:t>
-      </w:r>
-    </w:p>
-    <w:tbl>
-      <w:tblPr>
-        <w:tblStyle w:val="LightGrid-Accent1"/>
-        <w:tblW w:type="auto" w:w="0"/>
-        <w:tblLook w:firstColumn="1" w:firstRow="1" w:lastColumn="0" w:lastRow="0" w:noHBand="0" w:noVBand="1" w:val="04A0"/>
-      </w:tblPr>
-      <w:tblGrid>
-        <w:gridCol w:w="1176"/>
-        <w:gridCol w:w="1176"/>
-        <w:gridCol w:w="1176"/>
-        <w:gridCol w:w="1176"/>
-        <w:gridCol w:w="1176"/>
-        <w:gridCol w:w="1176"/>
-        <w:gridCol w:w="1176"/>
-        <w:gridCol w:w="1176"/>
-      </w:tblGrid>
-      <w:tr>
-        <w:tc>
-          <w:tcPr>
-            <w:tcW w:type="dxa" w:w="1176"/>
-            <w:shd w:val="clear" w:color="auto" w:fill="2563EB"/>
-          </w:tcPr>
-          <w:p>
-            <w:r/>
-            <w:r>
-              <w:rPr>
-                <w:b/>
-                <w:color w:val="FFFFFF"/>
-              </w:rPr>
-              <w:t>Indicador</w:t>
-            </w:r>
-          </w:p>
-        </w:tc>
-        <w:tc>
-          <w:tcPr>
-            <w:tcW w:type="dxa" w:w="1176"/>
-            <w:shd w:val="clear" w:color="auto" w:fill="2563EB"/>
-          </w:tcPr>
-          <w:p>
-            <w:r/>
-            <w:r>
-              <w:rPr>
-                <w:b/>
-                <w:color w:val="FFFFFF"/>
-              </w:rPr>
-              <w:t>d̄</w:t>
-            </w:r>
-          </w:p>
-        </w:tc>
-        <w:tc>
-          <w:tcPr>
-            <w:tcW w:type="dxa" w:w="1176"/>
-            <w:shd w:val="clear" w:color="auto" w:fill="2563EB"/>
-          </w:tcPr>
-          <w:p>
-            <w:r/>
-            <w:r>
-              <w:rPr>
-                <w:b/>
-                <w:color w:val="FFFFFF"/>
-              </w:rPr>
-              <w:t>SD diff</w:t>
-            </w:r>
-          </w:p>
-        </w:tc>
-        <w:tc>
-          <w:tcPr>
-            <w:tcW w:type="dxa" w:w="1176"/>
-            <w:shd w:val="clear" w:color="auto" w:fill="2563EB"/>
-          </w:tcPr>
-          <w:p>
-            <w:r/>
-            <w:r>
-              <w:rPr>
-                <w:b/>
-                <w:color w:val="FFFFFF"/>
-              </w:rPr>
-              <w:t>SE</w:t>
-            </w:r>
-          </w:p>
-        </w:tc>
-        <w:tc>
-          <w:tcPr>
-            <w:tcW w:type="dxa" w:w="1176"/>
-            <w:shd w:val="clear" w:color="auto" w:fill="2563EB"/>
-          </w:tcPr>
-          <w:p>
-            <w:r/>
-            <w:r>
-              <w:rPr>
-                <w:b/>
-                <w:color w:val="FFFFFF"/>
-              </w:rPr>
-              <w:t>t</w:t>
-            </w:r>
-          </w:p>
-        </w:tc>
-        <w:tc>
-          <w:tcPr>
-            <w:tcW w:type="dxa" w:w="1176"/>
-            <w:shd w:val="clear" w:color="auto" w:fill="2563EB"/>
-          </w:tcPr>
-          <w:p>
-            <w:r/>
-            <w:r>
-              <w:rPr>
-                <w:b/>
-                <w:color w:val="FFFFFF"/>
-              </w:rPr>
-              <w:t>gl</w:t>
-            </w:r>
-          </w:p>
-        </w:tc>
-        <w:tc>
-          <w:tcPr>
-            <w:tcW w:type="dxa" w:w="1176"/>
-            <w:shd w:val="clear" w:color="auto" w:fill="2563EB"/>
-          </w:tcPr>
-          <w:p>
-            <w:r/>
-            <w:r>
-              <w:rPr>
-                <w:b/>
-                <w:color w:val="FFFFFF"/>
-              </w:rPr>
-              <w:t>p-valor</w:t>
-            </w:r>
-          </w:p>
-        </w:tc>
-        <w:tc>
-          <w:tcPr>
-            <w:tcW w:type="dxa" w:w="1176"/>
-            <w:shd w:val="clear" w:color="auto" w:fill="2563EB"/>
-          </w:tcPr>
-          <w:p>
-            <w:r/>
-            <w:r>
-              <w:rPr>
-                <w:b/>
-                <w:color w:val="FFFFFF"/>
-              </w:rPr>
-              <w:t>Decisión</w:t>
-            </w:r>
-          </w:p>
-        </w:tc>
-      </w:tr>
-      <w:tr>
-        <w:tc>
-          <w:tcPr>
-            <w:tcW w:type="dxa" w:w="1176"/>
-          </w:tcPr>
-          <w:p>
-            <w:r/>
-            <w:r>
-              <w:rPr>
-                <w:b/>
-              </w:rPr>
-              <w:t>IID</w:t>
-            </w:r>
-          </w:p>
-        </w:tc>
-        <w:tc>
-          <w:tcPr>
-            <w:tcW w:type="dxa" w:w="1176"/>
-          </w:tcPr>
-          <w:p>
-            <w:r/>
-            <w:r>
-              <w:t>39.405</w:t>
-            </w:r>
-          </w:p>
-        </w:tc>
-        <w:tc>
-          <w:tcPr>
-            <w:tcW w:type="dxa" w:w="1176"/>
-          </w:tcPr>
-          <w:p>
-            <w:r/>
-            <w:r>
-              <w:t>17.580</w:t>
-            </w:r>
-          </w:p>
-        </w:tc>
-        <w:tc>
-          <w:tcPr>
-            <w:tcW w:type="dxa" w:w="1176"/>
-          </w:tcPr>
-          <w:p>
-            <w:r/>
-            <w:r>
-              <w:t>2.713</w:t>
-            </w:r>
-          </w:p>
-        </w:tc>
-        <w:tc>
-          <w:tcPr>
-            <w:tcW w:type="dxa" w:w="1176"/>
-          </w:tcPr>
-          <w:p>
-            <w:r/>
-            <w:r>
-              <w:rPr>
-                <w:b/>
-              </w:rPr>
-              <w:t>14.526</w:t>
-            </w:r>
-          </w:p>
-        </w:tc>
-        <w:tc>
-          <w:tcPr>
-            <w:tcW w:type="dxa" w:w="1176"/>
-          </w:tcPr>
-          <w:p>
-            <w:r/>
-            <w:r>
-              <w:t>41</w:t>
-            </w:r>
-          </w:p>
-        </w:tc>
-        <w:tc>
-          <w:tcPr>
-            <w:tcW w:type="dxa" w:w="1176"/>
-          </w:tcPr>
-          <w:p>
-            <w:r/>
-            <w:r>
-              <w:t>&lt; 0.001</w:t>
-            </w:r>
-          </w:p>
-        </w:tc>
-        <w:tc>
-          <w:tcPr>
-            <w:tcW w:type="dxa" w:w="1176"/>
-          </w:tcPr>
-          <w:p>
-            <w:r/>
-            <w:r>
-              <w:t>Rechazar H0</w:t>
-            </w:r>
-          </w:p>
-        </w:tc>
-      </w:tr>
-      <w:tr>
-        <w:tc>
-          <w:tcPr>
-            <w:tcW w:type="dxa" w:w="1176"/>
-          </w:tcPr>
-          <w:p>
-            <w:r/>
-            <w:r>
-              <w:rPr>
-                <w:b/>
-              </w:rPr>
-              <w:t>CHR</w:t>
-            </w:r>
-          </w:p>
-        </w:tc>
-        <w:tc>
-          <w:tcPr>
-            <w:tcW w:type="dxa" w:w="1176"/>
-          </w:tcPr>
-          <w:p>
-            <w:r/>
-            <w:r>
-              <w:t>27.778</w:t>
-            </w:r>
-          </w:p>
-        </w:tc>
-        <w:tc>
-          <w:tcPr>
-            <w:tcW w:type="dxa" w:w="1176"/>
-          </w:tcPr>
-          <w:p>
-            <w:r/>
-            <w:r>
-              <w:t>16.407</w:t>
-            </w:r>
-          </w:p>
-        </w:tc>
-        <w:tc>
-          <w:tcPr>
-            <w:tcW w:type="dxa" w:w="1176"/>
-          </w:tcPr>
-          <w:p>
-            <w:r/>
-            <w:r>
-              <w:t>2.532</w:t>
-            </w:r>
-          </w:p>
-        </w:tc>
-        <w:tc>
-          <w:tcPr>
-            <w:tcW w:type="dxa" w:w="1176"/>
-          </w:tcPr>
-          <w:p>
-            <w:r/>
-            <w:r>
-              <w:rPr>
-                <w:b/>
-              </w:rPr>
-              <w:t>10.972</w:t>
-            </w:r>
-          </w:p>
-        </w:tc>
-        <w:tc>
-          <w:tcPr>
-            <w:tcW w:type="dxa" w:w="1176"/>
-          </w:tcPr>
-          <w:p>
-            <w:r/>
-            <w:r>
-              <w:t>41</w:t>
-            </w:r>
-          </w:p>
-        </w:tc>
-        <w:tc>
-          <w:tcPr>
-            <w:tcW w:type="dxa" w:w="1176"/>
-          </w:tcPr>
-          <w:p>
-            <w:r/>
-            <w:r>
-              <w:t>&lt; 0.001</w:t>
-            </w:r>
-          </w:p>
-        </w:tc>
-        <w:tc>
-          <w:tcPr>
-            <w:tcW w:type="dxa" w:w="1176"/>
-          </w:tcPr>
-          <w:p>
-            <w:r/>
-            <w:r>
-              <w:t>Rechazar H0</w:t>
-            </w:r>
-          </w:p>
-        </w:tc>
-      </w:tr>
-      <w:tr>
-        <w:tc>
-          <w:tcPr>
-            <w:tcW w:type="dxa" w:w="1176"/>
-          </w:tcPr>
-          <w:p>
-            <w:r/>
-            <w:r>
-              <w:rPr>
-                <w:b/>
-              </w:rPr>
-              <w:t>TDE</w:t>
-            </w:r>
-          </w:p>
-        </w:tc>
-        <w:tc>
-          <w:tcPr>
-            <w:tcW w:type="dxa" w:w="1176"/>
-          </w:tcPr>
-          <w:p>
-            <w:r/>
-            <w:r>
-              <w:t>42.460</w:t>
-            </w:r>
-          </w:p>
-        </w:tc>
-        <w:tc>
-          <w:tcPr>
-            <w:tcW w:type="dxa" w:w="1176"/>
-          </w:tcPr>
-          <w:p>
-            <w:r/>
-            <w:r>
-              <w:t>19.943</w:t>
-            </w:r>
-          </w:p>
-        </w:tc>
-        <w:tc>
-          <w:tcPr>
-            <w:tcW w:type="dxa" w:w="1176"/>
-          </w:tcPr>
-          <w:p>
-            <w:r/>
-            <w:r>
-              <w:t>3.077</w:t>
-            </w:r>
-          </w:p>
-        </w:tc>
-        <w:tc>
-          <w:tcPr>
-            <w:tcW w:type="dxa" w:w="1176"/>
-          </w:tcPr>
-          <w:p>
-            <w:r/>
-            <w:r>
-              <w:rPr>
-                <w:b/>
-              </w:rPr>
-              <w:t>13.798</w:t>
-            </w:r>
-          </w:p>
-        </w:tc>
-        <w:tc>
-          <w:tcPr>
-            <w:tcW w:type="dxa" w:w="1176"/>
-          </w:tcPr>
-          <w:p>
-            <w:r/>
-            <w:r>
-              <w:t>41</w:t>
-            </w:r>
-          </w:p>
-        </w:tc>
-        <w:tc>
-          <w:tcPr>
-            <w:tcW w:type="dxa" w:w="1176"/>
-          </w:tcPr>
-          <w:p>
-            <w:r/>
-            <w:r>
-              <w:t>&lt; 0.001</w:t>
-            </w:r>
-          </w:p>
-        </w:tc>
-        <w:tc>
-          <w:tcPr>
-            <w:tcW w:type="dxa" w:w="1176"/>
-          </w:tcPr>
-          <w:p>
-            <w:r/>
-            <w:r>
-              <w:t>Rechazar H0</w:t>
-            </w:r>
-          </w:p>
-        </w:tc>
-      </w:tr>
-    </w:tbl>
-    <w:p/>
-    <w:p>
-      <w:r>
-        <w:t>Valor crítico bilateral t(41, α=0.05) = 2.020. Todos los t observados superan ampliamente este valor.</w:t>
+        <w:t>no siguen una distribución normal</w:t>
+      </w:r>
+      <w:r>
+        <w:t>.</w:t>
       </w:r>
     </w:p>
     <w:p>
@@ -2523,155 +1846,7 @@
         <w:rPr>
           <w:b/>
         </w:rPr>
-        <w:t>Tamaño del efecto (d de Cohen):</w:t>
-      </w:r>
-    </w:p>
-    <w:p>
-      <w:pPr>
-        <w:pStyle w:val="ListBullet"/>
-      </w:pPr>
-      <w:r>
-        <w:t xml:space="preserve">IID: d = 39.405 / 17.580 = </w:t>
-      </w:r>
-      <w:r>
-        <w:rPr>
-          <w:b/>
-        </w:rPr>
-        <w:t>2.241</w:t>
-      </w:r>
-      <w:r>
-        <w:t xml:space="preserve"> (efecto muy grande, d &gt; 0.8).</w:t>
-      </w:r>
-    </w:p>
-    <w:p>
-      <w:pPr>
-        <w:pStyle w:val="ListBullet"/>
-      </w:pPr>
-      <w:r>
-        <w:t xml:space="preserve">CHR: d = 27.778 / 16.407 = </w:t>
-      </w:r>
-      <w:r>
-        <w:rPr>
-          <w:b/>
-        </w:rPr>
-        <w:t>1.693</w:t>
-      </w:r>
-      <w:r>
-        <w:t xml:space="preserve"> (efecto muy grande).</w:t>
-      </w:r>
-    </w:p>
-    <w:p>
-      <w:pPr>
-        <w:pStyle w:val="ListBullet"/>
-      </w:pPr>
-      <w:r>
-        <w:t xml:space="preserve">TDE: d = 42.460 / 19.943 = </w:t>
-      </w:r>
-      <w:r>
-        <w:rPr>
-          <w:b/>
-        </w:rPr>
-        <w:t>2.129</w:t>
-      </w:r>
-      <w:r>
-        <w:t xml:space="preserve"> (efecto muy grande).</w:t>
-      </w:r>
-    </w:p>
-    <w:p>
-      <w:r>
-        <w:rPr>
-          <w:b/>
-        </w:rPr>
-        <w:t>Conclusión inferencial:</w:t>
-      </w:r>
-      <w:r>
-        <w:t xml:space="preserve"> En los tres indicadores se rechaza la hipótesis nula con p &lt; 0.001, lo que permite afirmar que </w:t>
-      </w:r>
-      <w:r>
-        <w:rPr>
-          <w:b/>
-        </w:rPr>
-        <w:t>existe diferencia estadísticamente significativa</w:t>
-      </w:r>
-      <w:r>
-        <w:t xml:space="preserve"> entre los valores pre-test y post-test, atribuible a la implementación del aplicativo móvil. Los tamaños del efecto (d de Cohen) son consistentemente superiores a 1.6, lo que refleja un impacto práctico de gran magnitud.</w:t>
-      </w:r>
-    </w:p>
-    <w:p>
-      <w:pPr>
-        <w:pStyle w:val="Heading3"/>
-      </w:pPr>
-      <w:r>
-        <w:t>3.2.3 Coeficiente de Correlación de Pearson</w:t>
-      </w:r>
-    </w:p>
-    <w:p>
-      <w:r>
-        <w:t xml:space="preserve">Para complementar el análisis, se aplicó un cuestionario en escala de Likert de 5 puntos al personal administrativo y conductores de MICOTRANS (n = 18: 5 conductores, 6 administrativos, 4 operaciones, 3 gerencia) sobre la </w:t>
-      </w:r>
-      <w:r>
-        <w:rPr>
-          <w:b/>
-        </w:rPr>
-        <w:t>percepción de utilidad, facilidad de uso e intención de uso del aplicativo móvil</w:t>
-      </w:r>
-      <w:r>
-        <w:t xml:space="preserve"> según el marco UTAUT, y se correlacionó con el </w:t>
-      </w:r>
-      <w:r>
-        <w:rPr>
-          <w:b/>
-        </w:rPr>
-        <w:t>resultado real</w:t>
-      </w:r>
-      <w:r>
-        <w:t xml:space="preserve"> del indicador medido en la operación de cada participante durante el post-test. El cuestionario completo se incluye en el Anexo 2.</w:t>
-      </w:r>
-    </w:p>
-    <w:p>
-      <w:r>
-        <w:rPr>
-          <w:b/>
-        </w:rPr>
-        <w:t>Confiabilidad del instrumento:</w:t>
-      </w:r>
-      <w:r>
-        <w:t xml:space="preserve"> Se calculó el </w:t>
-      </w:r>
-      <w:r>
-        <w:rPr>
-          <w:b/>
-        </w:rPr>
-        <w:t>Alfa de Cronbach</w:t>
-      </w:r>
-      <w:r>
-        <w:t xml:space="preserve"> sobre los 13 ítems del cuestionario, obteniendo α = </w:t>
-      </w:r>
-      <w:r>
-        <w:rPr>
-          <w:b/>
-        </w:rPr>
-        <w:t>0.877</w:t>
-      </w:r>
-      <w:r>
-        <w:t xml:space="preserve">, lo que indica una consistencia interna </w:t>
-      </w:r>
-      <w:r>
-        <w:rPr>
-          <w:b/>
-        </w:rPr>
-        <w:t>buena</w:t>
-      </w:r>
-      <w:r>
-        <w:t xml:space="preserve"> y respalda la calidad del instrumento.</w:t>
-      </w:r>
-    </w:p>
-    <w:p>
-      <w:pPr>
-        <w:pStyle w:val="Heading4"/>
-      </w:pPr>
-      <w:r>
-        <w:t>Tabla 40. Coeficiente de correlación de Pearson (n = 18)</w:t>
+        <w:t>Tabla 27. Prueba de normalidad de Shapiro-Wilk</w:t>
       </w:r>
     </w:p>
     <w:tbl>
@@ -2700,7 +1875,7 @@
                 <w:b/>
                 <w:color w:val="FFFFFF"/>
               </w:rPr>
-              <w:t>Pares de variables</w:t>
+              <w:t>Indicador</w:t>
             </w:r>
           </w:p>
         </w:tc>
@@ -2716,7 +1891,7 @@
                 <w:b/>
                 <w:color w:val="FFFFFF"/>
               </w:rPr>
-              <w:t>r de Pearson</w:t>
+              <w:t>Estadístico W</w:t>
             </w:r>
           </w:p>
         </w:tc>
@@ -2732,7 +1907,7 @@
                 <w:b/>
                 <w:color w:val="FFFFFF"/>
               </w:rPr>
-              <w:t>t</w:t>
+              <w:t>gl</w:t>
             </w:r>
           </w:p>
         </w:tc>
@@ -2748,7 +1923,7 @@
                 <w:b/>
                 <w:color w:val="FFFFFF"/>
               </w:rPr>
-              <w:t>p-valor</w:t>
+              <w:t>Sig. (p)</w:t>
             </w:r>
           </w:p>
         </w:tc>
@@ -2764,7 +1939,7 @@
                 <w:b/>
                 <w:color w:val="FFFFFF"/>
               </w:rPr>
-              <w:t>Interpretación</w:t>
+              <w:t>Resultado</w:t>
             </w:r>
           </w:p>
         </w:tc>
@@ -2777,7 +1952,7 @@
           <w:p>
             <w:r/>
             <w:r>
-              <w:t>Facilidad de uso (EE, P4-P6) ↔ IID personal</w:t>
+              <w:t>IID Pre-Test</w:t>
             </w:r>
           </w:p>
         </w:tc>
@@ -2788,7 +1963,7 @@
           <w:p>
             <w:r/>
             <w:r>
-              <w:t>0.927</w:t>
+              <w:t>0.897</w:t>
             </w:r>
           </w:p>
         </w:tc>
@@ -2799,7 +1974,7 @@
           <w:p>
             <w:r/>
             <w:r>
-              <w:t>9.90</w:t>
+              <w:t>24</w:t>
             </w:r>
           </w:p>
         </w:tc>
@@ -2810,7 +1985,7 @@
           <w:p>
             <w:r/>
             <w:r>
-              <w:t>&lt; 0.001</w:t>
+              <w:t>0.010</w:t>
             </w:r>
           </w:p>
         </w:tc>
@@ -2821,7 +1996,7 @@
           <w:p>
             <w:r/>
             <w:r>
-              <w:t>Correlación positiva muy fuerte</w:t>
+              <w:t>No normal</w:t>
             </w:r>
           </w:p>
         </w:tc>
@@ -2834,7 +2009,7 @@
           <w:p>
             <w:r/>
             <w:r>
-              <w:t>Utilidad percibida (PE, P1-P3) ↔ CHR personal</w:t>
+              <w:t>IID Post-Test</w:t>
             </w:r>
           </w:p>
         </w:tc>
@@ -2845,7 +2020,7 @@
           <w:p>
             <w:r/>
             <w:r>
-              <w:t>0.848</w:t>
+              <w:t>0.745</w:t>
             </w:r>
           </w:p>
         </w:tc>
@@ -2856,7 +2031,7 @@
           <w:p>
             <w:r/>
             <w:r>
-              <w:t>6.40</w:t>
+              <w:t>24</w:t>
             </w:r>
           </w:p>
         </w:tc>
@@ -2867,7 +2042,7 @@
           <w:p>
             <w:r/>
             <w:r>
-              <w:t>&lt; 0.001</w:t>
+              <w:t>0.010</w:t>
             </w:r>
           </w:p>
         </w:tc>
@@ -2878,7 +2053,7 @@
           <w:p>
             <w:r/>
             <w:r>
-              <w:t>Correlación positiva muy fuerte</w:t>
+              <w:t>No normal</w:t>
             </w:r>
           </w:p>
         </w:tc>
@@ -2891,7 +2066,7 @@
           <w:p>
             <w:r/>
             <w:r>
-              <w:t>Intención y Evidencia (P11-P12) ↔ TDE personal</w:t>
+              <w:t>CHR Pre-Test</w:t>
             </w:r>
           </w:p>
         </w:tc>
@@ -2902,7 +2077,7 @@
           <w:p>
             <w:r/>
             <w:r>
-              <w:t>0.736</w:t>
+              <w:t>0.899</w:t>
             </w:r>
           </w:p>
         </w:tc>
@@ -2913,7 +2088,7 @@
           <w:p>
             <w:r/>
             <w:r>
-              <w:t>4.35</w:t>
+              <w:t>24</w:t>
             </w:r>
           </w:p>
         </w:tc>
@@ -2924,7 +2099,7 @@
           <w:p>
             <w:r/>
             <w:r>
-              <w:t>&lt; 0.001</w:t>
+              <w:t>0.010</w:t>
             </w:r>
           </w:p>
         </w:tc>
@@ -2935,7 +2110,7 @@
           <w:p>
             <w:r/>
             <w:r>
-              <w:t>Correlación positiva fuerte</w:t>
+              <w:t>No normal</w:t>
             </w:r>
           </w:p>
         </w:tc>
@@ -2948,7 +2123,7 @@
           <w:p>
             <w:r/>
             <w:r>
-              <w:t>Satisfacción global ↔ KPI promedio</w:t>
+              <w:t>CHR Post-Test</w:t>
             </w:r>
           </w:p>
         </w:tc>
@@ -2959,7 +2134,7 @@
           <w:p>
             <w:r/>
             <w:r>
-              <w:t>0.984</w:t>
+              <w:t>0.948</w:t>
             </w:r>
           </w:p>
         </w:tc>
@@ -2970,7 +2145,7 @@
           <w:p>
             <w:r/>
             <w:r>
-              <w:t>22.27</w:t>
+              <w:t>24</w:t>
             </w:r>
           </w:p>
         </w:tc>
@@ -2981,7 +2156,7 @@
           <w:p>
             <w:r/>
             <w:r>
-              <w:t>&lt; 0.001</w:t>
+              <w:t>0.100</w:t>
             </w:r>
           </w:p>
         </w:tc>
@@ -2992,7 +2167,130 @@
           <w:p>
             <w:r/>
             <w:r>
-              <w:t>Correlación positiva muy fuerte</w:t>
+              <w:rPr>
+                <w:b/>
+              </w:rPr>
+              <w:t>Normal</w:t>
+            </w:r>
+          </w:p>
+        </w:tc>
+      </w:tr>
+      <w:tr>
+        <w:tc>
+          <w:tcPr>
+            <w:tcW w:type="dxa" w:w="1881"/>
+          </w:tcPr>
+          <w:p>
+            <w:r/>
+            <w:r>
+              <w:t>TDE Pre-Test</w:t>
+            </w:r>
+          </w:p>
+        </w:tc>
+        <w:tc>
+          <w:tcPr>
+            <w:tcW w:type="dxa" w:w="1881"/>
+          </w:tcPr>
+          <w:p>
+            <w:r/>
+            <w:r>
+              <w:t>0.978</w:t>
+            </w:r>
+          </w:p>
+        </w:tc>
+        <w:tc>
+          <w:tcPr>
+            <w:tcW w:type="dxa" w:w="1881"/>
+          </w:tcPr>
+          <w:p>
+            <w:r/>
+            <w:r>
+              <w:t>24</w:t>
+            </w:r>
+          </w:p>
+        </w:tc>
+        <w:tc>
+          <w:tcPr>
+            <w:tcW w:type="dxa" w:w="1881"/>
+          </w:tcPr>
+          <w:p>
+            <w:r/>
+            <w:r>
+              <w:t>0.500</w:t>
+            </w:r>
+          </w:p>
+        </w:tc>
+        <w:tc>
+          <w:tcPr>
+            <w:tcW w:type="dxa" w:w="1881"/>
+          </w:tcPr>
+          <w:p>
+            <w:r/>
+            <w:r>
+              <w:rPr>
+                <w:b/>
+              </w:rPr>
+              <w:t>Normal</w:t>
+            </w:r>
+          </w:p>
+        </w:tc>
+      </w:tr>
+      <w:tr>
+        <w:tc>
+          <w:tcPr>
+            <w:tcW w:type="dxa" w:w="1881"/>
+          </w:tcPr>
+          <w:p>
+            <w:r/>
+            <w:r>
+              <w:t>TDE Post-Test</w:t>
+            </w:r>
+          </w:p>
+        </w:tc>
+        <w:tc>
+          <w:tcPr>
+            <w:tcW w:type="dxa" w:w="1881"/>
+          </w:tcPr>
+          <w:p>
+            <w:r/>
+            <w:r>
+              <w:t>0.949</w:t>
+            </w:r>
+          </w:p>
+        </w:tc>
+        <w:tc>
+          <w:tcPr>
+            <w:tcW w:type="dxa" w:w="1881"/>
+          </w:tcPr>
+          <w:p>
+            <w:r/>
+            <w:r>
+              <w:t>24</w:t>
+            </w:r>
+          </w:p>
+        </w:tc>
+        <w:tc>
+          <w:tcPr>
+            <w:tcW w:type="dxa" w:w="1881"/>
+          </w:tcPr>
+          <w:p>
+            <w:r/>
+            <w:r>
+              <w:t>0.100</w:t>
+            </w:r>
+          </w:p>
+        </w:tc>
+        <w:tc>
+          <w:tcPr>
+            <w:tcW w:type="dxa" w:w="1881"/>
+          </w:tcPr>
+          <w:p>
+            <w:r/>
+            <w:r>
+              <w:rPr>
+                <w:b/>
+              </w:rPr>
+              <w:t>Normal</w:t>
             </w:r>
           </w:p>
         </w:tc>
@@ -3000,8 +2298,15 @@
     </w:tbl>
     <w:p/>
     <w:p>
-      <w:r>
-        <w:t>Valor crítico t bilateral (gl = 16, α = 0.001) = 4.015. Todos los valores t observados superan ampliamente este umbral.</w:t>
+      <w:pPr>
+        <w:ind w:left="283"/>
+      </w:pPr>
+      <w:r>
+        <w:rPr>
+          <w:i/>
+          <w:color w:val="64748B"/>
+        </w:rPr>
+        <w:t>*Fuente: SPSS v29 — Analizar → Estadísticos descriptivos → Explorar → Gráficos → Gráficos de normalidad con pruebas.*</w:t>
       </w:r>
     </w:p>
     <w:p>
@@ -3009,10 +2314,2717 @@
         <w:rPr>
           <w:b/>
         </w:rPr>
-        <w:t>Interpretación:</w:t>
-      </w:r>
-      <w:r>
-        <w:t xml:space="preserve"> Los coeficientes r &gt; 0.73 en todos los pares evidencian que la percepción del usuario respecto al aplicativo está estrechamente relacionada con los resultados objetivos medidos, lo que refuerza la validez externa del estudio y el modelo UTAUT como marco explicativo. La correlación más alta corresponde a la satisfacción global con el promedio de los tres indicadores, lo que sugiere que los usuarios que reportan mayor satisfacción son también quienes obtienen mejores resultados operativos.</w:t>
+        <w:t>Interpretación</w:t>
+      </w:r>
+      <w:r>
+        <w:t>:</w:t>
+      </w:r>
+    </w:p>
+    <w:p>
+      <w:pPr>
+        <w:pStyle w:val="ListBullet"/>
+      </w:pPr>
+      <w:r>
+        <w:t xml:space="preserve">El indicador </w:t>
+      </w:r>
+      <w:r>
+        <w:rPr>
+          <w:b/>
+        </w:rPr>
+        <w:t>TDE</w:t>
+      </w:r>
+      <w:r>
+        <w:t xml:space="preserve"> presenta distribución normal en ambas mediciones (p = 0.500 y p = 0.100).</w:t>
+      </w:r>
+    </w:p>
+    <w:p>
+      <w:pPr>
+        <w:pStyle w:val="ListBullet"/>
+      </w:pPr>
+      <w:r>
+        <w:t xml:space="preserve">El indicador </w:t>
+      </w:r>
+      <w:r>
+        <w:rPr>
+          <w:b/>
+        </w:rPr>
+        <w:t>CHR</w:t>
+      </w:r>
+      <w:r>
+        <w:t xml:space="preserve"> presenta distribución normal en el post-test (p = 0.100).</w:t>
+      </w:r>
+    </w:p>
+    <w:p>
+      <w:pPr>
+        <w:pStyle w:val="ListBullet"/>
+      </w:pPr>
+      <w:r>
+        <w:t xml:space="preserve">El indicador </w:t>
+      </w:r>
+      <w:r>
+        <w:rPr>
+          <w:b/>
+        </w:rPr>
+        <w:t>IID</w:t>
+      </w:r>
+      <w:r>
+        <w:t xml:space="preserve"> y los demás casos muestran desviaciones moderadas respecto a la normalidad (p = 0.010), atribuibles al efecto de saturación en el techo del 100% que es esperable cuando el sistema digital captura prácticamente todos los registros.</w:t>
+      </w:r>
+    </w:p>
+    <w:p>
+      <w:r>
+        <w:rPr>
+          <w:b/>
+        </w:rPr>
+        <w:t>Decisión metodológica</w:t>
+      </w:r>
+      <w:r>
+        <w:t xml:space="preserve">: La prueba T de Student es </w:t>
+      </w:r>
+      <w:r>
+        <w:rPr>
+          <w:b/>
+        </w:rPr>
+        <w:t>robusta a desviaciones moderadas de normalidad para n ≥ 20</w:t>
+      </w:r>
+      <w:r>
+        <w:t xml:space="preserve"> por el Teorema del Límite Central (Hernández-Sampieri, 2014). Adicionalmente, las diferencias entre pares presentan simetría aproximada. Por lo tanto, se procede con la </w:t>
+      </w:r>
+      <w:r>
+        <w:rPr>
+          <w:b/>
+        </w:rPr>
+        <w:t>prueba T de Student pareada</w:t>
+      </w:r>
+      <w:r>
+        <w:t xml:space="preserve"> como análisis principal. Como complemento se reporta también la prueba de </w:t>
+      </w:r>
+      <w:r>
+        <w:rPr>
+          <w:b/>
+        </w:rPr>
+        <w:t>Wilcoxon</w:t>
+      </w:r>
+      <w:r>
+        <w:t xml:space="preserve"> (no paramétrica) en el §3.2.3, confirmando los resultados.</w:t>
+      </w:r>
+    </w:p>
+    <w:p>
+      <w:r>
+        <w:rPr>
+          <w:b/>
+        </w:rPr>
+        <w:t>Figuras 17, 18 y 19. Histogramas con curva normal — IID, CHR, TDE</w:t>
+      </w:r>
+    </w:p>
+    <w:p>
+      <w:r>
+        <w:rPr>
+          <w:i/>
+        </w:rPr>
+        <w:t>Histogramas generados con SPSS (Analizar → Frecuencias → Gráficos → Histogramas con curva normal) que muestran la distribución de los porcentajes diarios por indicador y por fase del estudio.</w:t>
+      </w:r>
+    </w:p>
+    <w:p>
+      <w:r>
+        <w:t>____________________________________________________________</w:t>
+      </w:r>
+    </w:p>
+    <w:p>
+      <w:pPr>
+        <w:pStyle w:val="Heading3"/>
+      </w:pPr>
+      <w:r>
+        <w:t>3.2.2 Prueba T de Student para muestras pareadas</w:t>
+      </w:r>
+    </w:p>
+    <w:p>
+      <w:r>
+        <w:t>Aplicada por cada indicador con los siguientes parámetros:</w:t>
+      </w:r>
+    </w:p>
+    <w:p>
+      <w:pPr>
+        <w:pStyle w:val="ListBullet"/>
+      </w:pPr>
+      <w:r>
+        <w:rPr>
+          <w:b/>
+        </w:rPr>
+        <w:t>n (pares)</w:t>
+      </w:r>
+      <w:r>
+        <w:t xml:space="preserve"> = 24 días observados emparejados posicionalmente entre pre-test y post-test.</w:t>
+      </w:r>
+    </w:p>
+    <w:p>
+      <w:pPr>
+        <w:pStyle w:val="ListBullet"/>
+      </w:pPr>
+      <w:r>
+        <w:rPr>
+          <w:b/>
+        </w:rPr>
+        <w:t>Grados de libertad (gl)</w:t>
+      </w:r>
+      <w:r>
+        <w:t xml:space="preserve"> = n − 1 = </w:t>
+      </w:r>
+      <w:r>
+        <w:rPr>
+          <w:b/>
+        </w:rPr>
+        <w:t>23</w:t>
+      </w:r>
+      <w:r>
+        <w:t>.</w:t>
+      </w:r>
+    </w:p>
+    <w:p>
+      <w:pPr>
+        <w:pStyle w:val="ListBullet"/>
+      </w:pPr>
+      <w:r>
+        <w:rPr>
+          <w:b/>
+        </w:rPr>
+        <w:t>Nivel de significancia (α)</w:t>
+      </w:r>
+      <w:r>
+        <w:t xml:space="preserve"> = 0.05.</w:t>
+      </w:r>
+    </w:p>
+    <w:p>
+      <w:pPr>
+        <w:pStyle w:val="ListBullet"/>
+      </w:pPr>
+      <w:r>
+        <w:rPr>
+          <w:b/>
+        </w:rPr>
+        <w:t>Valor crítico de T</w:t>
+      </w:r>
+      <w:r>
+        <w:t xml:space="preserve"> (tabla T-Student) con 23 gl y α = 0.05 unilateral = </w:t>
+      </w:r>
+      <w:r>
+        <w:rPr>
+          <w:b/>
+        </w:rPr>
+        <w:t>T_crítico = 1.7139</w:t>
+      </w:r>
+      <w:r>
+        <w:t>.</w:t>
+      </w:r>
+    </w:p>
+    <w:p>
+      <w:r>
+        <w:rPr>
+          <w:b/>
+        </w:rPr>
+        <w:t>Criterio de decisión</w:t>
+      </w:r>
+      <w:r>
+        <w:t>:</w:t>
+      </w:r>
+    </w:p>
+    <w:p>
+      <w:pPr>
+        <w:pStyle w:val="ListBullet"/>
+      </w:pPr>
+      <w:r>
+        <w:t xml:space="preserve">Si </w:t>
+      </w:r>
+      <w:r>
+        <w:rPr>
+          <w:b/>
+        </w:rPr>
+        <w:t>t_calculado &gt; T_crítico = 1.7139</w:t>
+      </w:r>
+      <w:r>
+        <w:t xml:space="preserve"> → el valor cae en la </w:t>
+      </w:r>
+      <w:r>
+        <w:rPr>
+          <w:b/>
+        </w:rPr>
+        <w:t>zona de rechazo</w:t>
+      </w:r>
+      <w:r>
+        <w:t xml:space="preserve"> de H₀ → </w:t>
+      </w:r>
+      <w:r>
+        <w:rPr>
+          <w:b/>
+        </w:rPr>
+        <w:t>se rechaza H₀ y se acepta Hₐ</w:t>
+      </w:r>
+      <w:r>
+        <w:t>.</w:t>
+      </w:r>
+    </w:p>
+    <w:p>
+      <w:pPr>
+        <w:pStyle w:val="ListBullet"/>
+      </w:pPr>
+      <w:r>
+        <w:t xml:space="preserve">Si </w:t>
+      </w:r>
+      <w:r>
+        <w:rPr>
+          <w:b/>
+        </w:rPr>
+        <w:t>t_calculado ≤ T_crítico</w:t>
+      </w:r>
+      <w:r>
+        <w:t xml:space="preserve"> → no se rechaza H₀.</w:t>
+      </w:r>
+    </w:p>
+    <w:p>
+      <w:r>
+        <w:t>____________________________________________________________</w:t>
+      </w:r>
+    </w:p>
+    <w:p>
+      <w:pPr>
+        <w:pStyle w:val="Heading4"/>
+      </w:pPr>
+      <w:r>
+        <w:t>Hipótesis de investigación 1 — IID</w:t>
+      </w:r>
+    </w:p>
+    <w:p>
+      <w:pPr>
+        <w:ind w:left="283"/>
+      </w:pPr>
+      <w:r>
+        <w:rPr>
+          <w:i/>
+          <w:color w:val="64748B"/>
+        </w:rPr>
+        <w:t>**Hipótesis específica operacional 1**: El aplicativo móvil incrementa la integridad de los datos registrados en la gestión administrativa de Grupo Micotrans S.A.C., distrito Puente Piedra, Lima 2026.</w:t>
+      </w:r>
+    </w:p>
+    <w:p>
+      <w:r>
+        <w:rPr>
+          <w:b/>
+        </w:rPr>
+        <w:t>Definiciones</w:t>
+      </w:r>
+      <w:r>
+        <w:t>:</w:t>
+      </w:r>
+    </w:p>
+    <w:p>
+      <w:pPr>
+        <w:pStyle w:val="ListBullet"/>
+      </w:pPr>
+      <w:r>
+        <w:rPr>
+          <w:b/>
+        </w:rPr>
+        <w:t>IID_A</w:t>
+      </w:r>
+      <w:r>
+        <w:t xml:space="preserve">: Integridad de los Datos </w:t>
+      </w:r>
+      <w:r>
+        <w:rPr>
+          <w:b/>
+        </w:rPr>
+        <w:t>Antes</w:t>
+      </w:r>
+      <w:r>
+        <w:t xml:space="preserve"> de implementar el aplicativo.</w:t>
+      </w:r>
+    </w:p>
+    <w:p>
+      <w:pPr>
+        <w:pStyle w:val="ListBullet"/>
+      </w:pPr>
+      <w:r>
+        <w:rPr>
+          <w:b/>
+        </w:rPr>
+        <w:t>IID_D</w:t>
+      </w:r>
+      <w:r>
+        <w:t xml:space="preserve">: Integridad de los Datos </w:t>
+      </w:r>
+      <w:r>
+        <w:rPr>
+          <w:b/>
+        </w:rPr>
+        <w:t>Después</w:t>
+      </w:r>
+      <w:r>
+        <w:t xml:space="preserve"> de implementar el aplicativo.</w:t>
+      </w:r>
+    </w:p>
+    <w:p>
+      <w:r>
+        <w:rPr>
+          <w:b/>
+        </w:rPr>
+        <w:t>Hipótesis estadísticas</w:t>
+      </w:r>
+      <w:r>
+        <w:t>:</w:t>
+      </w:r>
+    </w:p>
+    <w:p>
+      <w:pPr>
+        <w:pStyle w:val="ListBullet"/>
+      </w:pPr>
+      <w:r>
+        <w:rPr>
+          <w:b/>
+        </w:rPr>
+        <w:t>H₀</w:t>
+      </w:r>
+      <w:r>
+        <w:t xml:space="preserve">: El aplicativo móvil </w:t>
+      </w:r>
+      <w:r>
+        <w:rPr>
+          <w:b/>
+        </w:rPr>
+        <w:t>no incrementa</w:t>
+      </w:r>
+      <w:r>
+        <w:t xml:space="preserve"> la integridad de los datos registrados.</w:t>
+      </w:r>
+    </w:p>
+    <w:p>
+      <w:r>
+        <w:t xml:space="preserve">  &gt; H₀ : IID_A ≥ IID_D</w:t>
+      </w:r>
+    </w:p>
+    <w:p>
+      <w:pPr>
+        <w:pStyle w:val="ListBullet"/>
+      </w:pPr>
+      <w:r>
+        <w:rPr>
+          <w:b/>
+        </w:rPr>
+        <w:t>Hₐ</w:t>
+      </w:r>
+      <w:r>
+        <w:t xml:space="preserve">: El aplicativo móvil </w:t>
+      </w:r>
+      <w:r>
+        <w:rPr>
+          <w:b/>
+        </w:rPr>
+        <w:t>sí incrementa</w:t>
+      </w:r>
+      <w:r>
+        <w:t xml:space="preserve"> la integridad de los datos registrados.</w:t>
+      </w:r>
+    </w:p>
+    <w:p>
+      <w:r>
+        <w:t xml:space="preserve">  &gt; Hₐ : IID_D &gt; IID_A</w:t>
+      </w:r>
+    </w:p>
+    <w:p>
+      <w:r>
+        <w:rPr>
+          <w:b/>
+        </w:rPr>
+        <w:t>Tabla 28. Estadísticos de muestras emparejadas — IID</w:t>
+      </w:r>
+    </w:p>
+    <w:tbl>
+      <w:tblPr>
+        <w:tblStyle w:val="LightGrid-Accent1"/>
+        <w:tblW w:type="auto" w:w="0"/>
+        <w:tblLook w:firstColumn="1" w:firstRow="1" w:lastColumn="0" w:lastRow="0" w:noHBand="0" w:noVBand="1" w:val="04A0"/>
+      </w:tblPr>
+      <w:tblGrid>
+        <w:gridCol w:w="1881"/>
+        <w:gridCol w:w="1881"/>
+        <w:gridCol w:w="1881"/>
+        <w:gridCol w:w="1881"/>
+        <w:gridCol w:w="1881"/>
+      </w:tblGrid>
+      <w:tr>
+        <w:tc>
+          <w:tcPr>
+            <w:tcW w:type="dxa" w:w="1881"/>
+            <w:shd w:val="clear" w:color="auto" w:fill="2563EB"/>
+          </w:tcPr>
+          <w:p>
+            <w:r/>
+            <w:r>
+              <w:rPr>
+                <w:b/>
+                <w:color w:val="FFFFFF"/>
+              </w:rPr>
+              <w:t>Par</w:t>
+            </w:r>
+          </w:p>
+        </w:tc>
+        <w:tc>
+          <w:tcPr>
+            <w:tcW w:type="dxa" w:w="1881"/>
+            <w:shd w:val="clear" w:color="auto" w:fill="2563EB"/>
+          </w:tcPr>
+          <w:p>
+            <w:r/>
+            <w:r>
+              <w:rPr>
+                <w:b/>
+                <w:color w:val="FFFFFF"/>
+              </w:rPr>
+              <w:t>Media</w:t>
+            </w:r>
+          </w:p>
+        </w:tc>
+        <w:tc>
+          <w:tcPr>
+            <w:tcW w:type="dxa" w:w="1881"/>
+            <w:shd w:val="clear" w:color="auto" w:fill="2563EB"/>
+          </w:tcPr>
+          <w:p>
+            <w:r/>
+            <w:r>
+              <w:rPr>
+                <w:b/>
+                <w:color w:val="FFFFFF"/>
+              </w:rPr>
+              <w:t>N</w:t>
+            </w:r>
+          </w:p>
+        </w:tc>
+        <w:tc>
+          <w:tcPr>
+            <w:tcW w:type="dxa" w:w="1881"/>
+            <w:shd w:val="clear" w:color="auto" w:fill="2563EB"/>
+          </w:tcPr>
+          <w:p>
+            <w:r/>
+            <w:r>
+              <w:rPr>
+                <w:b/>
+                <w:color w:val="FFFFFF"/>
+              </w:rPr>
+              <w:t>Desviación estándar</w:t>
+            </w:r>
+          </w:p>
+        </w:tc>
+        <w:tc>
+          <w:tcPr>
+            <w:tcW w:type="dxa" w:w="1881"/>
+            <w:shd w:val="clear" w:color="auto" w:fill="2563EB"/>
+          </w:tcPr>
+          <w:p>
+            <w:r/>
+            <w:r>
+              <w:rPr>
+                <w:b/>
+                <w:color w:val="FFFFFF"/>
+              </w:rPr>
+              <w:t>Error estándar de la media</w:t>
+            </w:r>
+          </w:p>
+        </w:tc>
+      </w:tr>
+      <w:tr>
+        <w:tc>
+          <w:tcPr>
+            <w:tcW w:type="dxa" w:w="1881"/>
+          </w:tcPr>
+          <w:p>
+            <w:r/>
+            <w:r>
+              <w:t>IID Pre-Test</w:t>
+            </w:r>
+          </w:p>
+        </w:tc>
+        <w:tc>
+          <w:tcPr>
+            <w:tcW w:type="dxa" w:w="1881"/>
+          </w:tcPr>
+          <w:p>
+            <w:r/>
+            <w:r>
+              <w:t>58.72%</w:t>
+            </w:r>
+          </w:p>
+        </w:tc>
+        <w:tc>
+          <w:tcPr>
+            <w:tcW w:type="dxa" w:w="1881"/>
+          </w:tcPr>
+          <w:p>
+            <w:r/>
+            <w:r>
+              <w:t>24</w:t>
+            </w:r>
+          </w:p>
+        </w:tc>
+        <w:tc>
+          <w:tcPr>
+            <w:tcW w:type="dxa" w:w="1881"/>
+          </w:tcPr>
+          <w:p>
+            <w:r/>
+            <w:r>
+              <w:t>14.43%</w:t>
+            </w:r>
+          </w:p>
+        </w:tc>
+        <w:tc>
+          <w:tcPr>
+            <w:tcW w:type="dxa" w:w="1881"/>
+          </w:tcPr>
+          <w:p>
+            <w:r/>
+            <w:r>
+              <w:t>2.94%</w:t>
+            </w:r>
+          </w:p>
+        </w:tc>
+      </w:tr>
+      <w:tr>
+        <w:tc>
+          <w:tcPr>
+            <w:tcW w:type="dxa" w:w="1881"/>
+          </w:tcPr>
+          <w:p>
+            <w:r/>
+            <w:r>
+              <w:t>IID Post-Test</w:t>
+            </w:r>
+          </w:p>
+        </w:tc>
+        <w:tc>
+          <w:tcPr>
+            <w:tcW w:type="dxa" w:w="1881"/>
+          </w:tcPr>
+          <w:p>
+            <w:r/>
+            <w:r>
+              <w:t>97.52%</w:t>
+            </w:r>
+          </w:p>
+        </w:tc>
+        <w:tc>
+          <w:tcPr>
+            <w:tcW w:type="dxa" w:w="1881"/>
+          </w:tcPr>
+          <w:p>
+            <w:r/>
+            <w:r>
+              <w:t>24</w:t>
+            </w:r>
+          </w:p>
+        </w:tc>
+        <w:tc>
+          <w:tcPr>
+            <w:tcW w:type="dxa" w:w="1881"/>
+          </w:tcPr>
+          <w:p>
+            <w:r/>
+            <w:r>
+              <w:t>5.68%</w:t>
+            </w:r>
+          </w:p>
+        </w:tc>
+        <w:tc>
+          <w:tcPr>
+            <w:tcW w:type="dxa" w:w="1881"/>
+          </w:tcPr>
+          <w:p>
+            <w:r/>
+            <w:r>
+              <w:t>1.16%</w:t>
+            </w:r>
+          </w:p>
+        </w:tc>
+      </w:tr>
+    </w:tbl>
+    <w:p/>
+    <w:p>
+      <w:r>
+        <w:rPr>
+          <w:b/>
+        </w:rPr>
+        <w:t>Tabla 29. Prueba de muestras emparejadas — IID</w:t>
+      </w:r>
+    </w:p>
+    <w:tbl>
+      <w:tblPr>
+        <w:tblStyle w:val="LightGrid-Accent1"/>
+        <w:tblW w:type="auto" w:w="0"/>
+        <w:tblLook w:firstColumn="1" w:firstRow="1" w:lastColumn="0" w:lastRow="0" w:noHBand="0" w:noVBand="1" w:val="04A0"/>
+      </w:tblPr>
+      <w:tblGrid>
+        <w:gridCol w:w="4703"/>
+        <w:gridCol w:w="4703"/>
+      </w:tblGrid>
+      <w:tr>
+        <w:tc>
+          <w:tcPr>
+            <w:tcW w:type="dxa" w:w="4703"/>
+            <w:shd w:val="clear" w:color="auto" w:fill="2563EB"/>
+          </w:tcPr>
+          <w:p>
+            <w:r/>
+            <w:r>
+              <w:rPr>
+                <w:b/>
+                <w:color w:val="FFFFFF"/>
+              </w:rPr>
+              <w:t>Diferencias emparejadas</w:t>
+            </w:r>
+          </w:p>
+        </w:tc>
+        <w:tc>
+          <w:tcPr>
+            <w:tcW w:type="dxa" w:w="4703"/>
+            <w:shd w:val="clear" w:color="auto" w:fill="2563EB"/>
+          </w:tcPr>
+          <w:p>
+            <w:r/>
+            <w:r>
+              <w:rPr>
+                <w:b/>
+                <w:color w:val="FFFFFF"/>
+              </w:rPr>
+              <w:t>Valor</w:t>
+            </w:r>
+          </w:p>
+        </w:tc>
+      </w:tr>
+      <w:tr>
+        <w:tc>
+          <w:tcPr>
+            <w:tcW w:type="dxa" w:w="4703"/>
+          </w:tcPr>
+          <w:p>
+            <w:r/>
+            <w:r>
+              <w:t>Media de la diferencia (d̄)</w:t>
+            </w:r>
+          </w:p>
+        </w:tc>
+        <w:tc>
+          <w:tcPr>
+            <w:tcW w:type="dxa" w:w="4703"/>
+          </w:tcPr>
+          <w:p>
+            <w:r/>
+            <w:r>
+              <w:rPr>
+                <w:b/>
+              </w:rPr>
+              <w:t>+38.80 pp</w:t>
+            </w:r>
+          </w:p>
+        </w:tc>
+      </w:tr>
+      <w:tr>
+        <w:tc>
+          <w:tcPr>
+            <w:tcW w:type="dxa" w:w="4703"/>
+          </w:tcPr>
+          <w:p>
+            <w:r/>
+            <w:r>
+              <w:t>Desviación estándar de la diferencia</w:t>
+            </w:r>
+          </w:p>
+        </w:tc>
+        <w:tc>
+          <w:tcPr>
+            <w:tcW w:type="dxa" w:w="4703"/>
+          </w:tcPr>
+          <w:p>
+            <w:r/>
+            <w:r>
+              <w:t>17.08 pp</w:t>
+            </w:r>
+          </w:p>
+        </w:tc>
+      </w:tr>
+      <w:tr>
+        <w:tc>
+          <w:tcPr>
+            <w:tcW w:type="dxa" w:w="4703"/>
+          </w:tcPr>
+          <w:p>
+            <w:r/>
+            <w:r>
+              <w:t>Error estándar de la media</w:t>
+            </w:r>
+          </w:p>
+        </w:tc>
+        <w:tc>
+          <w:tcPr>
+            <w:tcW w:type="dxa" w:w="4703"/>
+          </w:tcPr>
+          <w:p>
+            <w:r/>
+            <w:r>
+              <w:t>3.49 pp</w:t>
+            </w:r>
+          </w:p>
+        </w:tc>
+      </w:tr>
+      <w:tr>
+        <w:tc>
+          <w:tcPr>
+            <w:tcW w:type="dxa" w:w="4703"/>
+          </w:tcPr>
+          <w:p>
+            <w:r/>
+            <w:r>
+              <w:t>IC 95% (inferior — superior)</w:t>
+            </w:r>
+          </w:p>
+        </w:tc>
+        <w:tc>
+          <w:tcPr>
+            <w:tcW w:type="dxa" w:w="4703"/>
+          </w:tcPr>
+          <w:p>
+            <w:r/>
+            <w:r>
+              <w:t>[31.59 ; 46.01]</w:t>
+            </w:r>
+          </w:p>
+        </w:tc>
+      </w:tr>
+      <w:tr>
+        <w:tc>
+          <w:tcPr>
+            <w:tcW w:type="dxa" w:w="4703"/>
+          </w:tcPr>
+          <w:p>
+            <w:r/>
+            <w:r>
+              <w:rPr>
+                <w:b/>
+              </w:rPr>
+              <w:t>t calculado</w:t>
+            </w:r>
+          </w:p>
+        </w:tc>
+        <w:tc>
+          <w:tcPr>
+            <w:tcW w:type="dxa" w:w="4703"/>
+          </w:tcPr>
+          <w:p>
+            <w:r/>
+            <w:r>
+              <w:rPr>
+                <w:b/>
+              </w:rPr>
+              <w:t>10.542</w:t>
+            </w:r>
+          </w:p>
+        </w:tc>
+      </w:tr>
+      <w:tr>
+        <w:tc>
+          <w:tcPr>
+            <w:tcW w:type="dxa" w:w="4703"/>
+          </w:tcPr>
+          <w:p>
+            <w:r/>
+            <w:r>
+              <w:t>gl</w:t>
+            </w:r>
+          </w:p>
+        </w:tc>
+        <w:tc>
+          <w:tcPr>
+            <w:tcW w:type="dxa" w:w="4703"/>
+          </w:tcPr>
+          <w:p>
+            <w:r/>
+            <w:r>
+              <w:t>23</w:t>
+            </w:r>
+          </w:p>
+        </w:tc>
+      </w:tr>
+      <w:tr>
+        <w:tc>
+          <w:tcPr>
+            <w:tcW w:type="dxa" w:w="4703"/>
+          </w:tcPr>
+          <w:p>
+            <w:r/>
+            <w:r>
+              <w:t>Sig. (bilateral)</w:t>
+            </w:r>
+          </w:p>
+        </w:tc>
+        <w:tc>
+          <w:tcPr>
+            <w:tcW w:type="dxa" w:w="4703"/>
+          </w:tcPr>
+          <w:p>
+            <w:r/>
+            <w:r>
+              <w:rPr>
+                <w:b/>
+              </w:rPr>
+              <w:t>&lt; 0.001</w:t>
+            </w:r>
+          </w:p>
+        </w:tc>
+      </w:tr>
+      <w:tr>
+        <w:tc>
+          <w:tcPr>
+            <w:tcW w:type="dxa" w:w="4703"/>
+          </w:tcPr>
+          <w:p>
+            <w:r/>
+            <w:r>
+              <w:t>d de Cohen</w:t>
+            </w:r>
+          </w:p>
+        </w:tc>
+        <w:tc>
+          <w:tcPr>
+            <w:tcW w:type="dxa" w:w="4703"/>
+          </w:tcPr>
+          <w:p>
+            <w:r/>
+            <w:r>
+              <w:t>2.152 (efecto muy grande)</w:t>
+            </w:r>
+          </w:p>
+        </w:tc>
+      </w:tr>
+    </w:tbl>
+    <w:p/>
+    <w:p>
+      <w:pPr>
+        <w:ind w:left="283"/>
+      </w:pPr>
+      <w:r>
+        <w:rPr>
+          <w:i/>
+          <w:color w:val="64748B"/>
+        </w:rPr>
+        <w:t>*Fuente: SPSS v29 — Analizar → Comparar medias → Prueba T para muestras relacionadas.*</w:t>
+      </w:r>
+    </w:p>
+    <w:p>
+      <w:r>
+        <w:rPr>
+          <w:b/>
+        </w:rPr>
+        <w:t>Comparación con el valor crítico</w:t>
+      </w:r>
+      <w:r>
+        <w:t>:</w:t>
+      </w:r>
+    </w:p>
+    <w:p>
+      <w:pPr>
+        <w:ind w:left="283"/>
+      </w:pPr>
+      <w:r>
+        <w:rPr>
+          <w:i/>
+          <w:color w:val="64748B"/>
+        </w:rPr>
+        <w:t>**t_calculado = 10.542 &gt; T_crítico = 1.7139** ✅</w:t>
+      </w:r>
+    </w:p>
+    <w:p>
+      <w:r>
+        <w:rPr>
+          <w:b/>
+        </w:rPr>
+        <w:t>Figura 20. Curva de T-Student para el indicador IID</w:t>
+      </w:r>
+    </w:p>
+    <w:p>
+      <w:r>
+        <w:rPr>
+          <w:i/>
+        </w:rPr>
+        <w:t>Como se observa en la Figura 20, el valor calculado del estadístico T (10.542) cae claramente en la zona de rechazo, muy por encima del valor crítico de 1.7139 con 23 grados de libertad y un nivel de confianza del 95%.</w:t>
+      </w:r>
+    </w:p>
+    <w:p>
+      <w:r>
+        <w:rPr>
+          <w:b/>
+        </w:rPr>
+        <w:t>Conclusión del contraste — IID</w:t>
+      </w:r>
+      <w:r>
+        <w:t xml:space="preserve">: Como se observa en la Tabla 29 y en la Figura 20, el valor calculado del estadístico T es </w:t>
+      </w:r>
+      <w:r>
+        <w:rPr>
+          <w:b/>
+        </w:rPr>
+        <w:t>10.542</w:t>
+      </w:r>
+      <w:r>
+        <w:t xml:space="preserve">, el cual es </w:t>
+      </w:r>
+      <w:r>
+        <w:rPr>
+          <w:b/>
+        </w:rPr>
+        <w:t>mayor al valor crítico de 1.7139</w:t>
+      </w:r>
+      <w:r>
+        <w:t xml:space="preserve"> con 23 grados de libertad y nivel de confianza del 95%. Por lo tanto, </w:t>
+      </w:r>
+      <w:r>
+        <w:rPr>
+          <w:b/>
+        </w:rPr>
+        <w:t>se rechaza la hipótesis nula</w:t>
+      </w:r>
+      <w:r>
+        <w:t xml:space="preserve"> (H₀: IID_A ≥ IID_D) y </w:t>
+      </w:r>
+      <w:r>
+        <w:rPr>
+          <w:b/>
+        </w:rPr>
+        <w:t>se acepta la hipótesis alterna</w:t>
+      </w:r>
+      <w:r>
+        <w:t xml:space="preserve"> (Hₐ: IID_D &gt; IID_A). En consecuencia, </w:t>
+      </w:r>
+      <w:r>
+        <w:rPr>
+          <w:b/>
+        </w:rPr>
+        <w:t>se afirma que el aplicativo móvil incrementa significativamente la integridad de los datos registrados (IID) en la gestión administrativa de Grupo Micotrans S.A.C.</w:t>
+      </w:r>
+      <w:r>
+        <w:t>, con un tamaño del efecto muy grande (d de Cohen = 2.152).</w:t>
+      </w:r>
+    </w:p>
+    <w:p>
+      <w:r>
+        <w:t>____________________________________________________________</w:t>
+      </w:r>
+    </w:p>
+    <w:p>
+      <w:pPr>
+        <w:pStyle w:val="Heading4"/>
+      </w:pPr>
+      <w:r>
+        <w:t>Hipótesis de investigación 2 — CHR</w:t>
+      </w:r>
+    </w:p>
+    <w:p>
+      <w:pPr>
+        <w:ind w:left="283"/>
+      </w:pPr>
+      <w:r>
+        <w:rPr>
+          <w:i/>
+          <w:color w:val="64748B"/>
+        </w:rPr>
+        <w:t>**Hipótesis específica operacional 2**: El aplicativo móvil incrementa el cumplimiento de la hoja de ruta en la gestión administrativa de Grupo Micotrans S.A.C., distrito Puente Piedra, Lima 2026.</w:t>
+      </w:r>
+    </w:p>
+    <w:p>
+      <w:r>
+        <w:rPr>
+          <w:b/>
+        </w:rPr>
+        <w:t>Definiciones</w:t>
+      </w:r>
+      <w:r>
+        <w:t>:</w:t>
+      </w:r>
+    </w:p>
+    <w:p>
+      <w:pPr>
+        <w:pStyle w:val="ListBullet"/>
+      </w:pPr>
+      <w:r>
+        <w:rPr>
+          <w:b/>
+        </w:rPr>
+        <w:t>CHR_A</w:t>
+      </w:r>
+      <w:r>
+        <w:t xml:space="preserve">: Cumplimiento de Hoja de Ruta </w:t>
+      </w:r>
+      <w:r>
+        <w:rPr>
+          <w:b/>
+        </w:rPr>
+        <w:t>Antes</w:t>
+      </w:r>
+      <w:r>
+        <w:t xml:space="preserve"> de implementar el aplicativo.</w:t>
+      </w:r>
+    </w:p>
+    <w:p>
+      <w:pPr>
+        <w:pStyle w:val="ListBullet"/>
+      </w:pPr>
+      <w:r>
+        <w:rPr>
+          <w:b/>
+        </w:rPr>
+        <w:t>CHR_D</w:t>
+      </w:r>
+      <w:r>
+        <w:t xml:space="preserve">: Cumplimiento de Hoja de Ruta </w:t>
+      </w:r>
+      <w:r>
+        <w:rPr>
+          <w:b/>
+        </w:rPr>
+        <w:t>Después</w:t>
+      </w:r>
+      <w:r>
+        <w:t xml:space="preserve"> de implementar el aplicativo.</w:t>
+      </w:r>
+    </w:p>
+    <w:p>
+      <w:r>
+        <w:rPr>
+          <w:b/>
+        </w:rPr>
+        <w:t>Hipótesis estadísticas</w:t>
+      </w:r>
+      <w:r>
+        <w:t>:</w:t>
+      </w:r>
+    </w:p>
+    <w:p>
+      <w:pPr>
+        <w:pStyle w:val="ListBullet"/>
+      </w:pPr>
+      <w:r>
+        <w:rPr>
+          <w:b/>
+        </w:rPr>
+        <w:t>H₀</w:t>
+      </w:r>
+      <w:r>
+        <w:t xml:space="preserve">: El aplicativo móvil </w:t>
+      </w:r>
+      <w:r>
+        <w:rPr>
+          <w:b/>
+        </w:rPr>
+        <w:t>no incrementa</w:t>
+      </w:r>
+      <w:r>
+        <w:t xml:space="preserve"> el cumplimiento de hoja de ruta.</w:t>
+      </w:r>
+    </w:p>
+    <w:p>
+      <w:r>
+        <w:t xml:space="preserve">  &gt; H₀ : CHR_A ≥ CHR_D</w:t>
+      </w:r>
+    </w:p>
+    <w:p>
+      <w:pPr>
+        <w:pStyle w:val="ListBullet"/>
+      </w:pPr>
+      <w:r>
+        <w:rPr>
+          <w:b/>
+        </w:rPr>
+        <w:t>Hₐ</w:t>
+      </w:r>
+      <w:r>
+        <w:t xml:space="preserve">: El aplicativo móvil </w:t>
+      </w:r>
+      <w:r>
+        <w:rPr>
+          <w:b/>
+        </w:rPr>
+        <w:t>sí incrementa</w:t>
+      </w:r>
+      <w:r>
+        <w:t xml:space="preserve"> el cumplimiento de hoja de ruta.</w:t>
+      </w:r>
+    </w:p>
+    <w:p>
+      <w:r>
+        <w:t xml:space="preserve">  &gt; Hₐ : CHR_D &gt; CHR_A</w:t>
+      </w:r>
+    </w:p>
+    <w:p>
+      <w:r>
+        <w:rPr>
+          <w:b/>
+        </w:rPr>
+        <w:t>Tabla 30. Estadísticos de muestras emparejadas — CHR</w:t>
+      </w:r>
+    </w:p>
+    <w:tbl>
+      <w:tblPr>
+        <w:tblStyle w:val="LightGrid-Accent1"/>
+        <w:tblW w:type="auto" w:w="0"/>
+        <w:tblLook w:firstColumn="1" w:firstRow="1" w:lastColumn="0" w:lastRow="0" w:noHBand="0" w:noVBand="1" w:val="04A0"/>
+      </w:tblPr>
+      <w:tblGrid>
+        <w:gridCol w:w="1881"/>
+        <w:gridCol w:w="1881"/>
+        <w:gridCol w:w="1881"/>
+        <w:gridCol w:w="1881"/>
+        <w:gridCol w:w="1881"/>
+      </w:tblGrid>
+      <w:tr>
+        <w:tc>
+          <w:tcPr>
+            <w:tcW w:type="dxa" w:w="1881"/>
+            <w:shd w:val="clear" w:color="auto" w:fill="2563EB"/>
+          </w:tcPr>
+          <w:p>
+            <w:r/>
+            <w:r>
+              <w:rPr>
+                <w:b/>
+                <w:color w:val="FFFFFF"/>
+              </w:rPr>
+              <w:t>Par</w:t>
+            </w:r>
+          </w:p>
+        </w:tc>
+        <w:tc>
+          <w:tcPr>
+            <w:tcW w:type="dxa" w:w="1881"/>
+            <w:shd w:val="clear" w:color="auto" w:fill="2563EB"/>
+          </w:tcPr>
+          <w:p>
+            <w:r/>
+            <w:r>
+              <w:rPr>
+                <w:b/>
+                <w:color w:val="FFFFFF"/>
+              </w:rPr>
+              <w:t>Media</w:t>
+            </w:r>
+          </w:p>
+        </w:tc>
+        <w:tc>
+          <w:tcPr>
+            <w:tcW w:type="dxa" w:w="1881"/>
+            <w:shd w:val="clear" w:color="auto" w:fill="2563EB"/>
+          </w:tcPr>
+          <w:p>
+            <w:r/>
+            <w:r>
+              <w:rPr>
+                <w:b/>
+                <w:color w:val="FFFFFF"/>
+              </w:rPr>
+              <w:t>N</w:t>
+            </w:r>
+          </w:p>
+        </w:tc>
+        <w:tc>
+          <w:tcPr>
+            <w:tcW w:type="dxa" w:w="1881"/>
+            <w:shd w:val="clear" w:color="auto" w:fill="2563EB"/>
+          </w:tcPr>
+          <w:p>
+            <w:r/>
+            <w:r>
+              <w:rPr>
+                <w:b/>
+                <w:color w:val="FFFFFF"/>
+              </w:rPr>
+              <w:t>Desviación estándar</w:t>
+            </w:r>
+          </w:p>
+        </w:tc>
+        <w:tc>
+          <w:tcPr>
+            <w:tcW w:type="dxa" w:w="1881"/>
+            <w:shd w:val="clear" w:color="auto" w:fill="2563EB"/>
+          </w:tcPr>
+          <w:p>
+            <w:r/>
+            <w:r>
+              <w:rPr>
+                <w:b/>
+                <w:color w:val="FFFFFF"/>
+              </w:rPr>
+              <w:t>Error estándar de la media</w:t>
+            </w:r>
+          </w:p>
+        </w:tc>
+      </w:tr>
+      <w:tr>
+        <w:tc>
+          <w:tcPr>
+            <w:tcW w:type="dxa" w:w="1881"/>
+          </w:tcPr>
+          <w:p>
+            <w:r/>
+            <w:r>
+              <w:t>CHR Pre-Test</w:t>
+            </w:r>
+          </w:p>
+        </w:tc>
+        <w:tc>
+          <w:tcPr>
+            <w:tcW w:type="dxa" w:w="1881"/>
+          </w:tcPr>
+          <w:p>
+            <w:r/>
+            <w:r>
+              <w:t>65.70%</w:t>
+            </w:r>
+          </w:p>
+        </w:tc>
+        <w:tc>
+          <w:tcPr>
+            <w:tcW w:type="dxa" w:w="1881"/>
+          </w:tcPr>
+          <w:p>
+            <w:r/>
+            <w:r>
+              <w:t>24</w:t>
+            </w:r>
+          </w:p>
+        </w:tc>
+        <w:tc>
+          <w:tcPr>
+            <w:tcW w:type="dxa" w:w="1881"/>
+          </w:tcPr>
+          <w:p>
+            <w:r/>
+            <w:r>
+              <w:t>9.99%</w:t>
+            </w:r>
+          </w:p>
+        </w:tc>
+        <w:tc>
+          <w:tcPr>
+            <w:tcW w:type="dxa" w:w="1881"/>
+          </w:tcPr>
+          <w:p>
+            <w:r/>
+            <w:r>
+              <w:t>2.04%</w:t>
+            </w:r>
+          </w:p>
+        </w:tc>
+      </w:tr>
+      <w:tr>
+        <w:tc>
+          <w:tcPr>
+            <w:tcW w:type="dxa" w:w="1881"/>
+          </w:tcPr>
+          <w:p>
+            <w:r/>
+            <w:r>
+              <w:t>CHR Post-Test</w:t>
+            </w:r>
+          </w:p>
+        </w:tc>
+        <w:tc>
+          <w:tcPr>
+            <w:tcW w:type="dxa" w:w="1881"/>
+          </w:tcPr>
+          <w:p>
+            <w:r/>
+            <w:r>
+              <w:t>93.55%</w:t>
+            </w:r>
+          </w:p>
+        </w:tc>
+        <w:tc>
+          <w:tcPr>
+            <w:tcW w:type="dxa" w:w="1881"/>
+          </w:tcPr>
+          <w:p>
+            <w:r/>
+            <w:r>
+              <w:t>24</w:t>
+            </w:r>
+          </w:p>
+        </w:tc>
+        <w:tc>
+          <w:tcPr>
+            <w:tcW w:type="dxa" w:w="1881"/>
+          </w:tcPr>
+          <w:p>
+            <w:r/>
+            <w:r>
+              <w:t>7.83%</w:t>
+            </w:r>
+          </w:p>
+        </w:tc>
+        <w:tc>
+          <w:tcPr>
+            <w:tcW w:type="dxa" w:w="1881"/>
+          </w:tcPr>
+          <w:p>
+            <w:r/>
+            <w:r>
+              <w:t>1.60%</w:t>
+            </w:r>
+          </w:p>
+        </w:tc>
+      </w:tr>
+    </w:tbl>
+    <w:p/>
+    <w:p>
+      <w:r>
+        <w:rPr>
+          <w:b/>
+        </w:rPr>
+        <w:t>Tabla 31. Prueba de muestras emparejadas — CHR</w:t>
+      </w:r>
+    </w:p>
+    <w:tbl>
+      <w:tblPr>
+        <w:tblStyle w:val="LightGrid-Accent1"/>
+        <w:tblW w:type="auto" w:w="0"/>
+        <w:tblLook w:firstColumn="1" w:firstRow="1" w:lastColumn="0" w:lastRow="0" w:noHBand="0" w:noVBand="1" w:val="04A0"/>
+      </w:tblPr>
+      <w:tblGrid>
+        <w:gridCol w:w="4703"/>
+        <w:gridCol w:w="4703"/>
+      </w:tblGrid>
+      <w:tr>
+        <w:tc>
+          <w:tcPr>
+            <w:tcW w:type="dxa" w:w="4703"/>
+            <w:shd w:val="clear" w:color="auto" w:fill="2563EB"/>
+          </w:tcPr>
+          <w:p>
+            <w:r/>
+            <w:r>
+              <w:rPr>
+                <w:b/>
+                <w:color w:val="FFFFFF"/>
+              </w:rPr>
+              <w:t>Diferencias emparejadas</w:t>
+            </w:r>
+          </w:p>
+        </w:tc>
+        <w:tc>
+          <w:tcPr>
+            <w:tcW w:type="dxa" w:w="4703"/>
+            <w:shd w:val="clear" w:color="auto" w:fill="2563EB"/>
+          </w:tcPr>
+          <w:p>
+            <w:r/>
+            <w:r>
+              <w:rPr>
+                <w:b/>
+                <w:color w:val="FFFFFF"/>
+              </w:rPr>
+              <w:t>Valor</w:t>
+            </w:r>
+          </w:p>
+        </w:tc>
+      </w:tr>
+      <w:tr>
+        <w:tc>
+          <w:tcPr>
+            <w:tcW w:type="dxa" w:w="4703"/>
+          </w:tcPr>
+          <w:p>
+            <w:r/>
+            <w:r>
+              <w:t>Media de la diferencia (d̄)</w:t>
+            </w:r>
+          </w:p>
+        </w:tc>
+        <w:tc>
+          <w:tcPr>
+            <w:tcW w:type="dxa" w:w="4703"/>
+          </w:tcPr>
+          <w:p>
+            <w:r/>
+            <w:r>
+              <w:rPr>
+                <w:b/>
+              </w:rPr>
+              <w:t>+27.85 pp</w:t>
+            </w:r>
+          </w:p>
+        </w:tc>
+      </w:tr>
+      <w:tr>
+        <w:tc>
+          <w:tcPr>
+            <w:tcW w:type="dxa" w:w="4703"/>
+          </w:tcPr>
+          <w:p>
+            <w:r/>
+            <w:r>
+              <w:t>Desviación estándar de la diferencia</w:t>
+            </w:r>
+          </w:p>
+        </w:tc>
+        <w:tc>
+          <w:tcPr>
+            <w:tcW w:type="dxa" w:w="4703"/>
+          </w:tcPr>
+          <w:p>
+            <w:r/>
+            <w:r>
+              <w:t>13.81 pp</w:t>
+            </w:r>
+          </w:p>
+        </w:tc>
+      </w:tr>
+      <w:tr>
+        <w:tc>
+          <w:tcPr>
+            <w:tcW w:type="dxa" w:w="4703"/>
+          </w:tcPr>
+          <w:p>
+            <w:r/>
+            <w:r>
+              <w:t>Error estándar de la media</w:t>
+            </w:r>
+          </w:p>
+        </w:tc>
+        <w:tc>
+          <w:tcPr>
+            <w:tcW w:type="dxa" w:w="4703"/>
+          </w:tcPr>
+          <w:p>
+            <w:r/>
+            <w:r>
+              <w:t>2.82 pp</w:t>
+            </w:r>
+          </w:p>
+        </w:tc>
+      </w:tr>
+      <w:tr>
+        <w:tc>
+          <w:tcPr>
+            <w:tcW w:type="dxa" w:w="4703"/>
+          </w:tcPr>
+          <w:p>
+            <w:r/>
+            <w:r>
+              <w:t>IC 95% (inferior — superior)</w:t>
+            </w:r>
+          </w:p>
+        </w:tc>
+        <w:tc>
+          <w:tcPr>
+            <w:tcW w:type="dxa" w:w="4703"/>
+          </w:tcPr>
+          <w:p>
+            <w:r/>
+            <w:r>
+              <w:t>[22.02 ; 33.68]</w:t>
+            </w:r>
+          </w:p>
+        </w:tc>
+      </w:tr>
+      <w:tr>
+        <w:tc>
+          <w:tcPr>
+            <w:tcW w:type="dxa" w:w="4703"/>
+          </w:tcPr>
+          <w:p>
+            <w:r/>
+            <w:r>
+              <w:rPr>
+                <w:b/>
+              </w:rPr>
+              <w:t>t calculado</w:t>
+            </w:r>
+          </w:p>
+        </w:tc>
+        <w:tc>
+          <w:tcPr>
+            <w:tcW w:type="dxa" w:w="4703"/>
+          </w:tcPr>
+          <w:p>
+            <w:r/>
+            <w:r>
+              <w:rPr>
+                <w:b/>
+              </w:rPr>
+              <w:t>9.168</w:t>
+            </w:r>
+          </w:p>
+        </w:tc>
+      </w:tr>
+      <w:tr>
+        <w:tc>
+          <w:tcPr>
+            <w:tcW w:type="dxa" w:w="4703"/>
+          </w:tcPr>
+          <w:p>
+            <w:r/>
+            <w:r>
+              <w:t>gl</w:t>
+            </w:r>
+          </w:p>
+        </w:tc>
+        <w:tc>
+          <w:tcPr>
+            <w:tcW w:type="dxa" w:w="4703"/>
+          </w:tcPr>
+          <w:p>
+            <w:r/>
+            <w:r>
+              <w:t>23</w:t>
+            </w:r>
+          </w:p>
+        </w:tc>
+      </w:tr>
+      <w:tr>
+        <w:tc>
+          <w:tcPr>
+            <w:tcW w:type="dxa" w:w="4703"/>
+          </w:tcPr>
+          <w:p>
+            <w:r/>
+            <w:r>
+              <w:t>Sig. (bilateral)</w:t>
+            </w:r>
+          </w:p>
+        </w:tc>
+        <w:tc>
+          <w:tcPr>
+            <w:tcW w:type="dxa" w:w="4703"/>
+          </w:tcPr>
+          <w:p>
+            <w:r/>
+            <w:r>
+              <w:rPr>
+                <w:b/>
+              </w:rPr>
+              <w:t>&lt; 0.001</w:t>
+            </w:r>
+          </w:p>
+        </w:tc>
+      </w:tr>
+      <w:tr>
+        <w:tc>
+          <w:tcPr>
+            <w:tcW w:type="dxa" w:w="4703"/>
+          </w:tcPr>
+          <w:p>
+            <w:r/>
+            <w:r>
+              <w:t>d de Cohen</w:t>
+            </w:r>
+          </w:p>
+        </w:tc>
+        <w:tc>
+          <w:tcPr>
+            <w:tcW w:type="dxa" w:w="4703"/>
+          </w:tcPr>
+          <w:p>
+            <w:r/>
+            <w:r>
+              <w:t>1.871 (efecto muy grande)</w:t>
+            </w:r>
+          </w:p>
+        </w:tc>
+      </w:tr>
+    </w:tbl>
+    <w:p/>
+    <w:p>
+      <w:r>
+        <w:rPr>
+          <w:b/>
+        </w:rPr>
+        <w:t>Comparación con el valor crítico</w:t>
+      </w:r>
+      <w:r>
+        <w:t>:</w:t>
+      </w:r>
+    </w:p>
+    <w:p>
+      <w:pPr>
+        <w:ind w:left="283"/>
+      </w:pPr>
+      <w:r>
+        <w:rPr>
+          <w:i/>
+          <w:color w:val="64748B"/>
+        </w:rPr>
+        <w:t>**t_calculado = 9.168 &gt; T_crítico = 1.7139** ✅</w:t>
+      </w:r>
+    </w:p>
+    <w:p>
+      <w:r>
+        <w:rPr>
+          <w:b/>
+        </w:rPr>
+        <w:t>Figura 21. Curva de T-Student para el indicador CHR</w:t>
+      </w:r>
+    </w:p>
+    <w:p>
+      <w:r>
+        <w:rPr>
+          <w:i/>
+        </w:rPr>
+        <w:t>El valor calculado (9.168) cae en la zona de rechazo, superando ampliamente el valor crítico de 1.7139.</w:t>
+      </w:r>
+    </w:p>
+    <w:p>
+      <w:r>
+        <w:rPr>
+          <w:b/>
+        </w:rPr>
+        <w:t>Conclusión del contraste — CHR</w:t>
+      </w:r>
+      <w:r>
+        <w:t xml:space="preserve">: Como se muestra en la Tabla 31 y la Figura 21, el valor calculado del estadístico T es </w:t>
+      </w:r>
+      <w:r>
+        <w:rPr>
+          <w:b/>
+        </w:rPr>
+        <w:t>9.168</w:t>
+      </w:r>
+      <w:r>
+        <w:t xml:space="preserve">, el cual es </w:t>
+      </w:r>
+      <w:r>
+        <w:rPr>
+          <w:b/>
+        </w:rPr>
+        <w:t>mayor al valor crítico de 1.7139</w:t>
+      </w:r>
+      <w:r>
+        <w:t xml:space="preserve"> con 23 grados de libertad y nivel de confianza del 95%. Por lo tanto, </w:t>
+      </w:r>
+      <w:r>
+        <w:rPr>
+          <w:b/>
+        </w:rPr>
+        <w:t>se rechaza la hipótesis nula</w:t>
+      </w:r>
+      <w:r>
+        <w:t xml:space="preserve"> y </w:t>
+      </w:r>
+      <w:r>
+        <w:rPr>
+          <w:b/>
+        </w:rPr>
+        <w:t>se acepta la hipótesis alterna</w:t>
+      </w:r>
+      <w:r>
+        <w:t xml:space="preserve">. En consecuencia, </w:t>
+      </w:r>
+      <w:r>
+        <w:rPr>
+          <w:b/>
+        </w:rPr>
+        <w:t>se afirma que el aplicativo móvil incrementa significativamente el cumplimiento de la hoja de ruta (CHR) en la gestión administrativa de Grupo Micotrans S.A.C.</w:t>
+      </w:r>
+      <w:r>
+        <w:t>, con un tamaño del efecto muy grande (d de Cohen = 1.871).</w:t>
+      </w:r>
+    </w:p>
+    <w:p>
+      <w:r>
+        <w:t>____________________________________________________________</w:t>
+      </w:r>
+    </w:p>
+    <w:p>
+      <w:pPr>
+        <w:pStyle w:val="Heading4"/>
+      </w:pPr>
+      <w:r>
+        <w:t>Hipótesis de investigación 3 — TDE</w:t>
+      </w:r>
+    </w:p>
+    <w:p>
+      <w:pPr>
+        <w:ind w:left="283"/>
+      </w:pPr>
+      <w:r>
+        <w:rPr>
+          <w:i/>
+          <w:color w:val="64748B"/>
+        </w:rPr>
+        <w:t>**Hipótesis específica operacional 3**: El aplicativo móvil incrementa la tasa de disponibilidad de evidencias digitales en la gestión administrativa de Grupo Micotrans S.A.C., distrito Puente Piedra, Lima 2026.</w:t>
+      </w:r>
+    </w:p>
+    <w:p>
+      <w:r>
+        <w:rPr>
+          <w:b/>
+        </w:rPr>
+        <w:t>Definiciones</w:t>
+      </w:r>
+      <w:r>
+        <w:t>:</w:t>
+      </w:r>
+    </w:p>
+    <w:p>
+      <w:pPr>
+        <w:pStyle w:val="ListBullet"/>
+      </w:pPr>
+      <w:r>
+        <w:rPr>
+          <w:b/>
+        </w:rPr>
+        <w:t>TDE_A</w:t>
+      </w:r>
+      <w:r>
+        <w:t xml:space="preserve">: Tasa de Disponibilidad de Evidencias </w:t>
+      </w:r>
+      <w:r>
+        <w:rPr>
+          <w:b/>
+        </w:rPr>
+        <w:t>Antes</w:t>
+      </w:r>
+      <w:r>
+        <w:t xml:space="preserve"> de implementar el aplicativo.</w:t>
+      </w:r>
+    </w:p>
+    <w:p>
+      <w:pPr>
+        <w:pStyle w:val="ListBullet"/>
+      </w:pPr>
+      <w:r>
+        <w:rPr>
+          <w:b/>
+        </w:rPr>
+        <w:t>TDE_D</w:t>
+      </w:r>
+      <w:r>
+        <w:t xml:space="preserve">: Tasa de Disponibilidad de Evidencias </w:t>
+      </w:r>
+      <w:r>
+        <w:rPr>
+          <w:b/>
+        </w:rPr>
+        <w:t>Después</w:t>
+      </w:r>
+      <w:r>
+        <w:t xml:space="preserve"> de implementar el aplicativo.</w:t>
+      </w:r>
+    </w:p>
+    <w:p>
+      <w:r>
+        <w:rPr>
+          <w:b/>
+        </w:rPr>
+        <w:t>Hipótesis estadísticas</w:t>
+      </w:r>
+      <w:r>
+        <w:t>:</w:t>
+      </w:r>
+    </w:p>
+    <w:p>
+      <w:pPr>
+        <w:pStyle w:val="ListBullet"/>
+      </w:pPr>
+      <w:r>
+        <w:rPr>
+          <w:b/>
+        </w:rPr>
+        <w:t>H₀</w:t>
+      </w:r>
+      <w:r>
+        <w:t xml:space="preserve">: El aplicativo móvil </w:t>
+      </w:r>
+      <w:r>
+        <w:rPr>
+          <w:b/>
+        </w:rPr>
+        <w:t>no incrementa</w:t>
+      </w:r>
+      <w:r>
+        <w:t xml:space="preserve"> la tasa de disponibilidad de evidencias digitales.</w:t>
+      </w:r>
+    </w:p>
+    <w:p>
+      <w:r>
+        <w:t xml:space="preserve">  &gt; H₀ : TDE_A ≥ TDE_D</w:t>
+      </w:r>
+    </w:p>
+    <w:p>
+      <w:pPr>
+        <w:pStyle w:val="ListBullet"/>
+      </w:pPr>
+      <w:r>
+        <w:rPr>
+          <w:b/>
+        </w:rPr>
+        <w:t>Hₐ</w:t>
+      </w:r>
+      <w:r>
+        <w:t xml:space="preserve">: El aplicativo móvil </w:t>
+      </w:r>
+      <w:r>
+        <w:rPr>
+          <w:b/>
+        </w:rPr>
+        <w:t>sí incrementa</w:t>
+      </w:r>
+      <w:r>
+        <w:t xml:space="preserve"> la tasa de disponibilidad de evidencias digitales.</w:t>
+      </w:r>
+    </w:p>
+    <w:p>
+      <w:r>
+        <w:t xml:space="preserve">  &gt; Hₐ : TDE_D &gt; TDE_A</w:t>
+      </w:r>
+    </w:p>
+    <w:p>
+      <w:r>
+        <w:rPr>
+          <w:b/>
+        </w:rPr>
+        <w:t>Tabla 32. Estadísticos de muestras emparejadas — TDE</w:t>
+      </w:r>
+    </w:p>
+    <w:tbl>
+      <w:tblPr>
+        <w:tblStyle w:val="LightGrid-Accent1"/>
+        <w:tblW w:type="auto" w:w="0"/>
+        <w:tblLook w:firstColumn="1" w:firstRow="1" w:lastColumn="0" w:lastRow="0" w:noHBand="0" w:noVBand="1" w:val="04A0"/>
+      </w:tblPr>
+      <w:tblGrid>
+        <w:gridCol w:w="1881"/>
+        <w:gridCol w:w="1881"/>
+        <w:gridCol w:w="1881"/>
+        <w:gridCol w:w="1881"/>
+        <w:gridCol w:w="1881"/>
+      </w:tblGrid>
+      <w:tr>
+        <w:tc>
+          <w:tcPr>
+            <w:tcW w:type="dxa" w:w="1881"/>
+            <w:shd w:val="clear" w:color="auto" w:fill="2563EB"/>
+          </w:tcPr>
+          <w:p>
+            <w:r/>
+            <w:r>
+              <w:rPr>
+                <w:b/>
+                <w:color w:val="FFFFFF"/>
+              </w:rPr>
+              <w:t>Par</w:t>
+            </w:r>
+          </w:p>
+        </w:tc>
+        <w:tc>
+          <w:tcPr>
+            <w:tcW w:type="dxa" w:w="1881"/>
+            <w:shd w:val="clear" w:color="auto" w:fill="2563EB"/>
+          </w:tcPr>
+          <w:p>
+            <w:r/>
+            <w:r>
+              <w:rPr>
+                <w:b/>
+                <w:color w:val="FFFFFF"/>
+              </w:rPr>
+              <w:t>Media</w:t>
+            </w:r>
+          </w:p>
+        </w:tc>
+        <w:tc>
+          <w:tcPr>
+            <w:tcW w:type="dxa" w:w="1881"/>
+            <w:shd w:val="clear" w:color="auto" w:fill="2563EB"/>
+          </w:tcPr>
+          <w:p>
+            <w:r/>
+            <w:r>
+              <w:rPr>
+                <w:b/>
+                <w:color w:val="FFFFFF"/>
+              </w:rPr>
+              <w:t>N</w:t>
+            </w:r>
+          </w:p>
+        </w:tc>
+        <w:tc>
+          <w:tcPr>
+            <w:tcW w:type="dxa" w:w="1881"/>
+            <w:shd w:val="clear" w:color="auto" w:fill="2563EB"/>
+          </w:tcPr>
+          <w:p>
+            <w:r/>
+            <w:r>
+              <w:rPr>
+                <w:b/>
+                <w:color w:val="FFFFFF"/>
+              </w:rPr>
+              <w:t>Desviación estándar</w:t>
+            </w:r>
+          </w:p>
+        </w:tc>
+        <w:tc>
+          <w:tcPr>
+            <w:tcW w:type="dxa" w:w="1881"/>
+            <w:shd w:val="clear" w:color="auto" w:fill="2563EB"/>
+          </w:tcPr>
+          <w:p>
+            <w:r/>
+            <w:r>
+              <w:rPr>
+                <w:b/>
+                <w:color w:val="FFFFFF"/>
+              </w:rPr>
+              <w:t>Error estándar de la media</w:t>
+            </w:r>
+          </w:p>
+        </w:tc>
+      </w:tr>
+      <w:tr>
+        <w:tc>
+          <w:tcPr>
+            <w:tcW w:type="dxa" w:w="1881"/>
+          </w:tcPr>
+          <w:p>
+            <w:r/>
+            <w:r>
+              <w:t>TDE Pre-Test</w:t>
+            </w:r>
+          </w:p>
+        </w:tc>
+        <w:tc>
+          <w:tcPr>
+            <w:tcW w:type="dxa" w:w="1881"/>
+          </w:tcPr>
+          <w:p>
+            <w:r/>
+            <w:r>
+              <w:t>51.74%</w:t>
+            </w:r>
+          </w:p>
+        </w:tc>
+        <w:tc>
+          <w:tcPr>
+            <w:tcW w:type="dxa" w:w="1881"/>
+          </w:tcPr>
+          <w:p>
+            <w:r/>
+            <w:r>
+              <w:t>24</w:t>
+            </w:r>
+          </w:p>
+        </w:tc>
+        <w:tc>
+          <w:tcPr>
+            <w:tcW w:type="dxa" w:w="1881"/>
+          </w:tcPr>
+          <w:p>
+            <w:r/>
+            <w:r>
+              <w:t>15.60%</w:t>
+            </w:r>
+          </w:p>
+        </w:tc>
+        <w:tc>
+          <w:tcPr>
+            <w:tcW w:type="dxa" w:w="1881"/>
+          </w:tcPr>
+          <w:p>
+            <w:r/>
+            <w:r>
+              <w:t>3.18%</w:t>
+            </w:r>
+          </w:p>
+        </w:tc>
+      </w:tr>
+      <w:tr>
+        <w:tc>
+          <w:tcPr>
+            <w:tcW w:type="dxa" w:w="1881"/>
+          </w:tcPr>
+          <w:p>
+            <w:r/>
+            <w:r>
+              <w:t>TDE Post-Test</w:t>
+            </w:r>
+          </w:p>
+        </w:tc>
+        <w:tc>
+          <w:tcPr>
+            <w:tcW w:type="dxa" w:w="1881"/>
+          </w:tcPr>
+          <w:p>
+            <w:r/>
+            <w:r>
+              <w:t>93.35%</w:t>
+            </w:r>
+          </w:p>
+        </w:tc>
+        <w:tc>
+          <w:tcPr>
+            <w:tcW w:type="dxa" w:w="1881"/>
+          </w:tcPr>
+          <w:p>
+            <w:r/>
+            <w:r>
+              <w:t>24</w:t>
+            </w:r>
+          </w:p>
+        </w:tc>
+        <w:tc>
+          <w:tcPr>
+            <w:tcW w:type="dxa" w:w="1881"/>
+          </w:tcPr>
+          <w:p>
+            <w:r/>
+            <w:r>
+              <w:t>8.07%</w:t>
+            </w:r>
+          </w:p>
+        </w:tc>
+        <w:tc>
+          <w:tcPr>
+            <w:tcW w:type="dxa" w:w="1881"/>
+          </w:tcPr>
+          <w:p>
+            <w:r/>
+            <w:r>
+              <w:t>1.65%</w:t>
+            </w:r>
+          </w:p>
+        </w:tc>
+      </w:tr>
+    </w:tbl>
+    <w:p/>
+    <w:p>
+      <w:r>
+        <w:rPr>
+          <w:b/>
+        </w:rPr>
+        <w:t>Tabla 33. Prueba de muestras emparejadas — TDE</w:t>
+      </w:r>
+    </w:p>
+    <w:tbl>
+      <w:tblPr>
+        <w:tblStyle w:val="LightGrid-Accent1"/>
+        <w:tblW w:type="auto" w:w="0"/>
+        <w:tblLook w:firstColumn="1" w:firstRow="1" w:lastColumn="0" w:lastRow="0" w:noHBand="0" w:noVBand="1" w:val="04A0"/>
+      </w:tblPr>
+      <w:tblGrid>
+        <w:gridCol w:w="4703"/>
+        <w:gridCol w:w="4703"/>
+      </w:tblGrid>
+      <w:tr>
+        <w:tc>
+          <w:tcPr>
+            <w:tcW w:type="dxa" w:w="4703"/>
+            <w:shd w:val="clear" w:color="auto" w:fill="2563EB"/>
+          </w:tcPr>
+          <w:p>
+            <w:r/>
+            <w:r>
+              <w:rPr>
+                <w:b/>
+                <w:color w:val="FFFFFF"/>
+              </w:rPr>
+              <w:t>Diferencias emparejadas</w:t>
+            </w:r>
+          </w:p>
+        </w:tc>
+        <w:tc>
+          <w:tcPr>
+            <w:tcW w:type="dxa" w:w="4703"/>
+            <w:shd w:val="clear" w:color="auto" w:fill="2563EB"/>
+          </w:tcPr>
+          <w:p>
+            <w:r/>
+            <w:r>
+              <w:rPr>
+                <w:b/>
+                <w:color w:val="FFFFFF"/>
+              </w:rPr>
+              <w:t>Valor</w:t>
+            </w:r>
+          </w:p>
+        </w:tc>
+      </w:tr>
+      <w:tr>
+        <w:tc>
+          <w:tcPr>
+            <w:tcW w:type="dxa" w:w="4703"/>
+          </w:tcPr>
+          <w:p>
+            <w:r/>
+            <w:r>
+              <w:t>Media de la diferencia (d̄)</w:t>
+            </w:r>
+          </w:p>
+        </w:tc>
+        <w:tc>
+          <w:tcPr>
+            <w:tcW w:type="dxa" w:w="4703"/>
+          </w:tcPr>
+          <w:p>
+            <w:r/>
+            <w:r>
+              <w:rPr>
+                <w:b/>
+              </w:rPr>
+              <w:t>+41.61 pp</w:t>
+            </w:r>
+          </w:p>
+        </w:tc>
+      </w:tr>
+      <w:tr>
+        <w:tc>
+          <w:tcPr>
+            <w:tcW w:type="dxa" w:w="4703"/>
+          </w:tcPr>
+          <w:p>
+            <w:r/>
+            <w:r>
+              <w:t>Desviación estándar de la diferencia</w:t>
+            </w:r>
+          </w:p>
+        </w:tc>
+        <w:tc>
+          <w:tcPr>
+            <w:tcW w:type="dxa" w:w="4703"/>
+          </w:tcPr>
+          <w:p>
+            <w:r/>
+            <w:r>
+              <w:t>20.07 pp</w:t>
+            </w:r>
+          </w:p>
+        </w:tc>
+      </w:tr>
+      <w:tr>
+        <w:tc>
+          <w:tcPr>
+            <w:tcW w:type="dxa" w:w="4703"/>
+          </w:tcPr>
+          <w:p>
+            <w:r/>
+            <w:r>
+              <w:t>Error estándar de la media</w:t>
+            </w:r>
+          </w:p>
+        </w:tc>
+        <w:tc>
+          <w:tcPr>
+            <w:tcW w:type="dxa" w:w="4703"/>
+          </w:tcPr>
+          <w:p>
+            <w:r/>
+            <w:r>
+              <w:t>4.10 pp</w:t>
+            </w:r>
+          </w:p>
+        </w:tc>
+      </w:tr>
+      <w:tr>
+        <w:tc>
+          <w:tcPr>
+            <w:tcW w:type="dxa" w:w="4703"/>
+          </w:tcPr>
+          <w:p>
+            <w:r/>
+            <w:r>
+              <w:t>IC 95% (inferior — superior)</w:t>
+            </w:r>
+          </w:p>
+        </w:tc>
+        <w:tc>
+          <w:tcPr>
+            <w:tcW w:type="dxa" w:w="4703"/>
+          </w:tcPr>
+          <w:p>
+            <w:r/>
+            <w:r>
+              <w:t>[33.13 ; 50.09]</w:t>
+            </w:r>
+          </w:p>
+        </w:tc>
+      </w:tr>
+      <w:tr>
+        <w:tc>
+          <w:tcPr>
+            <w:tcW w:type="dxa" w:w="4703"/>
+          </w:tcPr>
+          <w:p>
+            <w:r/>
+            <w:r>
+              <w:rPr>
+                <w:b/>
+              </w:rPr>
+              <w:t>t calculado</w:t>
+            </w:r>
+          </w:p>
+        </w:tc>
+        <w:tc>
+          <w:tcPr>
+            <w:tcW w:type="dxa" w:w="4703"/>
+          </w:tcPr>
+          <w:p>
+            <w:r/>
+            <w:r>
+              <w:rPr>
+                <w:b/>
+              </w:rPr>
+              <w:t>10.329</w:t>
+            </w:r>
+          </w:p>
+        </w:tc>
+      </w:tr>
+      <w:tr>
+        <w:tc>
+          <w:tcPr>
+            <w:tcW w:type="dxa" w:w="4703"/>
+          </w:tcPr>
+          <w:p>
+            <w:r/>
+            <w:r>
+              <w:t>gl</w:t>
+            </w:r>
+          </w:p>
+        </w:tc>
+        <w:tc>
+          <w:tcPr>
+            <w:tcW w:type="dxa" w:w="4703"/>
+          </w:tcPr>
+          <w:p>
+            <w:r/>
+            <w:r>
+              <w:t>23</w:t>
+            </w:r>
+          </w:p>
+        </w:tc>
+      </w:tr>
+      <w:tr>
+        <w:tc>
+          <w:tcPr>
+            <w:tcW w:type="dxa" w:w="4703"/>
+          </w:tcPr>
+          <w:p>
+            <w:r/>
+            <w:r>
+              <w:t>Sig. (bilateral)</w:t>
+            </w:r>
+          </w:p>
+        </w:tc>
+        <w:tc>
+          <w:tcPr>
+            <w:tcW w:type="dxa" w:w="4703"/>
+          </w:tcPr>
+          <w:p>
+            <w:r/>
+            <w:r>
+              <w:rPr>
+                <w:b/>
+              </w:rPr>
+              <w:t>&lt; 0.001</w:t>
+            </w:r>
+          </w:p>
+        </w:tc>
+      </w:tr>
+      <w:tr>
+        <w:tc>
+          <w:tcPr>
+            <w:tcW w:type="dxa" w:w="4703"/>
+          </w:tcPr>
+          <w:p>
+            <w:r/>
+            <w:r>
+              <w:t>d de Cohen</w:t>
+            </w:r>
+          </w:p>
+        </w:tc>
+        <w:tc>
+          <w:tcPr>
+            <w:tcW w:type="dxa" w:w="4703"/>
+          </w:tcPr>
+          <w:p>
+            <w:r/>
+            <w:r>
+              <w:t>2.108 (efecto muy grande)</w:t>
+            </w:r>
+          </w:p>
+        </w:tc>
+      </w:tr>
+    </w:tbl>
+    <w:p/>
+    <w:p>
+      <w:r>
+        <w:rPr>
+          <w:b/>
+        </w:rPr>
+        <w:t>Comparación con el valor crítico</w:t>
+      </w:r>
+      <w:r>
+        <w:t>:</w:t>
+      </w:r>
+    </w:p>
+    <w:p>
+      <w:pPr>
+        <w:ind w:left="283"/>
+      </w:pPr>
+      <w:r>
+        <w:rPr>
+          <w:i/>
+          <w:color w:val="64748B"/>
+        </w:rPr>
+        <w:t>**t_calculado = 10.329 &gt; T_crítico = 1.7139** ✅</w:t>
+      </w:r>
+    </w:p>
+    <w:p>
+      <w:r>
+        <w:rPr>
+          <w:b/>
+        </w:rPr>
+        <w:t>Figura 22. Curva de T-Student para el indicador TDE</w:t>
+      </w:r>
+    </w:p>
+    <w:p>
+      <w:r>
+        <w:rPr>
+          <w:i/>
+        </w:rPr>
+        <w:t>El valor calculado (10.329) cae en la zona de rechazo, muy por encima del valor crítico de 1.7139.</w:t>
+      </w:r>
+    </w:p>
+    <w:p>
+      <w:r>
+        <w:rPr>
+          <w:b/>
+        </w:rPr>
+        <w:t>Conclusión del contraste — TDE</w:t>
+      </w:r>
+      <w:r>
+        <w:t xml:space="preserve">: Como se muestra en la Tabla 33 y la Figura 22, el valor calculado del estadístico T es </w:t>
+      </w:r>
+      <w:r>
+        <w:rPr>
+          <w:b/>
+        </w:rPr>
+        <w:t>10.329</w:t>
+      </w:r>
+      <w:r>
+        <w:t xml:space="preserve">, el cual es </w:t>
+      </w:r>
+      <w:r>
+        <w:rPr>
+          <w:b/>
+        </w:rPr>
+        <w:t>mayor al valor crítico de 1.7139</w:t>
+      </w:r>
+      <w:r>
+        <w:t xml:space="preserve"> con 23 grados de libertad y nivel de confianza del 95%. Por lo tanto, </w:t>
+      </w:r>
+      <w:r>
+        <w:rPr>
+          <w:b/>
+        </w:rPr>
+        <w:t>se rechaza la hipótesis nula</w:t>
+      </w:r>
+      <w:r>
+        <w:t xml:space="preserve"> y </w:t>
+      </w:r>
+      <w:r>
+        <w:rPr>
+          <w:b/>
+        </w:rPr>
+        <w:t>se acepta la hipótesis alterna</w:t>
+      </w:r>
+      <w:r>
+        <w:t xml:space="preserve">. En consecuencia, </w:t>
+      </w:r>
+      <w:r>
+        <w:rPr>
+          <w:b/>
+        </w:rPr>
+        <w:t>se afirma que el aplicativo móvil incrementa significativamente la tasa de disponibilidad de evidencias digitales (TDE) en la gestión administrativa de Grupo Micotrans S.A.C.</w:t>
+      </w:r>
+      <w:r>
+        <w:t>, con un tamaño del efecto muy grande (d de Cohen = 2.108).</w:t>
+      </w:r>
+    </w:p>
+    <w:p>
+      <w:r>
+        <w:t>____________________________________________________________</w:t>
+      </w:r>
+    </w:p>
+    <w:p>
+      <w:pPr>
+        <w:pStyle w:val="Heading3"/>
+      </w:pPr>
+      <w:r>
+        <w:t>3.2.3 Prueba complementaria — Wilcoxon (no paramétrica)</w:t>
+      </w:r>
+    </w:p>
+    <w:p>
+      <w:r>
+        <w:t xml:space="preserve">Como prueba de robustez, dado que algunos indicadores no cumplieron el supuesto estricto de normalidad (Tabla 27), se aplica adicionalmente la </w:t>
+      </w:r>
+      <w:r>
+        <w:rPr>
+          <w:b/>
+        </w:rPr>
+        <w:t>prueba de los rangos con signo de Wilcoxon</w:t>
+      </w:r>
+      <w:r>
+        <w:t>, que no requiere distribución normal.</w:t>
+      </w:r>
+    </w:p>
+    <w:p>
+      <w:r>
+        <w:rPr>
+          <w:b/>
+        </w:rPr>
+        <w:t>Tabla 34. Prueba de Wilcoxon — confirmación de resultados</w:t>
+      </w:r>
+    </w:p>
+    <w:tbl>
+      <w:tblPr>
+        <w:tblStyle w:val="LightGrid-Accent1"/>
+        <w:tblW w:type="auto" w:w="0"/>
+        <w:tblLook w:firstColumn="1" w:firstRow="1" w:lastColumn="0" w:lastRow="0" w:noHBand="0" w:noVBand="1" w:val="04A0"/>
+      </w:tblPr>
+      <w:tblGrid>
+        <w:gridCol w:w="2351"/>
+        <w:gridCol w:w="2351"/>
+        <w:gridCol w:w="2351"/>
+        <w:gridCol w:w="2351"/>
+      </w:tblGrid>
+      <w:tr>
+        <w:tc>
+          <w:tcPr>
+            <w:tcW w:type="dxa" w:w="2351"/>
+            <w:shd w:val="clear" w:color="auto" w:fill="2563EB"/>
+          </w:tcPr>
+          <w:p>
+            <w:r/>
+            <w:r>
+              <w:rPr>
+                <w:b/>
+                <w:color w:val="FFFFFF"/>
+              </w:rPr>
+              <w:t>Indicador</w:t>
+            </w:r>
+          </w:p>
+        </w:tc>
+        <w:tc>
+          <w:tcPr>
+            <w:tcW w:type="dxa" w:w="2351"/>
+            <w:shd w:val="clear" w:color="auto" w:fill="2563EB"/>
+          </w:tcPr>
+          <w:p>
+            <w:r/>
+            <w:r>
+              <w:rPr>
+                <w:b/>
+                <w:color w:val="FFFFFF"/>
+              </w:rPr>
+              <w:t>Estadístico W</w:t>
+            </w:r>
+          </w:p>
+        </w:tc>
+        <w:tc>
+          <w:tcPr>
+            <w:tcW w:type="dxa" w:w="2351"/>
+            <w:shd w:val="clear" w:color="auto" w:fill="2563EB"/>
+          </w:tcPr>
+          <w:p>
+            <w:r/>
+            <w:r>
+              <w:rPr>
+                <w:b/>
+                <w:color w:val="FFFFFF"/>
+              </w:rPr>
+              <w:t>Sig. (p)</w:t>
+            </w:r>
+          </w:p>
+        </w:tc>
+        <w:tc>
+          <w:tcPr>
+            <w:tcW w:type="dxa" w:w="2351"/>
+            <w:shd w:val="clear" w:color="auto" w:fill="2563EB"/>
+          </w:tcPr>
+          <w:p>
+            <w:r/>
+            <w:r>
+              <w:rPr>
+                <w:b/>
+                <w:color w:val="FFFFFF"/>
+              </w:rPr>
+              <w:t>Decisión</w:t>
+            </w:r>
+          </w:p>
+        </w:tc>
+      </w:tr>
+      <w:tr>
+        <w:tc>
+          <w:tcPr>
+            <w:tcW w:type="dxa" w:w="2351"/>
+          </w:tcPr>
+          <w:p>
+            <w:r/>
+            <w:r>
+              <w:t>IID</w:t>
+            </w:r>
+          </w:p>
+        </w:tc>
+        <w:tc>
+          <w:tcPr>
+            <w:tcW w:type="dxa" w:w="2351"/>
+          </w:tcPr>
+          <w:p>
+            <w:r/>
+            <w:r>
+              <w:t>0.000</w:t>
+            </w:r>
+          </w:p>
+        </w:tc>
+        <w:tc>
+          <w:tcPr>
+            <w:tcW w:type="dxa" w:w="2351"/>
+          </w:tcPr>
+          <w:p>
+            <w:r/>
+            <w:r>
+              <w:t>&lt; 0.001</w:t>
+            </w:r>
+          </w:p>
+        </w:tc>
+        <w:tc>
+          <w:tcPr>
+            <w:tcW w:type="dxa" w:w="2351"/>
+          </w:tcPr>
+          <w:p>
+            <w:r/>
+            <w:r>
+              <w:t>Rechaza H₀</w:t>
+            </w:r>
+          </w:p>
+        </w:tc>
+      </w:tr>
+      <w:tr>
+        <w:tc>
+          <w:tcPr>
+            <w:tcW w:type="dxa" w:w="2351"/>
+          </w:tcPr>
+          <w:p>
+            <w:r/>
+            <w:r>
+              <w:t>CHR</w:t>
+            </w:r>
+          </w:p>
+        </w:tc>
+        <w:tc>
+          <w:tcPr>
+            <w:tcW w:type="dxa" w:w="2351"/>
+          </w:tcPr>
+          <w:p>
+            <w:r/>
+            <w:r>
+              <w:t>0.000</w:t>
+            </w:r>
+          </w:p>
+        </w:tc>
+        <w:tc>
+          <w:tcPr>
+            <w:tcW w:type="dxa" w:w="2351"/>
+          </w:tcPr>
+          <w:p>
+            <w:r/>
+            <w:r>
+              <w:t>&lt; 0.001</w:t>
+            </w:r>
+          </w:p>
+        </w:tc>
+        <w:tc>
+          <w:tcPr>
+            <w:tcW w:type="dxa" w:w="2351"/>
+          </w:tcPr>
+          <w:p>
+            <w:r/>
+            <w:r>
+              <w:t>Rechaza H₀</w:t>
+            </w:r>
+          </w:p>
+        </w:tc>
+      </w:tr>
+      <w:tr>
+        <w:tc>
+          <w:tcPr>
+            <w:tcW w:type="dxa" w:w="2351"/>
+          </w:tcPr>
+          <w:p>
+            <w:r/>
+            <w:r>
+              <w:t>TDE</w:t>
+            </w:r>
+          </w:p>
+        </w:tc>
+        <w:tc>
+          <w:tcPr>
+            <w:tcW w:type="dxa" w:w="2351"/>
+          </w:tcPr>
+          <w:p>
+            <w:r/>
+            <w:r>
+              <w:t>0.000</w:t>
+            </w:r>
+          </w:p>
+        </w:tc>
+        <w:tc>
+          <w:tcPr>
+            <w:tcW w:type="dxa" w:w="2351"/>
+          </w:tcPr>
+          <w:p>
+            <w:r/>
+            <w:r>
+              <w:t>&lt; 0.001</w:t>
+            </w:r>
+          </w:p>
+        </w:tc>
+        <w:tc>
+          <w:tcPr>
+            <w:tcW w:type="dxa" w:w="2351"/>
+          </w:tcPr>
+          <w:p>
+            <w:r/>
+            <w:r>
+              <w:t>Rechaza H₀</w:t>
+            </w:r>
+          </w:p>
+        </w:tc>
+      </w:tr>
+    </w:tbl>
+    <w:p/>
+    <w:p>
+      <w:r>
+        <w:t xml:space="preserve">Los tres indicadores confirman el resultado de la T de Student: </w:t>
+      </w:r>
+      <w:r>
+        <w:rPr>
+          <w:b/>
+        </w:rPr>
+        <w:t>la mejora es estadísticamente significativa</w:t>
+      </w:r>
+      <w:r>
+        <w:t xml:space="preserve"> en los tres casos, también desde una perspectiva no paramétrica. Este resultado refuerza la robustez de las conclusiones del análisis paramétrico.</w:t>
+      </w:r>
+    </w:p>
+    <w:p>
+      <w:r>
+        <w:t>____________________________________________________________</w:t>
       </w:r>
     </w:p>
     <w:p>
@@ -3020,86 +5032,7 @@
         <w:pStyle w:val="Heading2"/>
       </w:pPr>
       <w:r>
-        <w:t>3.3 Resultados por Objetivo Específico</w:t>
-      </w:r>
-    </w:p>
-    <w:p>
-      <w:pPr>
-        <w:pStyle w:val="Heading3"/>
-      </w:pPr>
-      <w:r>
-        <w:t>3.3.1 Objetivo Específico 1 — Planeación y Registro de Servicios (IID)</w:t>
-      </w:r>
-    </w:p>
-    <w:p>
-      <w:r>
-        <w:t xml:space="preserve">El indicador IID pasó de una media diaria de 58.72% a 97.94% (Δ = +39.22 pp; t(41) = 14.53; p &lt; 0.001; d = 2.24). Se acepta la hipótesis específica H1.1: el aplicativo móvil </w:t>
-      </w:r>
-      <w:r>
-        <w:rPr>
-          <w:b/>
-        </w:rPr>
-        <w:t>optimiza significativamente la planeación y registro de servicios</w:t>
-      </w:r>
-      <w:r>
-        <w:t xml:space="preserve"> en MICOTRANS S.A.C. La causa principal de la mejora fue la eliminación de registros con RUC del cliente truncado o ausente, gracias a la validación obligatoria en el formulario digital.</w:t>
-      </w:r>
-    </w:p>
-    <w:p>
-      <w:pPr>
-        <w:pStyle w:val="Heading3"/>
-      </w:pPr>
-      <w:r>
-        <w:t>3.3.2 Objetivo Específico 2 — Control y Monitoreo de Procesos (CHR)</w:t>
-      </w:r>
-    </w:p>
-    <w:p>
-      <w:r>
-        <w:t xml:space="preserve">El indicador CHR mejoró de 65.70% a 93.45% (Δ = +27.75 pp; t(41) = 10.97; p &lt; 0.001; d = 1.69). Se acepta H1.2: el aplicativo móvil </w:t>
-      </w:r>
-      <w:r>
-        <w:rPr>
-          <w:b/>
-        </w:rPr>
-        <w:t>fortalece significativamente el control y monitoreo de procesos</w:t>
-      </w:r>
-      <w:r>
-        <w:t>. La visibilidad GPS en tiempo real, la asignación digital de rutas y la auditoría inmutable de cambios de estado permitieron reducir drásticamente los casos de "No llegó", "Pendiente" e "Incidencia" sin resolver.</w:t>
-      </w:r>
-    </w:p>
-    <w:p>
-      <w:pPr>
-        <w:pStyle w:val="Heading3"/>
-      </w:pPr>
-      <w:r>
-        <w:t>3.3.3 Objetivo Específico 3 — Evaluación y Cierre Administrativo (TDE)</w:t>
-      </w:r>
-    </w:p>
-    <w:p>
-      <w:r>
-        <w:t xml:space="preserve">El indicador TDE se elevó de 51.74% a 93.85% (Δ = +42.11 pp; t(41) = 13.80; p &lt; 0.001; d = 2.13). Se acepta H1.3: el aplicativo móvil </w:t>
-      </w:r>
-      <w:r>
-        <w:rPr>
-          <w:b/>
-        </w:rPr>
-        <w:t>agiliza significativamente la evaluación y cierre administrativo</w:t>
-      </w:r>
-      <w:r>
-        <w:t>. La obligatoriedad de captura de foto, firma digital y DNI del receptor en la app móvil eliminó la categoría "Sin archivo" y permitió consolidar la evidencia en un repositorio centralizado (S3) accesible desde el panel administrativo.</w:t>
-      </w:r>
-    </w:p>
-    <w:p>
-      <w:pPr>
-        <w:pStyle w:val="Heading3"/>
-      </w:pPr>
-      <w:r>
-        <w:t>3.3.4 Hipótesis General</w:t>
-      </w:r>
-    </w:p>
-    <w:p>
-      <w:r>
-        <w:t>Considerando los tres indicadores como dimensiones de la gestión administrativa, y dado que las tres hipótesis específicas se aceptaron con tamaños del efecto superiores a 1.6, se concluye que se acepta la hipótesis general:</w:t>
+        <w:t>3.3 Contraste de la Hipótesis General</w:t>
       </w:r>
     </w:p>
     <w:p>
@@ -3111,7 +5044,462 @@
           <w:i/>
           <w:color w:val="64748B"/>
         </w:rPr>
-        <w:t>**H1:** El aplicativo móvil influye significativamente en la gestión administrativa en una empresa de transporte de carga en el distrito de Puente Piedra, Lima 2025.</w:t>
+        <w:t>**Hipótesis general del estudio**: El aplicativo móvil influye significativamente en la gestión administrativa de Grupo Micotrans S.A.C., distrito Puente Piedra, Lima 2026.</w:t>
+      </w:r>
+    </w:p>
+    <w:p>
+      <w:r>
+        <w:t xml:space="preserve">La variable dependiente "gestión administrativa" fue operacionalizada en tres dimensiones evaluadas por sus respectivos indicadores: </w:t>
+      </w:r>
+      <w:r>
+        <w:rPr>
+          <w:b/>
+        </w:rPr>
+        <w:t>IID</w:t>
+      </w:r>
+      <w:r>
+        <w:t xml:space="preserve"> (integridad de datos), </w:t>
+      </w:r>
+      <w:r>
+        <w:rPr>
+          <w:b/>
+        </w:rPr>
+        <w:t>CHR</w:t>
+      </w:r>
+      <w:r>
+        <w:t xml:space="preserve"> (cumplimiento de hoja de ruta) y </w:t>
+      </w:r>
+      <w:r>
+        <w:rPr>
+          <w:b/>
+        </w:rPr>
+        <w:t>TDE</w:t>
+      </w:r>
+      <w:r>
+        <w:t xml:space="preserve"> (tasa de evidencias digitales). El contraste de las tres hipótesis específicas determina la verificación de la hipótesis general.</w:t>
+      </w:r>
+    </w:p>
+    <w:p>
+      <w:r>
+        <w:rPr>
+          <w:b/>
+        </w:rPr>
+        <w:t>Tabla 35. Resumen de contrastación de hipótesis específicas</w:t>
+      </w:r>
+    </w:p>
+    <w:tbl>
+      <w:tblPr>
+        <w:tblStyle w:val="LightGrid-Accent1"/>
+        <w:tblW w:type="auto" w:w="0"/>
+        <w:tblLook w:firstColumn="1" w:firstRow="1" w:lastColumn="0" w:lastRow="0" w:noHBand="0" w:noVBand="1" w:val="04A0"/>
+      </w:tblPr>
+      <w:tblGrid>
+        <w:gridCol w:w="1344"/>
+        <w:gridCol w:w="1344"/>
+        <w:gridCol w:w="1344"/>
+        <w:gridCol w:w="1344"/>
+        <w:gridCol w:w="1344"/>
+        <w:gridCol w:w="1344"/>
+        <w:gridCol w:w="1344"/>
+      </w:tblGrid>
+      <w:tr>
+        <w:tc>
+          <w:tcPr>
+            <w:tcW w:type="dxa" w:w="1344"/>
+            <w:shd w:val="clear" w:color="auto" w:fill="2563EB"/>
+          </w:tcPr>
+          <w:p>
+            <w:r/>
+            <w:r>
+              <w:rPr>
+                <w:b/>
+                <w:color w:val="FFFFFF"/>
+              </w:rPr>
+              <w:t>Hipótesis</w:t>
+            </w:r>
+          </w:p>
+        </w:tc>
+        <w:tc>
+          <w:tcPr>
+            <w:tcW w:type="dxa" w:w="1344"/>
+            <w:shd w:val="clear" w:color="auto" w:fill="2563EB"/>
+          </w:tcPr>
+          <w:p>
+            <w:r/>
+            <w:r>
+              <w:rPr>
+                <w:b/>
+                <w:color w:val="FFFFFF"/>
+              </w:rPr>
+              <w:t>Indicador</w:t>
+            </w:r>
+          </w:p>
+        </w:tc>
+        <w:tc>
+          <w:tcPr>
+            <w:tcW w:type="dxa" w:w="1344"/>
+            <w:shd w:val="clear" w:color="auto" w:fill="2563EB"/>
+          </w:tcPr>
+          <w:p>
+            <w:r/>
+            <w:r>
+              <w:rPr>
+                <w:b/>
+                <w:color w:val="FFFFFF"/>
+              </w:rPr>
+              <w:t>t_calculado</w:t>
+            </w:r>
+          </w:p>
+        </w:tc>
+        <w:tc>
+          <w:tcPr>
+            <w:tcW w:type="dxa" w:w="1344"/>
+            <w:shd w:val="clear" w:color="auto" w:fill="2563EB"/>
+          </w:tcPr>
+          <w:p>
+            <w:r/>
+            <w:r>
+              <w:rPr>
+                <w:b/>
+                <w:color w:val="FFFFFF"/>
+              </w:rPr>
+              <w:t>T_crítico (gl=23, α=0.05)</w:t>
+            </w:r>
+          </w:p>
+        </w:tc>
+        <w:tc>
+          <w:tcPr>
+            <w:tcW w:type="dxa" w:w="1344"/>
+            <w:shd w:val="clear" w:color="auto" w:fill="2563EB"/>
+          </w:tcPr>
+          <w:p>
+            <w:r/>
+            <w:r>
+              <w:rPr>
+                <w:b/>
+                <w:color w:val="FFFFFF"/>
+              </w:rPr>
+              <w:t>p</w:t>
+            </w:r>
+          </w:p>
+        </w:tc>
+        <w:tc>
+          <w:tcPr>
+            <w:tcW w:type="dxa" w:w="1344"/>
+            <w:shd w:val="clear" w:color="auto" w:fill="2563EB"/>
+          </w:tcPr>
+          <w:p>
+            <w:r/>
+            <w:r>
+              <w:rPr>
+                <w:b/>
+                <w:color w:val="FFFFFF"/>
+              </w:rPr>
+              <w:t>d Cohen</w:t>
+            </w:r>
+          </w:p>
+        </w:tc>
+        <w:tc>
+          <w:tcPr>
+            <w:tcW w:type="dxa" w:w="1344"/>
+            <w:shd w:val="clear" w:color="auto" w:fill="2563EB"/>
+          </w:tcPr>
+          <w:p>
+            <w:r/>
+            <w:r>
+              <w:rPr>
+                <w:b/>
+                <w:color w:val="FFFFFF"/>
+              </w:rPr>
+              <w:t>Decisión</w:t>
+            </w:r>
+          </w:p>
+        </w:tc>
+      </w:tr>
+      <w:tr>
+        <w:tc>
+          <w:tcPr>
+            <w:tcW w:type="dxa" w:w="1344"/>
+          </w:tcPr>
+          <w:p>
+            <w:r/>
+            <w:r>
+              <w:t>H1</w:t>
+            </w:r>
+          </w:p>
+        </w:tc>
+        <w:tc>
+          <w:tcPr>
+            <w:tcW w:type="dxa" w:w="1344"/>
+          </w:tcPr>
+          <w:p>
+            <w:r/>
+            <w:r>
+              <w:t>IID</w:t>
+            </w:r>
+          </w:p>
+        </w:tc>
+        <w:tc>
+          <w:tcPr>
+            <w:tcW w:type="dxa" w:w="1344"/>
+          </w:tcPr>
+          <w:p>
+            <w:r/>
+            <w:r>
+              <w:rPr>
+                <w:b/>
+              </w:rPr>
+              <w:t>10.542</w:t>
+            </w:r>
+          </w:p>
+        </w:tc>
+        <w:tc>
+          <w:tcPr>
+            <w:tcW w:type="dxa" w:w="1344"/>
+          </w:tcPr>
+          <w:p>
+            <w:r/>
+            <w:r>
+              <w:t>1.7139</w:t>
+            </w:r>
+          </w:p>
+        </w:tc>
+        <w:tc>
+          <w:tcPr>
+            <w:tcW w:type="dxa" w:w="1344"/>
+          </w:tcPr>
+          <w:p>
+            <w:r/>
+            <w:r>
+              <w:t>&lt; 0.001</w:t>
+            </w:r>
+          </w:p>
+        </w:tc>
+        <w:tc>
+          <w:tcPr>
+            <w:tcW w:type="dxa" w:w="1344"/>
+          </w:tcPr>
+          <w:p>
+            <w:r/>
+            <w:r>
+              <w:t>2.152</w:t>
+            </w:r>
+          </w:p>
+        </w:tc>
+        <w:tc>
+          <w:tcPr>
+            <w:tcW w:type="dxa" w:w="1344"/>
+          </w:tcPr>
+          <w:p>
+            <w:r/>
+            <w:r>
+              <w:t>✅ Acepta Hₐ</w:t>
+            </w:r>
+          </w:p>
+        </w:tc>
+      </w:tr>
+      <w:tr>
+        <w:tc>
+          <w:tcPr>
+            <w:tcW w:type="dxa" w:w="1344"/>
+          </w:tcPr>
+          <w:p>
+            <w:r/>
+            <w:r>
+              <w:t>H2</w:t>
+            </w:r>
+          </w:p>
+        </w:tc>
+        <w:tc>
+          <w:tcPr>
+            <w:tcW w:type="dxa" w:w="1344"/>
+          </w:tcPr>
+          <w:p>
+            <w:r/>
+            <w:r>
+              <w:t>CHR</w:t>
+            </w:r>
+          </w:p>
+        </w:tc>
+        <w:tc>
+          <w:tcPr>
+            <w:tcW w:type="dxa" w:w="1344"/>
+          </w:tcPr>
+          <w:p>
+            <w:r/>
+            <w:r>
+              <w:rPr>
+                <w:b/>
+              </w:rPr>
+              <w:t>9.168</w:t>
+            </w:r>
+          </w:p>
+        </w:tc>
+        <w:tc>
+          <w:tcPr>
+            <w:tcW w:type="dxa" w:w="1344"/>
+          </w:tcPr>
+          <w:p>
+            <w:r/>
+            <w:r>
+              <w:t>1.7139</w:t>
+            </w:r>
+          </w:p>
+        </w:tc>
+        <w:tc>
+          <w:tcPr>
+            <w:tcW w:type="dxa" w:w="1344"/>
+          </w:tcPr>
+          <w:p>
+            <w:r/>
+            <w:r>
+              <w:t>&lt; 0.001</w:t>
+            </w:r>
+          </w:p>
+        </w:tc>
+        <w:tc>
+          <w:tcPr>
+            <w:tcW w:type="dxa" w:w="1344"/>
+          </w:tcPr>
+          <w:p>
+            <w:r/>
+            <w:r>
+              <w:t>1.871</w:t>
+            </w:r>
+          </w:p>
+        </w:tc>
+        <w:tc>
+          <w:tcPr>
+            <w:tcW w:type="dxa" w:w="1344"/>
+          </w:tcPr>
+          <w:p>
+            <w:r/>
+            <w:r>
+              <w:t>✅ Acepta Hₐ</w:t>
+            </w:r>
+          </w:p>
+        </w:tc>
+      </w:tr>
+      <w:tr>
+        <w:tc>
+          <w:tcPr>
+            <w:tcW w:type="dxa" w:w="1344"/>
+          </w:tcPr>
+          <w:p>
+            <w:r/>
+            <w:r>
+              <w:t>H3</w:t>
+            </w:r>
+          </w:p>
+        </w:tc>
+        <w:tc>
+          <w:tcPr>
+            <w:tcW w:type="dxa" w:w="1344"/>
+          </w:tcPr>
+          <w:p>
+            <w:r/>
+            <w:r>
+              <w:t>TDE</w:t>
+            </w:r>
+          </w:p>
+        </w:tc>
+        <w:tc>
+          <w:tcPr>
+            <w:tcW w:type="dxa" w:w="1344"/>
+          </w:tcPr>
+          <w:p>
+            <w:r/>
+            <w:r>
+              <w:rPr>
+                <w:b/>
+              </w:rPr>
+              <w:t>10.329</w:t>
+            </w:r>
+          </w:p>
+        </w:tc>
+        <w:tc>
+          <w:tcPr>
+            <w:tcW w:type="dxa" w:w="1344"/>
+          </w:tcPr>
+          <w:p>
+            <w:r/>
+            <w:r>
+              <w:t>1.7139</w:t>
+            </w:r>
+          </w:p>
+        </w:tc>
+        <w:tc>
+          <w:tcPr>
+            <w:tcW w:type="dxa" w:w="1344"/>
+          </w:tcPr>
+          <w:p>
+            <w:r/>
+            <w:r>
+              <w:t>&lt; 0.001</w:t>
+            </w:r>
+          </w:p>
+        </w:tc>
+        <w:tc>
+          <w:tcPr>
+            <w:tcW w:type="dxa" w:w="1344"/>
+          </w:tcPr>
+          <w:p>
+            <w:r/>
+            <w:r>
+              <w:t>2.108</w:t>
+            </w:r>
+          </w:p>
+        </w:tc>
+        <w:tc>
+          <w:tcPr>
+            <w:tcW w:type="dxa" w:w="1344"/>
+          </w:tcPr>
+          <w:p>
+            <w:r/>
+            <w:r>
+              <w:t>✅ Acepta Hₐ</w:t>
+            </w:r>
+          </w:p>
+        </w:tc>
+      </w:tr>
+    </w:tbl>
+    <w:p/>
+    <w:p>
+      <w:r>
+        <w:rPr>
+          <w:b/>
+        </w:rPr>
+        <w:t>Conclusión del Capítulo III</w:t>
+      </w:r>
+      <w:r>
+        <w:t xml:space="preserve">: Los resultados estadísticos demuestran que el aplicativo móvil EcoRoute, implementado sobre el modelo metodológico Scrum + arquitectura hexagonal y desplegado en la empresa Grupo Micotrans S.A.C., </w:t>
+      </w:r>
+      <w:r>
+        <w:rPr>
+          <w:b/>
+        </w:rPr>
+        <w:t>incrementa significativamente los tres indicadores</w:t>
+      </w:r>
+      <w:r>
+        <w:t xml:space="preserve"> que componen la variable dependiente "gestión administrativa" (IID, CHR, TDE), con magnitudes de efecto </w:t>
+      </w:r>
+      <w:r>
+        <w:rPr>
+          <w:b/>
+        </w:rPr>
+        <w:t>muy grandes</w:t>
+      </w:r>
+      <w:r>
+        <w:t xml:space="preserve"> (d de Cohen &gt; 1.85 en los tres casos) y nivel de significancia bilateral p &lt; 0.001. Por lo tanto, </w:t>
+      </w:r>
+      <w:r>
+        <w:rPr>
+          <w:b/>
+        </w:rPr>
+        <w:t>se cumple la hipótesis general</w:t>
+      </w:r>
+      <w:r>
+        <w:t xml:space="preserve"> del estudio: el aplicativo móvil influye significativamente en la gestión administrativa de Grupo Micotrans S.A.C.</w:t>
       </w:r>
     </w:p>
     <w:p>
@@ -3128,7 +5516,7 @@
           <w:i/>
           <w:color w:val="64748B"/>
         </w:rPr>
-        <w:t>**Nota metodológica de reproducibilidad:** Los datos del pre-test provienen del registro físico real entregado por el área administrativa de Grupo Micotrans S.A.C. (archivo "REGISTROS SOLICITADOS-MICOTRANS S.A.C - Hoja 1.csv") y fueron cargados al sistema mediante el script `micotrans_pretest_real.sql`. Los datos del post-test fueron generados por la operación del sistema EcoRoute en el periodo 20/04/2026 – 31/05/2026 y consultados mediante los endpoints `/reports/kpi/{iid|chr|tde}`. Las fichas exportables (CSV y PDF) están disponibles desde el panel administrativo en la sección *Reportes → KPIs de Gestión Administrativa (Tesis)*.</w:t>
+        <w:t>**Nota metodológica de reproducibilidad**: Los datos del pre-test provienen del registro físico real entregado por el área administrativa de Grupo Micotrans S.A.C. (archivo `REGISTROS SOLICITADOS-MICOTRANS S.A.C - Hoja 1.csv`, 150 filas) y fueron cargados al sistema mediante el script `micotrans_pretest_real.sql`. Los datos del post-test fueron generados por la operación del sistema EcoRoute en el periodo 20/04/2026 – 16/05/2026 y consultados mediante los endpoints `/reports/kpi/{iid|chr|tde}` del backend Spring Boot. Las fichas exportables (CSV y PDF) están disponibles desde el panel administrativo en *Reportes → KPIs de Gestión Administrativa (Tesis)*. El script `tesis_entregables/analisis_estadistico.py` recalcula todos los estadísticos presentados de manera reproducible.</w:t>
       </w:r>
     </w:p>
     <w:sectPr>

--- a/tesis_entregables/docx/Capitulo_3_Resultados.docx
+++ b/tesis_entregables/docx/Capitulo_3_Resultados.docx
@@ -614,11 +614,50 @@
       </w:r>
     </w:p>
     <w:p>
+      <w:pPr>
+        <w:jc w:val="center"/>
+      </w:pPr>
+      <w:r>
+        <w:drawing>
+          <wp:inline xmlns:a="http://schemas.openxmlformats.org/drawingml/2006/main" xmlns:pic="http://schemas.openxmlformats.org/drawingml/2006/picture">
+            <wp:extent cx="5486400" cy="3698199"/>
+            <wp:docPr id="1" name="Picture 1"/>
+            <wp:cNvGraphicFramePr>
+              <a:graphicFrameLocks noChangeAspect="1"/>
+            </wp:cNvGraphicFramePr>
+            <a:graphic>
+              <a:graphicData uri="http://schemas.openxmlformats.org/drawingml/2006/picture">
+                <pic:pic>
+                  <pic:nvPicPr>
+                    <pic:cNvPr id="0" name="FIG_14_BARRAS_IID.png"/>
+                    <pic:cNvPicPr/>
+                  </pic:nvPicPr>
+                  <pic:blipFill>
+                    <a:blip r:embed="rId9"/>
+                    <a:stretch>
+                      <a:fillRect/>
+                    </a:stretch>
+                  </pic:blipFill>
+                  <pic:spPr>
+                    <a:xfrm>
+                      <a:off x="0" y="0"/>
+                      <a:ext cx="5486400" cy="3698199"/>
+                    </a:xfrm>
+                    <a:prstGeom prst="rect"/>
+                  </pic:spPr>
+                </pic:pic>
+              </a:graphicData>
+            </a:graphic>
+          </wp:inline>
+        </w:drawing>
+      </w:r>
+    </w:p>
+    <w:p>
       <w:r>
         <w:rPr>
           <w:i/>
         </w:rPr>
-        <w:t>Gráfico de barras (elaborado en Excel) que muestra las medias del IID por fase del estudio. La diferencia de +38.80 pp evidencia un crecimiento sustancial del indicador con la implementación del sistema.</w:t>
+        <w:t>Fuente: Elaboración propia. Gráfico de barras 3D que muestra las medias del IID por fase del estudio. La diferencia de +38.80 pp evidencia un crecimiento sustancial del indicador con la implementación del sistema.</w:t>
       </w:r>
     </w:p>
     <w:p>
@@ -995,11 +1034,50 @@
       </w:r>
     </w:p>
     <w:p>
+      <w:pPr>
+        <w:jc w:val="center"/>
+      </w:pPr>
+      <w:r>
+        <w:drawing>
+          <wp:inline xmlns:a="http://schemas.openxmlformats.org/drawingml/2006/main" xmlns:pic="http://schemas.openxmlformats.org/drawingml/2006/picture">
+            <wp:extent cx="5486400" cy="3713187"/>
+            <wp:docPr id="2" name="Picture 2"/>
+            <wp:cNvGraphicFramePr>
+              <a:graphicFrameLocks noChangeAspect="1"/>
+            </wp:cNvGraphicFramePr>
+            <a:graphic>
+              <a:graphicData uri="http://schemas.openxmlformats.org/drawingml/2006/picture">
+                <pic:pic>
+                  <pic:nvPicPr>
+                    <pic:cNvPr id="0" name="FIG_15_BARRAS_CHR.png"/>
+                    <pic:cNvPicPr/>
+                  </pic:nvPicPr>
+                  <pic:blipFill>
+                    <a:blip r:embed="rId10"/>
+                    <a:stretch>
+                      <a:fillRect/>
+                    </a:stretch>
+                  </pic:blipFill>
+                  <pic:spPr>
+                    <a:xfrm>
+                      <a:off x="0" y="0"/>
+                      <a:ext cx="5486400" cy="3713187"/>
+                    </a:xfrm>
+                    <a:prstGeom prst="rect"/>
+                  </pic:spPr>
+                </pic:pic>
+              </a:graphicData>
+            </a:graphic>
+          </wp:inline>
+        </w:drawing>
+      </w:r>
+    </w:p>
+    <w:p>
       <w:r>
         <w:rPr>
           <w:i/>
         </w:rPr>
-        <w:t>Gráfico de barras comparativo del CHR antes y después de la implementación del aplicativo.</w:t>
+        <w:t>Fuente: Elaboración propia. Gráfico de barras 3D comparativo del CHR antes y después de la implementación del aplicativo. Incremento absoluto de +27.85 pp.</w:t>
       </w:r>
     </w:p>
     <w:p>
@@ -1376,11 +1454,50 @@
       </w:r>
     </w:p>
     <w:p>
+      <w:pPr>
+        <w:jc w:val="center"/>
+      </w:pPr>
+      <w:r>
+        <w:drawing>
+          <wp:inline xmlns:a="http://schemas.openxmlformats.org/drawingml/2006/main" xmlns:pic="http://schemas.openxmlformats.org/drawingml/2006/picture">
+            <wp:extent cx="5486400" cy="3561628"/>
+            <wp:docPr id="3" name="Picture 3"/>
+            <wp:cNvGraphicFramePr>
+              <a:graphicFrameLocks noChangeAspect="1"/>
+            </wp:cNvGraphicFramePr>
+            <a:graphic>
+              <a:graphicData uri="http://schemas.openxmlformats.org/drawingml/2006/picture">
+                <pic:pic>
+                  <pic:nvPicPr>
+                    <pic:cNvPr id="0" name="FIG_16_BARRAS_TDE.png"/>
+                    <pic:cNvPicPr/>
+                  </pic:nvPicPr>
+                  <pic:blipFill>
+                    <a:blip r:embed="rId11"/>
+                    <a:stretch>
+                      <a:fillRect/>
+                    </a:stretch>
+                  </pic:blipFill>
+                  <pic:spPr>
+                    <a:xfrm>
+                      <a:off x="0" y="0"/>
+                      <a:ext cx="5486400" cy="3561628"/>
+                    </a:xfrm>
+                    <a:prstGeom prst="rect"/>
+                  </pic:spPr>
+                </pic:pic>
+              </a:graphicData>
+            </a:graphic>
+          </wp:inline>
+        </w:drawing>
+      </w:r>
+    </w:p>
+    <w:p>
       <w:r>
         <w:rPr>
           <w:i/>
         </w:rPr>
-        <w:t>Gráfico de barras comparativo del TDE antes y después de la implementación del aplicativo.</w:t>
+        <w:t>Fuente: Elaboración propia. Gráfico de barras 3D comparativo del TDE antes y después de la implementación del aplicativo. Incremento absoluto de +41.61 pp (el mayor de los tres indicadores).</w:t>
       </w:r>
     </w:p>
     <w:p>
@@ -2414,7 +2531,257 @@
         <w:rPr>
           <w:b/>
         </w:rPr>
-        <w:t>Figuras 17, 18 y 19. Histogramas con curva normal — IID, CHR, TDE</w:t>
+        <w:t>Figura 17. Histograma con curva normal — IID (Pre-Test y Post-Test)</w:t>
+      </w:r>
+    </w:p>
+    <w:p>
+      <w:pPr>
+        <w:jc w:val="center"/>
+      </w:pPr>
+      <w:r>
+        <w:drawing>
+          <wp:inline xmlns:a="http://schemas.openxmlformats.org/drawingml/2006/main" xmlns:pic="http://schemas.openxmlformats.org/drawingml/2006/picture">
+            <wp:extent cx="5486400" cy="3926541"/>
+            <wp:docPr id="4" name="Picture 4"/>
+            <wp:cNvGraphicFramePr>
+              <a:graphicFrameLocks noChangeAspect="1"/>
+            </wp:cNvGraphicFramePr>
+            <a:graphic>
+              <a:graphicData uri="http://schemas.openxmlformats.org/drawingml/2006/picture">
+                <pic:pic>
+                  <pic:nvPicPr>
+                    <pic:cNvPr id="0" name="FIG_17_HIST_IID_pre.png"/>
+                    <pic:cNvPicPr/>
+                  </pic:nvPicPr>
+                  <pic:blipFill>
+                    <a:blip r:embed="rId12"/>
+                    <a:stretch>
+                      <a:fillRect/>
+                    </a:stretch>
+                  </pic:blipFill>
+                  <pic:spPr>
+                    <a:xfrm>
+                      <a:off x="0" y="0"/>
+                      <a:ext cx="5486400" cy="3926541"/>
+                    </a:xfrm>
+                    <a:prstGeom prst="rect"/>
+                  </pic:spPr>
+                </pic:pic>
+              </a:graphicData>
+            </a:graphic>
+          </wp:inline>
+        </w:drawing>
+      </w:r>
+    </w:p>
+    <w:p>
+      <w:pPr>
+        <w:jc w:val="center"/>
+      </w:pPr>
+      <w:r>
+        <w:drawing>
+          <wp:inline xmlns:a="http://schemas.openxmlformats.org/drawingml/2006/main" xmlns:pic="http://schemas.openxmlformats.org/drawingml/2006/picture">
+            <wp:extent cx="5486400" cy="3926541"/>
+            <wp:docPr id="5" name="Picture 5"/>
+            <wp:cNvGraphicFramePr>
+              <a:graphicFrameLocks noChangeAspect="1"/>
+            </wp:cNvGraphicFramePr>
+            <a:graphic>
+              <a:graphicData uri="http://schemas.openxmlformats.org/drawingml/2006/picture">
+                <pic:pic>
+                  <pic:nvPicPr>
+                    <pic:cNvPr id="0" name="FIG_67_HIST_IID_post.png"/>
+                    <pic:cNvPicPr/>
+                  </pic:nvPicPr>
+                  <pic:blipFill>
+                    <a:blip r:embed="rId13"/>
+                    <a:stretch>
+                      <a:fillRect/>
+                    </a:stretch>
+                  </pic:blipFill>
+                  <pic:spPr>
+                    <a:xfrm>
+                      <a:off x="0" y="0"/>
+                      <a:ext cx="5486400" cy="3926541"/>
+                    </a:xfrm>
+                    <a:prstGeom prst="rect"/>
+                  </pic:spPr>
+                </pic:pic>
+              </a:graphicData>
+            </a:graphic>
+          </wp:inline>
+        </w:drawing>
+      </w:r>
+    </w:p>
+    <w:p>
+      <w:r>
+        <w:rPr>
+          <w:b/>
+        </w:rPr>
+        <w:t>Figura 18. Histograma con curva normal — CHR (Pre-Test y Post-Test)</w:t>
+      </w:r>
+    </w:p>
+    <w:p>
+      <w:pPr>
+        <w:jc w:val="center"/>
+      </w:pPr>
+      <w:r>
+        <w:drawing>
+          <wp:inline xmlns:a="http://schemas.openxmlformats.org/drawingml/2006/main" xmlns:pic="http://schemas.openxmlformats.org/drawingml/2006/picture">
+            <wp:extent cx="5486400" cy="3926541"/>
+            <wp:docPr id="6" name="Picture 6"/>
+            <wp:cNvGraphicFramePr>
+              <a:graphicFrameLocks noChangeAspect="1"/>
+            </wp:cNvGraphicFramePr>
+            <a:graphic>
+              <a:graphicData uri="http://schemas.openxmlformats.org/drawingml/2006/picture">
+                <pic:pic>
+                  <pic:nvPicPr>
+                    <pic:cNvPr id="0" name="FIG_18_HIST_CHR_pre.png"/>
+                    <pic:cNvPicPr/>
+                  </pic:nvPicPr>
+                  <pic:blipFill>
+                    <a:blip r:embed="rId14"/>
+                    <a:stretch>
+                      <a:fillRect/>
+                    </a:stretch>
+                  </pic:blipFill>
+                  <pic:spPr>
+                    <a:xfrm>
+                      <a:off x="0" y="0"/>
+                      <a:ext cx="5486400" cy="3926541"/>
+                    </a:xfrm>
+                    <a:prstGeom prst="rect"/>
+                  </pic:spPr>
+                </pic:pic>
+              </a:graphicData>
+            </a:graphic>
+          </wp:inline>
+        </w:drawing>
+      </w:r>
+    </w:p>
+    <w:p>
+      <w:pPr>
+        <w:jc w:val="center"/>
+      </w:pPr>
+      <w:r>
+        <w:drawing>
+          <wp:inline xmlns:a="http://schemas.openxmlformats.org/drawingml/2006/main" xmlns:pic="http://schemas.openxmlformats.org/drawingml/2006/picture">
+            <wp:extent cx="5486400" cy="3926541"/>
+            <wp:docPr id="7" name="Picture 7"/>
+            <wp:cNvGraphicFramePr>
+              <a:graphicFrameLocks noChangeAspect="1"/>
+            </wp:cNvGraphicFramePr>
+            <a:graphic>
+              <a:graphicData uri="http://schemas.openxmlformats.org/drawingml/2006/picture">
+                <pic:pic>
+                  <pic:nvPicPr>
+                    <pic:cNvPr id="0" name="FIG_68_HIST_CHR_post.png"/>
+                    <pic:cNvPicPr/>
+                  </pic:nvPicPr>
+                  <pic:blipFill>
+                    <a:blip r:embed="rId15"/>
+                    <a:stretch>
+                      <a:fillRect/>
+                    </a:stretch>
+                  </pic:blipFill>
+                  <pic:spPr>
+                    <a:xfrm>
+                      <a:off x="0" y="0"/>
+                      <a:ext cx="5486400" cy="3926541"/>
+                    </a:xfrm>
+                    <a:prstGeom prst="rect"/>
+                  </pic:spPr>
+                </pic:pic>
+              </a:graphicData>
+            </a:graphic>
+          </wp:inline>
+        </w:drawing>
+      </w:r>
+    </w:p>
+    <w:p>
+      <w:r>
+        <w:rPr>
+          <w:b/>
+        </w:rPr>
+        <w:t>Figura 19. Histograma con curva normal — TDE (Pre-Test y Post-Test)</w:t>
+      </w:r>
+    </w:p>
+    <w:p>
+      <w:pPr>
+        <w:jc w:val="center"/>
+      </w:pPr>
+      <w:r>
+        <w:drawing>
+          <wp:inline xmlns:a="http://schemas.openxmlformats.org/drawingml/2006/main" xmlns:pic="http://schemas.openxmlformats.org/drawingml/2006/picture">
+            <wp:extent cx="5486400" cy="3926541"/>
+            <wp:docPr id="8" name="Picture 8"/>
+            <wp:cNvGraphicFramePr>
+              <a:graphicFrameLocks noChangeAspect="1"/>
+            </wp:cNvGraphicFramePr>
+            <a:graphic>
+              <a:graphicData uri="http://schemas.openxmlformats.org/drawingml/2006/picture">
+                <pic:pic>
+                  <pic:nvPicPr>
+                    <pic:cNvPr id="0" name="FIG_19_HIST_TDE_pre.png"/>
+                    <pic:cNvPicPr/>
+                  </pic:nvPicPr>
+                  <pic:blipFill>
+                    <a:blip r:embed="rId16"/>
+                    <a:stretch>
+                      <a:fillRect/>
+                    </a:stretch>
+                  </pic:blipFill>
+                  <pic:spPr>
+                    <a:xfrm>
+                      <a:off x="0" y="0"/>
+                      <a:ext cx="5486400" cy="3926541"/>
+                    </a:xfrm>
+                    <a:prstGeom prst="rect"/>
+                  </pic:spPr>
+                </pic:pic>
+              </a:graphicData>
+            </a:graphic>
+          </wp:inline>
+        </w:drawing>
+      </w:r>
+    </w:p>
+    <w:p>
+      <w:pPr>
+        <w:jc w:val="center"/>
+      </w:pPr>
+      <w:r>
+        <w:drawing>
+          <wp:inline xmlns:a="http://schemas.openxmlformats.org/drawingml/2006/main" xmlns:pic="http://schemas.openxmlformats.org/drawingml/2006/picture">
+            <wp:extent cx="5486400" cy="3926541"/>
+            <wp:docPr id="9" name="Picture 9"/>
+            <wp:cNvGraphicFramePr>
+              <a:graphicFrameLocks noChangeAspect="1"/>
+            </wp:cNvGraphicFramePr>
+            <a:graphic>
+              <a:graphicData uri="http://schemas.openxmlformats.org/drawingml/2006/picture">
+                <pic:pic>
+                  <pic:nvPicPr>
+                    <pic:cNvPr id="0" name="FIG_69_HIST_TDE_post.png"/>
+                    <pic:cNvPicPr/>
+                  </pic:nvPicPr>
+                  <pic:blipFill>
+                    <a:blip r:embed="rId17"/>
+                    <a:stretch>
+                      <a:fillRect/>
+                    </a:stretch>
+                  </pic:blipFill>
+                  <pic:spPr>
+                    <a:xfrm>
+                      <a:off x="0" y="0"/>
+                      <a:ext cx="5486400" cy="3926541"/>
+                    </a:xfrm>
+                    <a:prstGeom prst="rect"/>
+                  </pic:spPr>
+                </pic:pic>
+              </a:graphicData>
+            </a:graphic>
+          </wp:inline>
+        </w:drawing>
       </w:r>
     </w:p>
     <w:p>
@@ -2422,7 +2789,7 @@
         <w:rPr>
           <w:i/>
         </w:rPr>
-        <w:t>Histogramas generados con SPSS (Analizar → Frecuencias → Gráficos → Histogramas con curva normal) que muestran la distribución de los porcentajes diarios por indicador y por fase del estudio.</w:t>
+        <w:t>Fuente: Elaboración propia. Histogramas generados siguiendo el procedimiento SPSS (Analizar → Frecuencias → Gráficos → Histogramas con curva normal) que muestran la distribución de los porcentajes diarios por indicador y por fase del estudio.</w:t>
       </w:r>
     </w:p>
     <w:p>
@@ -3250,11 +3617,50 @@
       </w:r>
     </w:p>
     <w:p>
+      <w:pPr>
+        <w:jc w:val="center"/>
+      </w:pPr>
+      <w:r>
+        <w:drawing>
+          <wp:inline xmlns:a="http://schemas.openxmlformats.org/drawingml/2006/main" xmlns:pic="http://schemas.openxmlformats.org/drawingml/2006/picture">
+            <wp:extent cx="5486400" cy="2746963"/>
+            <wp:docPr id="10" name="Picture 10"/>
+            <wp:cNvGraphicFramePr>
+              <a:graphicFrameLocks noChangeAspect="1"/>
+            </wp:cNvGraphicFramePr>
+            <a:graphic>
+              <a:graphicData uri="http://schemas.openxmlformats.org/drawingml/2006/picture">
+                <pic:pic>
+                  <pic:nvPicPr>
+                    <pic:cNvPr id="0" name="FIG_20_TSTUDENT_IID.png"/>
+                    <pic:cNvPicPr/>
+                  </pic:nvPicPr>
+                  <pic:blipFill>
+                    <a:blip r:embed="rId18"/>
+                    <a:stretch>
+                      <a:fillRect/>
+                    </a:stretch>
+                  </pic:blipFill>
+                  <pic:spPr>
+                    <a:xfrm>
+                      <a:off x="0" y="0"/>
+                      <a:ext cx="5486400" cy="2746963"/>
+                    </a:xfrm>
+                    <a:prstGeom prst="rect"/>
+                  </pic:spPr>
+                </pic:pic>
+              </a:graphicData>
+            </a:graphic>
+          </wp:inline>
+        </w:drawing>
+      </w:r>
+    </w:p>
+    <w:p>
       <w:r>
         <w:rPr>
           <w:i/>
         </w:rPr>
-        <w:t>Como se observa en la Figura 20, el valor calculado del estadístico T (10.542) cae claramente en la zona de rechazo, muy por encima del valor crítico de 1.7139 con 23 grados de libertad y un nivel de confianza del 95%.</w:t>
+        <w:t>Fuente: Elaboración propia. Como se observa, el valor calculado del estadístico T (Tc = 10.542) cae claramente en la zona de rechazo (área sombreada en rojo), muy por encima del valor crítico de 1.7139 con 23 grados de libertad y un nivel de confianza del 95%.</w:t>
       </w:r>
     </w:p>
     <w:p>
@@ -3971,11 +4377,50 @@
       </w:r>
     </w:p>
     <w:p>
+      <w:pPr>
+        <w:jc w:val="center"/>
+      </w:pPr>
+      <w:r>
+        <w:drawing>
+          <wp:inline xmlns:a="http://schemas.openxmlformats.org/drawingml/2006/main" xmlns:pic="http://schemas.openxmlformats.org/drawingml/2006/picture">
+            <wp:extent cx="5486400" cy="2921278"/>
+            <wp:docPr id="11" name="Picture 11"/>
+            <wp:cNvGraphicFramePr>
+              <a:graphicFrameLocks noChangeAspect="1"/>
+            </wp:cNvGraphicFramePr>
+            <a:graphic>
+              <a:graphicData uri="http://schemas.openxmlformats.org/drawingml/2006/picture">
+                <pic:pic>
+                  <pic:nvPicPr>
+                    <pic:cNvPr id="0" name="FIG_21_TSTUDENT_CHR.png"/>
+                    <pic:cNvPicPr/>
+                  </pic:nvPicPr>
+                  <pic:blipFill>
+                    <a:blip r:embed="rId19"/>
+                    <a:stretch>
+                      <a:fillRect/>
+                    </a:stretch>
+                  </pic:blipFill>
+                  <pic:spPr>
+                    <a:xfrm>
+                      <a:off x="0" y="0"/>
+                      <a:ext cx="5486400" cy="2921278"/>
+                    </a:xfrm>
+                    <a:prstGeom prst="rect"/>
+                  </pic:spPr>
+                </pic:pic>
+              </a:graphicData>
+            </a:graphic>
+          </wp:inline>
+        </w:drawing>
+      </w:r>
+    </w:p>
+    <w:p>
       <w:r>
         <w:rPr>
           <w:i/>
         </w:rPr>
-        <w:t>El valor calculado (9.168) cae en la zona de rechazo, superando ampliamente el valor crítico de 1.7139.</w:t>
+        <w:t>Fuente: Elaboración propia. El valor calculado (Tc = 9.168) cae en la zona de rechazo (área sombreada), superando ampliamente el valor crítico de 1.7139.</w:t>
       </w:r>
     </w:p>
     <w:p>
@@ -4692,11 +5137,50 @@
       </w:r>
     </w:p>
     <w:p>
+      <w:pPr>
+        <w:jc w:val="center"/>
+      </w:pPr>
+      <w:r>
+        <w:drawing>
+          <wp:inline xmlns:a="http://schemas.openxmlformats.org/drawingml/2006/main" xmlns:pic="http://schemas.openxmlformats.org/drawingml/2006/picture">
+            <wp:extent cx="5486400" cy="2767845"/>
+            <wp:docPr id="12" name="Picture 12"/>
+            <wp:cNvGraphicFramePr>
+              <a:graphicFrameLocks noChangeAspect="1"/>
+            </wp:cNvGraphicFramePr>
+            <a:graphic>
+              <a:graphicData uri="http://schemas.openxmlformats.org/drawingml/2006/picture">
+                <pic:pic>
+                  <pic:nvPicPr>
+                    <pic:cNvPr id="0" name="FIG_22_TSTUDENT_TDE.png"/>
+                    <pic:cNvPicPr/>
+                  </pic:nvPicPr>
+                  <pic:blipFill>
+                    <a:blip r:embed="rId20"/>
+                    <a:stretch>
+                      <a:fillRect/>
+                    </a:stretch>
+                  </pic:blipFill>
+                  <pic:spPr>
+                    <a:xfrm>
+                      <a:off x="0" y="0"/>
+                      <a:ext cx="5486400" cy="2767845"/>
+                    </a:xfrm>
+                    <a:prstGeom prst="rect"/>
+                  </pic:spPr>
+                </pic:pic>
+              </a:graphicData>
+            </a:graphic>
+          </wp:inline>
+        </w:drawing>
+      </w:r>
+    </w:p>
+    <w:p>
       <w:r>
         <w:rPr>
           <w:i/>
         </w:rPr>
-        <w:t>El valor calculado (10.329) cae en la zona de rechazo, muy por encima del valor crítico de 1.7139.</w:t>
+        <w:t>Fuente: Elaboración propia. El valor calculado (Tc = 10.329) cae en la zona de rechazo, muy por encima del valor crítico de 1.7139.</w:t>
       </w:r>
     </w:p>
     <w:p>
